--- a/crypto document 1.docx
+++ b/crypto document 1.docx
@@ -4,7 +4,7 @@
   <w:body>
     <w:p>
       <w:pPr>
-        <w:ind w:left="130"/>
+        <w:ind w:left="426" w:hanging="296"/>
         <w:rPr>
           <w:sz w:val="20"/>
         </w:rPr>
@@ -242,7 +242,13 @@
         <w:rPr>
           <w:spacing w:val="-2"/>
         </w:rPr>
-        <w:t>24BIT152</w:t>
+        <w:t>24BIT1</w:t>
+      </w:r>
+      <w:r>
+        <w:rPr>
+          <w:spacing w:val="-2"/>
+        </w:rPr>
+        <w:t>44</w:t>
       </w:r>
     </w:p>
     <w:p>
@@ -678,7 +684,17 @@
           <w:szCs w:val="28"/>
           <w:lang w:val="en-IN"/>
         </w:rPr>
-        <w:t>[Trainer Aravind]</w:t>
+        <w:t>Aravind</w:t>
+      </w:r>
+      <w:r>
+        <w:rPr>
+          <w:b/>
+          <w:bCs/>
+          <w:sz w:val="28"/>
+          <w:szCs w:val="28"/>
+          <w:lang w:val="en-IN"/>
+        </w:rPr>
+        <w:t xml:space="preserve"> B</w:t>
       </w:r>
       <w:r>
         <w:rPr>
@@ -730,7 +746,13 @@
         <w:ind w:right="8791"/>
       </w:pPr>
       <w:r>
-        <w:t xml:space="preserve">April 2026 </w:t>
+        <w:t>April 2026</w:t>
+      </w:r>
+      <w:r>
+        <w:t xml:space="preserve">                                                                                                                               </w:t>
+      </w:r>
+      <w:r>
+        <w:t xml:space="preserve"> </w:t>
       </w:r>
     </w:p>
     <w:p>
@@ -738,6 +760,9 @@
         <w:pStyle w:val="BodyText"/>
         <w:spacing w:line="520" w:lineRule="auto"/>
         <w:ind w:right="8791"/>
+        <w:rPr>
+          <w:spacing w:val="-2"/>
+        </w:rPr>
       </w:pPr>
       <w:r>
         <w:rPr>
@@ -745,6 +770,23 @@
         </w:rPr>
         <w:t>Coimbator</w:t>
       </w:r>
+      <w:r>
+        <w:rPr>
+          <w:spacing w:val="-2"/>
+        </w:rPr>
+        <w:t>e</w:t>
+      </w:r>
+    </w:p>
+    <w:p>
+      <w:pPr>
+        <w:pStyle w:val="BodyText"/>
+        <w:spacing w:line="520" w:lineRule="auto"/>
+        <w:ind w:left="1440" w:right="8791"/>
+        <w:jc w:val="center"/>
+        <w:rPr>
+          <w:spacing w:val="-2"/>
+        </w:rPr>
+      </w:pPr>
       <w:r>
         <w:rPr>
           <w:noProof/>
@@ -753,13 +795,13 @@
         <mc:AlternateContent>
           <mc:Choice Requires="wps">
             <w:drawing>
-              <wp:anchor distT="0" distB="0" distL="0" distR="0" simplePos="0" relativeHeight="487587840" behindDoc="1" locked="0" layoutInCell="1" allowOverlap="1" wp14:anchorId="6AD51A0F" wp14:editId="0C55A990">
+              <wp:anchor distT="0" distB="0" distL="0" distR="0" simplePos="0" relativeHeight="487587840" behindDoc="1" locked="0" layoutInCell="1" allowOverlap="1" wp14:anchorId="6AD51A0F" wp14:editId="44465DA8">
                 <wp:simplePos x="0" y="0"/>
                 <wp:positionH relativeFrom="page">
-                  <wp:posOffset>5381624</wp:posOffset>
+                  <wp:posOffset>5339426</wp:posOffset>
                 </wp:positionH>
                 <wp:positionV relativeFrom="paragraph">
-                  <wp:posOffset>266155</wp:posOffset>
+                  <wp:posOffset>419735</wp:posOffset>
                 </wp:positionV>
                 <wp:extent cx="1828800" cy="1270"/>
                 <wp:effectExtent l="0" t="0" r="0" b="0"/>
@@ -817,7 +859,7 @@
           </mc:Choice>
           <mc:Fallback>
             <w:pict>
-              <v:shape w14:anchorId="3E4C6E1E" id="Graphic 2" o:spid="_x0000_s1026" style="position:absolute;margin-left:423.75pt;margin-top:20.95pt;width:2in;height:.1pt;z-index:-15728640;visibility:visible;mso-wrap-style:square;mso-wrap-distance-left:0;mso-wrap-distance-top:0;mso-wrap-distance-right:0;mso-wrap-distance-bottom:0;mso-position-horizontal:absolute;mso-position-horizontal-relative:page;mso-position-vertical:absolute;mso-position-vertical-relative:text;v-text-anchor:top" coordsize="1828800,1270" o:gfxdata="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" path="m,l1828799,e" filled="f" strokeweight=".17183mm">
+              <v:shape w14:anchorId="02C6AF36" id="Graphic 2" o:spid="_x0000_s1026" style="position:absolute;margin-left:420.45pt;margin-top:33.05pt;width:2in;height:.1pt;z-index:-15728640;visibility:visible;mso-wrap-style:square;mso-wrap-distance-left:0;mso-wrap-distance-top:0;mso-wrap-distance-right:0;mso-wrap-distance-bottom:0;mso-position-horizontal:absolute;mso-position-horizontal-relative:page;mso-position-vertical:absolute;mso-position-vertical-relative:text;v-text-anchor:top" coordsize="1828800,1270" o:gfxdata="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" path="m,l1828799,e" filled="f" strokeweight=".17183mm">
                 <v:path arrowok="t"/>
                 <w10:wrap type="topAndBottom" anchorx="page"/>
               </v:shape>
@@ -829,7 +871,28 @@
         <w:rPr>
           <w:spacing w:val="-2"/>
         </w:rPr>
-        <w:t>e</w:t>
+        <w:t xml:space="preserve">                                         </w:t>
+      </w:r>
+      <w:proofErr w:type="spellStart"/>
+      <w:r>
+        <w:rPr>
+          <w:spacing w:val="-2"/>
+        </w:rPr>
+        <w:t>sanjana</w:t>
+      </w:r>
+      <w:proofErr w:type="spellEnd"/>
+    </w:p>
+    <w:p>
+      <w:pPr>
+        <w:pStyle w:val="BodyText"/>
+        <w:spacing w:line="520" w:lineRule="auto"/>
+        <w:ind w:right="8791"/>
+      </w:pPr>
+      <w:r>
+        <w:rPr>
+          <w:spacing w:val="-2"/>
+        </w:rPr>
+        <w:t xml:space="preserve">                                                                                                                         </w:t>
       </w:r>
     </w:p>
     <w:p>
@@ -841,32 +904,8 @@
     <w:p>
       <w:pPr>
         <w:pStyle w:val="BodyText"/>
-        <w:ind w:right="425"/>
-        <w:jc w:val="right"/>
-      </w:pPr>
-      <w:r>
-        <w:rPr>
-          <w:spacing w:val="-4"/>
-        </w:rPr>
-        <w:t>(Your</w:t>
-      </w:r>
-      <w:r>
-        <w:rPr>
-          <w:spacing w:val="-5"/>
-        </w:rPr>
-        <w:t xml:space="preserve"> </w:t>
-      </w:r>
-      <w:r>
-        <w:rPr>
-          <w:spacing w:val="-2"/>
-        </w:rPr>
-        <w:t>Name)</w:t>
-      </w:r>
-    </w:p>
-    <w:p>
-      <w:pPr>
-        <w:pStyle w:val="BodyText"/>
-        <w:jc w:val="right"/>
+        <w:ind w:left="7920" w:right="425" w:firstLine="720"/>
+        <w:jc w:val="center"/>
         <w:sectPr>
           <w:pgSz w:w="11910" w:h="16840"/>
           <w:pgMar w:top="1820" w:right="425" w:bottom="280" w:left="425" w:header="720" w:footer="720" w:gutter="0"/>
@@ -890,6 +929,7 @@
       <w:pPr>
         <w:pStyle w:val="BodyText"/>
         <w:spacing w:before="8"/>
+        <w:ind w:left="284"/>
         <w:rPr>
           <w:b/>
           <w:sz w:val="28"/>
@@ -899,7 +939,7 @@
     <w:p>
       <w:pPr>
         <w:spacing w:before="84" w:line="312" w:lineRule="auto"/>
-        <w:ind w:left="129"/>
+        <w:ind w:left="567"/>
         <w:rPr>
           <w:sz w:val="28"/>
           <w:szCs w:val="28"/>
@@ -1075,6 +1115,7 @@
       <w:pPr>
         <w:pStyle w:val="BodyText"/>
         <w:spacing w:before="243"/>
+        <w:ind w:left="567"/>
         <w:rPr>
           <w:sz w:val="28"/>
           <w:szCs w:val="28"/>
@@ -1116,6 +1157,7 @@
     <w:p>
       <w:pPr>
         <w:pStyle w:val="BodyText"/>
+        <w:ind w:left="567"/>
         <w:rPr>
           <w:sz w:val="28"/>
           <w:szCs w:val="28"/>
@@ -1126,6 +1168,7 @@
       <w:pPr>
         <w:pStyle w:val="BodyText"/>
         <w:spacing w:before="252"/>
+        <w:ind w:left="567"/>
         <w:rPr>
           <w:sz w:val="28"/>
           <w:szCs w:val="28"/>
@@ -1135,7 +1178,7 @@
     <w:p>
       <w:pPr>
         <w:pStyle w:val="BodyText"/>
-        <w:ind w:left="129"/>
+        <w:ind w:left="567"/>
         <w:rPr>
           <w:sz w:val="28"/>
           <w:szCs w:val="28"/>
@@ -1238,7 +1281,7 @@
       <w:pPr>
         <w:pStyle w:val="Heading3"/>
         <w:spacing w:before="234"/>
-        <w:ind w:left="129" w:firstLine="0"/>
+        <w:ind w:left="567" w:firstLine="0"/>
         <w:rPr>
           <w:sz w:val="28"/>
           <w:szCs w:val="28"/>
@@ -1263,6 +1306,7 @@
     <w:p>
       <w:pPr>
         <w:pStyle w:val="BodyText"/>
+        <w:ind w:left="567"/>
         <w:rPr>
           <w:b/>
           <w:sz w:val="28"/>
@@ -1273,6 +1317,7 @@
     <w:p>
       <w:pPr>
         <w:pStyle w:val="BodyText"/>
+        <w:ind w:left="567"/>
         <w:rPr>
           <w:b/>
           <w:sz w:val="28"/>
@@ -1284,6 +1329,7 @@
       <w:pPr>
         <w:pStyle w:val="BodyText"/>
         <w:spacing w:before="47"/>
+        <w:ind w:left="567"/>
         <w:rPr>
           <w:b/>
           <w:sz w:val="28"/>
@@ -1293,7 +1339,7 @@
     </w:p>
     <w:p>
       <w:pPr>
-        <w:ind w:left="249"/>
+        <w:ind w:left="567"/>
         <w:rPr>
           <w:b/>
           <w:sz w:val="28"/>
@@ -1426,6 +1472,7 @@
     <w:p>
       <w:pPr>
         <w:pStyle w:val="BodyText"/>
+        <w:ind w:left="567"/>
         <w:rPr>
           <w:b/>
           <w:sz w:val="28"/>
@@ -1436,6 +1483,7 @@
     <w:p>
       <w:pPr>
         <w:pStyle w:val="BodyText"/>
+        <w:ind w:left="567"/>
         <w:rPr>
           <w:b/>
           <w:sz w:val="28"/>
@@ -1446,6 +1494,7 @@
     <w:p>
       <w:pPr>
         <w:pStyle w:val="BodyText"/>
+        <w:ind w:left="567"/>
         <w:rPr>
           <w:b/>
           <w:sz w:val="28"/>
@@ -1456,6 +1505,7 @@
     <w:p>
       <w:pPr>
         <w:pStyle w:val="BodyText"/>
+        <w:ind w:left="567"/>
         <w:rPr>
           <w:b/>
           <w:sz w:val="28"/>
@@ -1467,6 +1517,7 @@
       <w:pPr>
         <w:pStyle w:val="BodyText"/>
         <w:spacing w:before="5"/>
+        <w:ind w:left="567"/>
         <w:rPr>
           <w:b/>
           <w:sz w:val="28"/>
@@ -1481,7 +1532,7 @@
           <w:tab w:val="left" w:pos="8549"/>
         </w:tabs>
         <w:spacing w:line="273" w:lineRule="exact"/>
-        <w:ind w:left="1029"/>
+        <w:ind w:left="567"/>
         <w:rPr>
           <w:sz w:val="28"/>
           <w:szCs w:val="28"/>
@@ -1639,7 +1690,7 @@
       <w:pPr>
         <w:pStyle w:val="BodyText"/>
         <w:spacing w:line="273" w:lineRule="exact"/>
-        <w:ind w:left="129"/>
+        <w:ind w:left="567"/>
         <w:rPr>
           <w:sz w:val="28"/>
           <w:szCs w:val="28"/>
@@ -1657,6 +1708,7 @@
     <w:p>
       <w:pPr>
         <w:pStyle w:val="BodyText"/>
+        <w:ind w:left="567"/>
         <w:rPr>
           <w:sz w:val="28"/>
           <w:szCs w:val="28"/>
@@ -5752,8 +5804,8 @@
       </w:pPr>
       <w:r>
         <w:rPr>
-          <w:sz w:val="32"/>
-          <w:szCs w:val="32"/>
+          <w:sz w:val="28"/>
+          <w:szCs w:val="28"/>
         </w:rPr>
         <w:t xml:space="preserve">The Crypto Portfolio UI is a web-based application developed using React JS. The main purpose of this project is to help users track their cryptocurrency investments in a simple and visually appealing </w:t>
       </w:r>
@@ -5761,8 +5813,8 @@
       <w:proofErr w:type="gramStart"/>
       <w:r>
         <w:rPr>
-          <w:sz w:val="32"/>
-          <w:szCs w:val="32"/>
+          <w:sz w:val="28"/>
+          <w:szCs w:val="28"/>
         </w:rPr>
         <w:t>interface.The</w:t>
       </w:r>
@@ -5770,8 +5822,8 @@
       <w:proofErr w:type="gramEnd"/>
       <w:r>
         <w:rPr>
-          <w:sz w:val="32"/>
-          <w:szCs w:val="32"/>
+          <w:sz w:val="28"/>
+          <w:szCs w:val="28"/>
         </w:rPr>
         <w:t xml:space="preserve"> application allows users to view different cryptocurrencies, track prices, and manage their portfolio. It displays real-time or static data such as coin name, price, percentage change, and total </w:t>
       </w:r>
@@ -5779,8 +5831,8 @@
       <w:proofErr w:type="gramStart"/>
       <w:r>
         <w:rPr>
-          <w:sz w:val="32"/>
-          <w:szCs w:val="32"/>
+          <w:sz w:val="28"/>
+          <w:szCs w:val="28"/>
         </w:rPr>
         <w:t>balance.The</w:t>
       </w:r>
@@ -5788,16 +5840,16 @@
       <w:proofErr w:type="gramEnd"/>
       <w:r>
         <w:rPr>
-          <w:sz w:val="32"/>
-          <w:szCs w:val="32"/>
+          <w:sz w:val="28"/>
+          <w:szCs w:val="28"/>
         </w:rPr>
         <w:t xml:space="preserve"> frontend is built using React, ensuring a fast and responsive user experience. This project focuses on UI/UX design and frontend development concepts like components, state management, and API </w:t>
       </w:r>
       <w:proofErr w:type="gramStart"/>
       <w:r>
         <w:rPr>
-          <w:sz w:val="32"/>
-          <w:szCs w:val="32"/>
+          <w:sz w:val="28"/>
+          <w:szCs w:val="28"/>
         </w:rPr>
         <w:t>integration</w:t>
       </w:r>
@@ -5837,12 +5889,21 @@
       <w:r>
         <w:rPr>
           <w:spacing w:val="-2"/>
+          <w:sz w:val="32"/>
+          <w:szCs w:val="32"/>
+          <w:lang w:val="en-IN"/>
+        </w:rPr>
+        <w:lastRenderedPageBreak/>
+        <w:t>CHAPTER 1: INTRODUCTION (Expanded</w:t>
+      </w:r>
+      <w:r>
+        <w:rPr>
+          <w:spacing w:val="-2"/>
           <w:sz w:val="36"/>
           <w:szCs w:val="36"/>
           <w:lang w:val="en-IN"/>
         </w:rPr>
-        <w:lastRenderedPageBreak/>
-        <w:t>CHAPTER 1: INTRODUCTION (Expanded)</w:t>
+        <w:t>)</w:t>
       </w:r>
     </w:p>
     <w:p>
@@ -5866,16 +5927,12 @@
         <w:ind w:left="518" w:right="518"/>
         <w:rPr>
           <w:spacing w:val="-2"/>
-          <w:sz w:val="36"/>
-          <w:szCs w:val="36"/>
-          <w:lang w:val="en-IN"/>
-        </w:rPr>
-      </w:pPr>
-      <w:r>
-        <w:rPr>
-          <w:spacing w:val="-2"/>
-          <w:sz w:val="36"/>
-          <w:szCs w:val="36"/>
+          <w:lang w:val="en-IN"/>
+        </w:rPr>
+      </w:pPr>
+      <w:r>
+        <w:rPr>
+          <w:spacing w:val="-2"/>
           <w:lang w:val="en-IN"/>
         </w:rPr>
         <w:t>1.1 Background of the Study</w:t>
@@ -5891,18 +5948,14 @@
           <w:b w:val="0"/>
           <w:bCs w:val="0"/>
           <w:spacing w:val="-2"/>
-          <w:sz w:val="36"/>
-          <w:szCs w:val="36"/>
-          <w:lang w:val="en-IN"/>
-        </w:rPr>
-      </w:pPr>
-      <w:r>
-        <w:rPr>
-          <w:b w:val="0"/>
-          <w:bCs w:val="0"/>
-          <w:spacing w:val="-2"/>
-          <w:sz w:val="36"/>
-          <w:szCs w:val="36"/>
+          <w:lang w:val="en-IN"/>
+        </w:rPr>
+      </w:pPr>
+      <w:r>
+        <w:rPr>
+          <w:b w:val="0"/>
+          <w:bCs w:val="0"/>
+          <w:spacing w:val="-2"/>
           <w:lang w:val="en-IN"/>
         </w:rPr>
         <w:t>In recent years, cryptocurrency has become one of the most popular forms of digital investment. Millions of people around the world invest in cryptocurrencies such as Bitcoin, Ethereum, and many others. These digital assets are highly volatile, meaning their prices change frequently within short periods.</w:t>
@@ -5918,18 +5971,14 @@
           <w:b w:val="0"/>
           <w:bCs w:val="0"/>
           <w:spacing w:val="-2"/>
-          <w:sz w:val="36"/>
-          <w:szCs w:val="36"/>
-          <w:lang w:val="en-IN"/>
-        </w:rPr>
-      </w:pPr>
-      <w:r>
-        <w:rPr>
-          <w:b w:val="0"/>
-          <w:bCs w:val="0"/>
-          <w:spacing w:val="-2"/>
-          <w:sz w:val="36"/>
-          <w:szCs w:val="36"/>
+          <w:lang w:val="en-IN"/>
+        </w:rPr>
+      </w:pPr>
+      <w:r>
+        <w:rPr>
+          <w:b w:val="0"/>
+          <w:bCs w:val="0"/>
+          <w:spacing w:val="-2"/>
           <w:lang w:val="en-IN"/>
         </w:rPr>
         <w:t>Because of this volatility, investors need tools to track their investments regularly. However, many existing platforms are complex and difficult to understand, especially for beginners. This creates a need for a simplified system that focuses only on essential tracking features.</w:t>
@@ -5945,18 +5994,14 @@
           <w:b w:val="0"/>
           <w:bCs w:val="0"/>
           <w:spacing w:val="-2"/>
-          <w:sz w:val="36"/>
-          <w:szCs w:val="36"/>
-          <w:lang w:val="en-IN"/>
-        </w:rPr>
-      </w:pPr>
-      <w:r>
-        <w:rPr>
-          <w:b w:val="0"/>
-          <w:bCs w:val="0"/>
-          <w:spacing w:val="-2"/>
-          <w:sz w:val="36"/>
-          <w:szCs w:val="36"/>
+          <w:lang w:val="en-IN"/>
+        </w:rPr>
+      </w:pPr>
+      <w:r>
+        <w:rPr>
+          <w:b w:val="0"/>
+          <w:bCs w:val="0"/>
+          <w:spacing w:val="-2"/>
           <w:lang w:val="en-IN"/>
         </w:rPr>
         <w:t>The Crypto Portfolio UI project is developed to address this need by providing a clean and easy-to-use interface for tracking cryptocurrency investments.</w:t>
@@ -5985,16 +6030,12 @@
         <w:ind w:left="518" w:right="518"/>
         <w:rPr>
           <w:spacing w:val="-2"/>
-          <w:sz w:val="36"/>
-          <w:szCs w:val="36"/>
-          <w:lang w:val="en-IN"/>
-        </w:rPr>
-      </w:pPr>
-      <w:r>
-        <w:rPr>
-          <w:spacing w:val="-2"/>
-          <w:sz w:val="36"/>
-          <w:szCs w:val="36"/>
+          <w:lang w:val="en-IN"/>
+        </w:rPr>
+      </w:pPr>
+      <w:r>
+        <w:rPr>
+          <w:spacing w:val="-2"/>
           <w:lang w:val="en-IN"/>
         </w:rPr>
         <w:t>1.2 Problem Statement (Expanded)</w:t>
@@ -6009,18 +6050,14 @@
           <w:b w:val="0"/>
           <w:bCs w:val="0"/>
           <w:spacing w:val="-2"/>
-          <w:sz w:val="36"/>
-          <w:szCs w:val="36"/>
-          <w:lang w:val="en-IN"/>
-        </w:rPr>
-      </w:pPr>
-      <w:r>
-        <w:rPr>
-          <w:b w:val="0"/>
-          <w:bCs w:val="0"/>
-          <w:spacing w:val="-2"/>
-          <w:sz w:val="36"/>
-          <w:szCs w:val="36"/>
+          <w:lang w:val="en-IN"/>
+        </w:rPr>
+      </w:pPr>
+      <w:r>
+        <w:rPr>
+          <w:b w:val="0"/>
+          <w:bCs w:val="0"/>
+          <w:spacing w:val="-2"/>
           <w:lang w:val="en-IN"/>
         </w:rPr>
         <w:t>Most existing cryptocurrency tracking platforms have the following problems:</w:t>
@@ -6039,18 +6076,14 @@
           <w:b w:val="0"/>
           <w:bCs w:val="0"/>
           <w:spacing w:val="-2"/>
-          <w:sz w:val="36"/>
-          <w:szCs w:val="36"/>
-          <w:lang w:val="en-IN"/>
-        </w:rPr>
-      </w:pPr>
-      <w:r>
-        <w:rPr>
-          <w:b w:val="0"/>
-          <w:bCs w:val="0"/>
-          <w:spacing w:val="-2"/>
-          <w:sz w:val="36"/>
-          <w:szCs w:val="36"/>
+          <w:lang w:val="en-IN"/>
+        </w:rPr>
+      </w:pPr>
+      <w:r>
+        <w:rPr>
+          <w:b w:val="0"/>
+          <w:bCs w:val="0"/>
+          <w:spacing w:val="-2"/>
           <w:lang w:val="en-IN"/>
         </w:rPr>
         <w:t xml:space="preserve">They are overloaded with features that confuse users </w:t>
@@ -6069,18 +6102,14 @@
           <w:b w:val="0"/>
           <w:bCs w:val="0"/>
           <w:spacing w:val="-2"/>
-          <w:sz w:val="36"/>
-          <w:szCs w:val="36"/>
-          <w:lang w:val="en-IN"/>
-        </w:rPr>
-      </w:pPr>
-      <w:r>
-        <w:rPr>
-          <w:b w:val="0"/>
-          <w:bCs w:val="0"/>
-          <w:spacing w:val="-2"/>
-          <w:sz w:val="36"/>
-          <w:szCs w:val="36"/>
+          <w:lang w:val="en-IN"/>
+        </w:rPr>
+      </w:pPr>
+      <w:r>
+        <w:rPr>
+          <w:b w:val="0"/>
+          <w:bCs w:val="0"/>
+          <w:spacing w:val="-2"/>
           <w:lang w:val="en-IN"/>
         </w:rPr>
         <w:t xml:space="preserve">Navigation is complex and not beginner-friendly </w:t>
@@ -6099,18 +6128,14 @@
           <w:b w:val="0"/>
           <w:bCs w:val="0"/>
           <w:spacing w:val="-2"/>
-          <w:sz w:val="36"/>
-          <w:szCs w:val="36"/>
-          <w:lang w:val="en-IN"/>
-        </w:rPr>
-      </w:pPr>
-      <w:r>
-        <w:rPr>
-          <w:b w:val="0"/>
-          <w:bCs w:val="0"/>
-          <w:spacing w:val="-2"/>
-          <w:sz w:val="36"/>
-          <w:szCs w:val="36"/>
+          <w:lang w:val="en-IN"/>
+        </w:rPr>
+      </w:pPr>
+      <w:r>
+        <w:rPr>
+          <w:b w:val="0"/>
+          <w:bCs w:val="0"/>
+          <w:spacing w:val="-2"/>
           <w:lang w:val="en-IN"/>
         </w:rPr>
         <w:t xml:space="preserve">Users struggle to track profit and loss clearly </w:t>
@@ -6129,18 +6154,14 @@
           <w:b w:val="0"/>
           <w:bCs w:val="0"/>
           <w:spacing w:val="-2"/>
-          <w:sz w:val="36"/>
-          <w:szCs w:val="36"/>
-          <w:lang w:val="en-IN"/>
-        </w:rPr>
-      </w:pPr>
-      <w:r>
-        <w:rPr>
-          <w:b w:val="0"/>
-          <w:bCs w:val="0"/>
-          <w:spacing w:val="-2"/>
-          <w:sz w:val="36"/>
-          <w:szCs w:val="36"/>
+          <w:lang w:val="en-IN"/>
+        </w:rPr>
+      </w:pPr>
+      <w:r>
+        <w:rPr>
+          <w:b w:val="0"/>
+          <w:bCs w:val="0"/>
+          <w:spacing w:val="-2"/>
           <w:lang w:val="en-IN"/>
         </w:rPr>
         <w:t xml:space="preserve">Poor UI design reduces user experience </w:t>
@@ -6163,8 +6184,6 @@
           <w:b w:val="0"/>
           <w:bCs w:val="0"/>
           <w:spacing w:val="-2"/>
-          <w:sz w:val="36"/>
-          <w:szCs w:val="36"/>
           <w:lang w:val="en-IN"/>
         </w:rPr>
         <w:t xml:space="preserve">Because of these issues, beginners often find it difficult to </w:t>
@@ -6175,8 +6194,6 @@
           <w:b w:val="0"/>
           <w:bCs w:val="0"/>
           <w:spacing w:val="-2"/>
-          <w:sz w:val="36"/>
-          <w:szCs w:val="36"/>
           <w:lang w:val="en-IN"/>
         </w:rPr>
         <w:t>managetheir</w:t>
@@ -6187,33 +6204,9 @@
           <w:b w:val="0"/>
           <w:bCs w:val="0"/>
           <w:spacing w:val="-2"/>
-          <w:sz w:val="36"/>
-          <w:szCs w:val="36"/>
-          <w:lang w:val="en-IN"/>
-        </w:rPr>
-        <w:t xml:space="preserve"> investments efficiently. Therefore, there is a need for</w:t>
-      </w:r>
-      <w:r>
-        <w:rPr>
-          <w:b w:val="0"/>
-          <w:bCs w:val="0"/>
-          <w:spacing w:val="-2"/>
-          <w:sz w:val="36"/>
-          <w:szCs w:val="36"/>
-          <w:lang w:val="en-IN"/>
-        </w:rPr>
-        <w:t xml:space="preserve"> </w:t>
-      </w:r>
-      <w:r>
-        <w:rPr>
-          <w:b w:val="0"/>
-          <w:bCs w:val="0"/>
-          <w:spacing w:val="-2"/>
-          <w:sz w:val="36"/>
-          <w:szCs w:val="36"/>
-          <w:lang w:val="en-IN"/>
-        </w:rPr>
-        <w:t>a simple and intuitive crypto portfolio tracking system</w:t>
+          <w:lang w:val="en-IN"/>
+        </w:rPr>
+        <w:t xml:space="preserve"> investments efficiently. Therefore, there is a need for a simple and intuitive crypto portfolio tracking system</w:t>
       </w:r>
       <w:r>
         <w:rPr>
@@ -6246,16 +6239,12 @@
         <w:ind w:left="518" w:right="518"/>
         <w:rPr>
           <w:spacing w:val="-2"/>
-          <w:sz w:val="36"/>
-          <w:szCs w:val="36"/>
-          <w:lang w:val="en-IN"/>
-        </w:rPr>
-      </w:pPr>
-      <w:r>
-        <w:rPr>
-          <w:spacing w:val="-2"/>
-          <w:sz w:val="36"/>
-          <w:szCs w:val="36"/>
+          <w:lang w:val="en-IN"/>
+        </w:rPr>
+      </w:pPr>
+      <w:r>
+        <w:rPr>
+          <w:spacing w:val="-2"/>
           <w:lang w:val="en-IN"/>
         </w:rPr>
         <w:t>1.3 Objectives of the Project (Expanded)</w:t>
@@ -6268,16 +6257,12 @@
         <w:ind w:left="518" w:right="518"/>
         <w:rPr>
           <w:spacing w:val="-2"/>
-          <w:sz w:val="36"/>
-          <w:szCs w:val="36"/>
-          <w:lang w:val="en-IN"/>
-        </w:rPr>
-      </w:pPr>
-      <w:r>
-        <w:rPr>
-          <w:spacing w:val="-2"/>
-          <w:sz w:val="36"/>
-          <w:szCs w:val="36"/>
+          <w:lang w:val="en-IN"/>
+        </w:rPr>
+      </w:pPr>
+      <w:r>
+        <w:rPr>
+          <w:spacing w:val="-2"/>
           <w:lang w:val="en-IN"/>
         </w:rPr>
         <w:t>The main objectives of this project are:</w:t>
@@ -6297,43 +6282,17 @@
           <w:b w:val="0"/>
           <w:bCs w:val="0"/>
           <w:spacing w:val="-2"/>
-          <w:sz w:val="36"/>
-          <w:szCs w:val="36"/>
-          <w:lang w:val="en-IN"/>
-        </w:rPr>
-      </w:pPr>
-      <w:r>
-        <w:rPr>
-          <w:b w:val="0"/>
-          <w:bCs w:val="0"/>
-          <w:spacing w:val="-2"/>
-          <w:sz w:val="36"/>
-          <w:szCs w:val="36"/>
-          <w:lang w:val="en-IN"/>
-        </w:rPr>
-        <w:t>To design and develop a simple crypto portfolio UI using</w:t>
-      </w:r>
-      <w:r>
-        <w:rPr>
-          <w:b w:val="0"/>
-          <w:bCs w:val="0"/>
-          <w:spacing w:val="-2"/>
-          <w:sz w:val="36"/>
-          <w:szCs w:val="36"/>
-          <w:lang w:val="en-IN"/>
-        </w:rPr>
-        <w:t xml:space="preserve"> </w:t>
-      </w:r>
-      <w:r>
-        <w:rPr>
-          <w:b w:val="0"/>
-          <w:bCs w:val="0"/>
-          <w:spacing w:val="-2"/>
-          <w:sz w:val="36"/>
-          <w:szCs w:val="36"/>
-          <w:lang w:val="en-IN"/>
-        </w:rPr>
-        <w:t>ReactJS</w:t>
+          <w:lang w:val="en-IN"/>
+        </w:rPr>
+      </w:pPr>
+      <w:r>
+        <w:rPr>
+          <w:b w:val="0"/>
+          <w:bCs w:val="0"/>
+          <w:spacing w:val="-2"/>
+          <w:lang w:val="en-IN"/>
+        </w:rPr>
+        <w:t>To design and develop a simple crypto portfolio UI using ReactJS</w:t>
       </w:r>
     </w:p>
     <w:p>
@@ -6350,18 +6309,14 @@
           <w:b w:val="0"/>
           <w:bCs w:val="0"/>
           <w:spacing w:val="-2"/>
-          <w:sz w:val="36"/>
-          <w:szCs w:val="36"/>
-          <w:lang w:val="en-IN"/>
-        </w:rPr>
-      </w:pPr>
-      <w:r>
-        <w:rPr>
-          <w:b w:val="0"/>
-          <w:bCs w:val="0"/>
-          <w:spacing w:val="-2"/>
-          <w:sz w:val="36"/>
-          <w:szCs w:val="36"/>
+          <w:lang w:val="en-IN"/>
+        </w:rPr>
+      </w:pPr>
+      <w:r>
+        <w:rPr>
+          <w:b w:val="0"/>
+          <w:bCs w:val="0"/>
+          <w:spacing w:val="-2"/>
           <w:lang w:val="en-IN"/>
         </w:rPr>
         <w:t>To display cryptocurrency data in a clear and organized manner</w:t>
@@ -6381,18 +6336,14 @@
           <w:b w:val="0"/>
           <w:bCs w:val="0"/>
           <w:spacing w:val="-2"/>
-          <w:sz w:val="36"/>
-          <w:szCs w:val="36"/>
-          <w:lang w:val="en-IN"/>
-        </w:rPr>
-      </w:pPr>
-      <w:r>
-        <w:rPr>
-          <w:b w:val="0"/>
-          <w:bCs w:val="0"/>
-          <w:spacing w:val="-2"/>
-          <w:sz w:val="36"/>
-          <w:szCs w:val="36"/>
+          <w:lang w:val="en-IN"/>
+        </w:rPr>
+      </w:pPr>
+      <w:r>
+        <w:rPr>
+          <w:b w:val="0"/>
+          <w:bCs w:val="0"/>
+          <w:spacing w:val="-2"/>
           <w:lang w:val="en-IN"/>
         </w:rPr>
         <w:t>To allow users to track their investments easily</w:t>
@@ -6412,18 +6363,14 @@
           <w:i/>
           <w:iCs/>
           <w:spacing w:val="-2"/>
-          <w:sz w:val="36"/>
-          <w:szCs w:val="36"/>
-          <w:lang w:val="en-IN"/>
-        </w:rPr>
-      </w:pPr>
-      <w:r>
-        <w:rPr>
-          <w:b w:val="0"/>
-          <w:bCs w:val="0"/>
-          <w:spacing w:val="-2"/>
-          <w:sz w:val="36"/>
-          <w:szCs w:val="36"/>
+          <w:lang w:val="en-IN"/>
+        </w:rPr>
+      </w:pPr>
+      <w:r>
+        <w:rPr>
+          <w:b w:val="0"/>
+          <w:bCs w:val="0"/>
+          <w:spacing w:val="-2"/>
           <w:lang w:val="en-IN"/>
         </w:rPr>
         <w:t>To provide a responsive and attractive user interface</w:t>
@@ -6443,21 +6390,16 @@
           <w:b w:val="0"/>
           <w:bCs w:val="0"/>
           <w:spacing w:val="-2"/>
-          <w:sz w:val="36"/>
-          <w:szCs w:val="36"/>
-          <w:lang w:val="en-IN"/>
-        </w:rPr>
-      </w:pPr>
-      <w:r>
-        <w:rPr>
-          <w:b w:val="0"/>
-          <w:bCs w:val="0"/>
-          <w:spacing w:val="-2"/>
-          <w:sz w:val="36"/>
-          <w:szCs w:val="36"/>
-          <w:lang w:val="en-IN"/>
-        </w:rPr>
-        <w:lastRenderedPageBreak/>
+          <w:lang w:val="en-IN"/>
+        </w:rPr>
+      </w:pPr>
+      <w:r>
+        <w:rPr>
+          <w:b w:val="0"/>
+          <w:bCs w:val="0"/>
+          <w:spacing w:val="-2"/>
+          <w:lang w:val="en-IN"/>
+        </w:rPr>
         <w:t>To improve user experience through clean design</w:t>
       </w:r>
     </w:p>
@@ -6484,16 +6426,12 @@
         <w:ind w:left="518" w:right="518"/>
         <w:rPr>
           <w:spacing w:val="-2"/>
-          <w:sz w:val="36"/>
-          <w:szCs w:val="36"/>
-          <w:lang w:val="en-IN"/>
-        </w:rPr>
-      </w:pPr>
-      <w:r>
-        <w:rPr>
-          <w:spacing w:val="-2"/>
-          <w:sz w:val="36"/>
-          <w:szCs w:val="36"/>
+          <w:lang w:val="en-IN"/>
+        </w:rPr>
+      </w:pPr>
+      <w:r>
+        <w:rPr>
+          <w:spacing w:val="-2"/>
           <w:lang w:val="en-IN"/>
         </w:rPr>
         <w:t>1.4 Purpose and Significance (Expanded)</w:t>
@@ -6506,16 +6444,12 @@
         <w:ind w:left="518" w:right="518"/>
         <w:rPr>
           <w:spacing w:val="-2"/>
-          <w:sz w:val="36"/>
-          <w:szCs w:val="36"/>
-          <w:lang w:val="en-IN"/>
-        </w:rPr>
-      </w:pPr>
-      <w:r>
-        <w:rPr>
-          <w:spacing w:val="-2"/>
-          <w:sz w:val="36"/>
-          <w:szCs w:val="36"/>
+          <w:lang w:val="en-IN"/>
+        </w:rPr>
+      </w:pPr>
+      <w:r>
+        <w:rPr>
+          <w:spacing w:val="-2"/>
           <w:lang w:val="en-IN"/>
         </w:rPr>
         <w:t>Purpose</w:t>
@@ -6529,18 +6463,14 @@
         <w:jc w:val="both"/>
         <w:rPr>
           <w:spacing w:val="-2"/>
-          <w:sz w:val="36"/>
-          <w:szCs w:val="36"/>
-          <w:lang w:val="en-IN"/>
-        </w:rPr>
-      </w:pPr>
-      <w:r>
-        <w:rPr>
-          <w:b w:val="0"/>
-          <w:bCs w:val="0"/>
-          <w:spacing w:val="-2"/>
-          <w:sz w:val="36"/>
-          <w:szCs w:val="36"/>
+          <w:lang w:val="en-IN"/>
+        </w:rPr>
+      </w:pPr>
+      <w:r>
+        <w:rPr>
+          <w:b w:val="0"/>
+          <w:bCs w:val="0"/>
+          <w:spacing w:val="-2"/>
           <w:lang w:val="en-IN"/>
         </w:rPr>
         <w:t>The purpose of this project is to create a user-friendly application that helps individuals monitor their cryptocurrency investments without complexity</w:t>
@@ -6548,8 +6478,6 @@
       <w:r>
         <w:rPr>
           <w:spacing w:val="-2"/>
-          <w:sz w:val="36"/>
-          <w:szCs w:val="36"/>
           <w:lang w:val="en-IN"/>
         </w:rPr>
         <w:t>.</w:t>
@@ -6562,16 +6490,12 @@
         <w:ind w:left="518" w:right="518"/>
         <w:rPr>
           <w:spacing w:val="-2"/>
-          <w:sz w:val="36"/>
-          <w:szCs w:val="36"/>
-          <w:lang w:val="en-IN"/>
-        </w:rPr>
-      </w:pPr>
-      <w:r>
-        <w:rPr>
-          <w:spacing w:val="-2"/>
-          <w:sz w:val="36"/>
-          <w:szCs w:val="36"/>
+          <w:lang w:val="en-IN"/>
+        </w:rPr>
+      </w:pPr>
+      <w:r>
+        <w:rPr>
+          <w:spacing w:val="-2"/>
           <w:lang w:val="en-IN"/>
         </w:rPr>
         <w:t>Significance</w:t>
@@ -6590,18 +6514,14 @@
           <w:b w:val="0"/>
           <w:bCs w:val="0"/>
           <w:spacing w:val="-2"/>
-          <w:sz w:val="36"/>
-          <w:szCs w:val="36"/>
-          <w:lang w:val="en-IN"/>
-        </w:rPr>
-      </w:pPr>
-      <w:r>
-        <w:rPr>
-          <w:b w:val="0"/>
-          <w:bCs w:val="0"/>
-          <w:spacing w:val="-2"/>
-          <w:sz w:val="36"/>
-          <w:szCs w:val="36"/>
+          <w:lang w:val="en-IN"/>
+        </w:rPr>
+      </w:pPr>
+      <w:r>
+        <w:rPr>
+          <w:b w:val="0"/>
+          <w:bCs w:val="0"/>
+          <w:spacing w:val="-2"/>
           <w:lang w:val="en-IN"/>
         </w:rPr>
         <w:t xml:space="preserve">Helps beginners understand crypto tracking </w:t>
@@ -6620,18 +6540,14 @@
           <w:b w:val="0"/>
           <w:bCs w:val="0"/>
           <w:spacing w:val="-2"/>
-          <w:sz w:val="36"/>
-          <w:szCs w:val="36"/>
-          <w:lang w:val="en-IN"/>
-        </w:rPr>
-      </w:pPr>
-      <w:r>
-        <w:rPr>
-          <w:b w:val="0"/>
-          <w:bCs w:val="0"/>
-          <w:spacing w:val="-2"/>
-          <w:sz w:val="36"/>
-          <w:szCs w:val="36"/>
+          <w:lang w:val="en-IN"/>
+        </w:rPr>
+      </w:pPr>
+      <w:r>
+        <w:rPr>
+          <w:b w:val="0"/>
+          <w:bCs w:val="0"/>
+          <w:spacing w:val="-2"/>
           <w:lang w:val="en-IN"/>
         </w:rPr>
         <w:t xml:space="preserve">Improves UI/UX design skills </w:t>
@@ -6650,18 +6566,14 @@
           <w:b w:val="0"/>
           <w:bCs w:val="0"/>
           <w:spacing w:val="-2"/>
-          <w:sz w:val="36"/>
-          <w:szCs w:val="36"/>
-          <w:lang w:val="en-IN"/>
-        </w:rPr>
-      </w:pPr>
-      <w:r>
-        <w:rPr>
-          <w:b w:val="0"/>
-          <w:bCs w:val="0"/>
-          <w:spacing w:val="-2"/>
-          <w:sz w:val="36"/>
-          <w:szCs w:val="36"/>
+          <w:lang w:val="en-IN"/>
+        </w:rPr>
+      </w:pPr>
+      <w:r>
+        <w:rPr>
+          <w:b w:val="0"/>
+          <w:bCs w:val="0"/>
+          <w:spacing w:val="-2"/>
           <w:lang w:val="en-IN"/>
         </w:rPr>
         <w:t xml:space="preserve">Demonstrates practical use of React JS </w:t>
@@ -6680,18 +6592,14 @@
           <w:b w:val="0"/>
           <w:bCs w:val="0"/>
           <w:spacing w:val="-2"/>
-          <w:sz w:val="36"/>
-          <w:szCs w:val="36"/>
-          <w:lang w:val="en-IN"/>
-        </w:rPr>
-      </w:pPr>
-      <w:r>
-        <w:rPr>
-          <w:b w:val="0"/>
-          <w:bCs w:val="0"/>
-          <w:spacing w:val="-2"/>
-          <w:sz w:val="36"/>
-          <w:szCs w:val="36"/>
+          <w:lang w:val="en-IN"/>
+        </w:rPr>
+      </w:pPr>
+      <w:r>
+        <w:rPr>
+          <w:b w:val="0"/>
+          <w:bCs w:val="0"/>
+          <w:spacing w:val="-2"/>
           <w:lang w:val="en-IN"/>
         </w:rPr>
         <w:t xml:space="preserve">Provides a foundation for advanced financial applications </w:t>
@@ -6705,8 +6613,6 @@
         <w:jc w:val="center"/>
         <w:rPr>
           <w:spacing w:val="-2"/>
-          <w:sz w:val="36"/>
-          <w:szCs w:val="36"/>
           <w:lang w:val="en-IN"/>
         </w:rPr>
       </w:pPr>
@@ -6718,16 +6624,12 @@
         <w:ind w:left="518" w:right="518"/>
         <w:rPr>
           <w:spacing w:val="-2"/>
-          <w:sz w:val="36"/>
-          <w:szCs w:val="36"/>
-          <w:lang w:val="en-IN"/>
-        </w:rPr>
-      </w:pPr>
-      <w:r>
-        <w:rPr>
-          <w:spacing w:val="-2"/>
-          <w:sz w:val="36"/>
-          <w:szCs w:val="36"/>
+          <w:lang w:val="en-IN"/>
+        </w:rPr>
+      </w:pPr>
+      <w:r>
+        <w:rPr>
+          <w:spacing w:val="-2"/>
           <w:lang w:val="en-IN"/>
         </w:rPr>
         <w:t>1.5 Scope and Limitations (Expanded)</w:t>
@@ -6740,16 +6642,12 @@
         <w:ind w:left="518" w:right="518"/>
         <w:rPr>
           <w:spacing w:val="-2"/>
-          <w:sz w:val="36"/>
-          <w:szCs w:val="36"/>
-          <w:lang w:val="en-IN"/>
-        </w:rPr>
-      </w:pPr>
-      <w:r>
-        <w:rPr>
-          <w:spacing w:val="-2"/>
-          <w:sz w:val="36"/>
-          <w:szCs w:val="36"/>
+          <w:lang w:val="en-IN"/>
+        </w:rPr>
+      </w:pPr>
+      <w:r>
+        <w:rPr>
+          <w:spacing w:val="-2"/>
           <w:lang w:val="en-IN"/>
         </w:rPr>
         <w:t>Scope</w:t>
@@ -6768,18 +6666,14 @@
           <w:b w:val="0"/>
           <w:bCs w:val="0"/>
           <w:spacing w:val="-2"/>
-          <w:sz w:val="36"/>
-          <w:szCs w:val="36"/>
-          <w:lang w:val="en-IN"/>
-        </w:rPr>
-      </w:pPr>
-      <w:r>
-        <w:rPr>
-          <w:b w:val="0"/>
-          <w:bCs w:val="0"/>
-          <w:spacing w:val="-2"/>
-          <w:sz w:val="36"/>
-          <w:szCs w:val="36"/>
+          <w:lang w:val="en-IN"/>
+        </w:rPr>
+      </w:pPr>
+      <w:r>
+        <w:rPr>
+          <w:b w:val="0"/>
+          <w:bCs w:val="0"/>
+          <w:spacing w:val="-2"/>
           <w:lang w:val="en-IN"/>
         </w:rPr>
         <w:t xml:space="preserve">Display list of cryptocurrencies </w:t>
@@ -6798,18 +6692,14 @@
           <w:b w:val="0"/>
           <w:bCs w:val="0"/>
           <w:spacing w:val="-2"/>
-          <w:sz w:val="36"/>
-          <w:szCs w:val="36"/>
-          <w:lang w:val="en-IN"/>
-        </w:rPr>
-      </w:pPr>
-      <w:r>
-        <w:rPr>
-          <w:b w:val="0"/>
-          <w:bCs w:val="0"/>
-          <w:spacing w:val="-2"/>
-          <w:sz w:val="36"/>
-          <w:szCs w:val="36"/>
+          <w:lang w:val="en-IN"/>
+        </w:rPr>
+      </w:pPr>
+      <w:r>
+        <w:rPr>
+          <w:b w:val="0"/>
+          <w:bCs w:val="0"/>
+          <w:spacing w:val="-2"/>
           <w:lang w:val="en-IN"/>
         </w:rPr>
         <w:t xml:space="preserve">Show price and percentage change </w:t>
@@ -6828,18 +6718,14 @@
           <w:b w:val="0"/>
           <w:bCs w:val="0"/>
           <w:spacing w:val="-2"/>
-          <w:sz w:val="36"/>
-          <w:szCs w:val="36"/>
-          <w:lang w:val="en-IN"/>
-        </w:rPr>
-      </w:pPr>
-      <w:r>
-        <w:rPr>
-          <w:b w:val="0"/>
-          <w:bCs w:val="0"/>
-          <w:spacing w:val="-2"/>
-          <w:sz w:val="36"/>
-          <w:szCs w:val="36"/>
+          <w:lang w:val="en-IN"/>
+        </w:rPr>
+      </w:pPr>
+      <w:r>
+        <w:rPr>
+          <w:b w:val="0"/>
+          <w:bCs w:val="0"/>
+          <w:spacing w:val="-2"/>
           <w:lang w:val="en-IN"/>
         </w:rPr>
         <w:t xml:space="preserve">Track portfolio value </w:t>
@@ -6858,18 +6744,14 @@
           <w:b w:val="0"/>
           <w:bCs w:val="0"/>
           <w:spacing w:val="-2"/>
-          <w:sz w:val="36"/>
-          <w:szCs w:val="36"/>
-          <w:lang w:val="en-IN"/>
-        </w:rPr>
-      </w:pPr>
-      <w:r>
-        <w:rPr>
-          <w:b w:val="0"/>
-          <w:bCs w:val="0"/>
-          <w:spacing w:val="-2"/>
-          <w:sz w:val="36"/>
-          <w:szCs w:val="36"/>
+          <w:lang w:val="en-IN"/>
+        </w:rPr>
+      </w:pPr>
+      <w:r>
+        <w:rPr>
+          <w:b w:val="0"/>
+          <w:bCs w:val="0"/>
+          <w:spacing w:val="-2"/>
           <w:lang w:val="en-IN"/>
         </w:rPr>
         <w:t xml:space="preserve">Provide a dashboard interface </w:t>
@@ -6882,16 +6764,12 @@
         <w:ind w:left="518" w:right="518"/>
         <w:rPr>
           <w:spacing w:val="-2"/>
-          <w:sz w:val="36"/>
-          <w:szCs w:val="36"/>
-          <w:lang w:val="en-IN"/>
-        </w:rPr>
-      </w:pPr>
-      <w:r>
-        <w:rPr>
-          <w:spacing w:val="-2"/>
-          <w:sz w:val="36"/>
-          <w:szCs w:val="36"/>
+          <w:lang w:val="en-IN"/>
+        </w:rPr>
+      </w:pPr>
+      <w:r>
+        <w:rPr>
+          <w:spacing w:val="-2"/>
           <w:lang w:val="en-IN"/>
         </w:rPr>
         <w:t>Limitations</w:t>
@@ -6910,18 +6788,14 @@
           <w:b w:val="0"/>
           <w:bCs w:val="0"/>
           <w:spacing w:val="-2"/>
-          <w:sz w:val="36"/>
-          <w:szCs w:val="36"/>
-          <w:lang w:val="en-IN"/>
-        </w:rPr>
-      </w:pPr>
-      <w:r>
-        <w:rPr>
-          <w:b w:val="0"/>
-          <w:bCs w:val="0"/>
-          <w:spacing w:val="-2"/>
-          <w:sz w:val="36"/>
-          <w:szCs w:val="36"/>
+          <w:lang w:val="en-IN"/>
+        </w:rPr>
+      </w:pPr>
+      <w:r>
+        <w:rPr>
+          <w:b w:val="0"/>
+          <w:bCs w:val="0"/>
+          <w:spacing w:val="-2"/>
           <w:lang w:val="en-IN"/>
         </w:rPr>
         <w:t>No backend databas</w:t>
@@ -6931,8 +6805,6 @@
           <w:b w:val="0"/>
           <w:bCs w:val="0"/>
           <w:spacing w:val="-2"/>
-          <w:sz w:val="36"/>
-          <w:szCs w:val="36"/>
           <w:lang w:val="en-IN"/>
         </w:rPr>
         <w:t>e</w:t>
@@ -6951,18 +6823,14 @@
           <w:b w:val="0"/>
           <w:bCs w:val="0"/>
           <w:spacing w:val="-2"/>
-          <w:sz w:val="36"/>
-          <w:szCs w:val="36"/>
-          <w:lang w:val="en-IN"/>
-        </w:rPr>
-      </w:pPr>
-      <w:r>
-        <w:rPr>
-          <w:b w:val="0"/>
-          <w:bCs w:val="0"/>
-          <w:spacing w:val="-2"/>
-          <w:sz w:val="36"/>
-          <w:szCs w:val="36"/>
+          <w:lang w:val="en-IN"/>
+        </w:rPr>
+      </w:pPr>
+      <w:r>
+        <w:rPr>
+          <w:b w:val="0"/>
+          <w:bCs w:val="0"/>
+          <w:spacing w:val="-2"/>
           <w:lang w:val="en-IN"/>
         </w:rPr>
         <w:t xml:space="preserve">Limited features compared to real apps </w:t>
@@ -6981,18 +6849,14 @@
           <w:b w:val="0"/>
           <w:bCs w:val="0"/>
           <w:spacing w:val="-2"/>
-          <w:sz w:val="36"/>
-          <w:szCs w:val="36"/>
-          <w:lang w:val="en-IN"/>
-        </w:rPr>
-      </w:pPr>
-      <w:r>
-        <w:rPr>
-          <w:b w:val="0"/>
-          <w:bCs w:val="0"/>
-          <w:spacing w:val="-2"/>
-          <w:sz w:val="36"/>
-          <w:szCs w:val="36"/>
+          <w:lang w:val="en-IN"/>
+        </w:rPr>
+      </w:pPr>
+      <w:r>
+        <w:rPr>
+          <w:b w:val="0"/>
+          <w:bCs w:val="0"/>
+          <w:spacing w:val="-2"/>
           <w:lang w:val="en-IN"/>
         </w:rPr>
         <w:t xml:space="preserve">May use static data instead of real-time API </w:t>
@@ -7009,18 +6873,14 @@
         <w:ind w:right="518"/>
         <w:rPr>
           <w:spacing w:val="-2"/>
-          <w:sz w:val="36"/>
-          <w:szCs w:val="36"/>
-          <w:lang w:val="en-IN"/>
-        </w:rPr>
-      </w:pPr>
-      <w:r>
-        <w:rPr>
-          <w:b w:val="0"/>
-          <w:bCs w:val="0"/>
-          <w:spacing w:val="-2"/>
-          <w:sz w:val="36"/>
-          <w:szCs w:val="36"/>
+          <w:lang w:val="en-IN"/>
+        </w:rPr>
+      </w:pPr>
+      <w:r>
+        <w:rPr>
+          <w:b w:val="0"/>
+          <w:bCs w:val="0"/>
+          <w:spacing w:val="-2"/>
           <w:lang w:val="en-IN"/>
         </w:rPr>
         <w:t>No login or authentication</w:t>
@@ -7028,8 +6888,6 @@
       <w:r>
         <w:rPr>
           <w:spacing w:val="-2"/>
-          <w:sz w:val="36"/>
-          <w:szCs w:val="36"/>
           <w:lang w:val="en-IN"/>
         </w:rPr>
         <w:t xml:space="preserve"> </w:t>
@@ -7042,8 +6900,6 @@
         <w:ind w:left="720" w:right="518"/>
         <w:rPr>
           <w:spacing w:val="-2"/>
-          <w:sz w:val="36"/>
-          <w:szCs w:val="36"/>
           <w:lang w:val="en-IN"/>
         </w:rPr>
       </w:pPr>
@@ -7055,16 +6911,12 @@
         <w:ind w:left="518" w:right="518"/>
         <w:rPr>
           <w:spacing w:val="-2"/>
-          <w:sz w:val="36"/>
-          <w:szCs w:val="36"/>
-          <w:lang w:val="en-IN"/>
-        </w:rPr>
-      </w:pPr>
-      <w:r>
-        <w:rPr>
-          <w:spacing w:val="-2"/>
-          <w:sz w:val="36"/>
-          <w:szCs w:val="36"/>
+          <w:lang w:val="en-IN"/>
+        </w:rPr>
+      </w:pPr>
+      <w:r>
+        <w:rPr>
+          <w:spacing w:val="-2"/>
           <w:lang w:val="en-IN"/>
         </w:rPr>
         <w:t>1.6 Methodology Overview (Expanded)</w:t>
@@ -7080,22 +6932,326 @@
           <w:b w:val="0"/>
           <w:bCs w:val="0"/>
           <w:spacing w:val="-2"/>
-          <w:sz w:val="36"/>
-          <w:szCs w:val="36"/>
-          <w:lang w:val="en-IN"/>
-        </w:rPr>
-      </w:pPr>
-      <w:r>
-        <w:rPr>
-          <w:b w:val="0"/>
-          <w:bCs w:val="0"/>
-          <w:spacing w:val="-2"/>
-          <w:sz w:val="36"/>
-          <w:szCs w:val="36"/>
+          <w:lang w:val="en-IN"/>
+        </w:rPr>
+      </w:pPr>
+      <w:r>
+        <w:rPr>
+          <w:b w:val="0"/>
+          <w:bCs w:val="0"/>
+          <w:spacing w:val="-2"/>
           <w:lang w:val="en-IN"/>
         </w:rPr>
         <w:t>The project is developed using React JS. The application is divided into reusable components such as Navbar, Dashboard, and Portfolio. Data is managed using React state, and UI is rendered dynamically based on the data.</w:t>
       </w:r>
+    </w:p>
+    <w:p>
+      <w:pPr>
+        <w:pStyle w:val="Heading2"/>
+        <w:spacing w:before="60"/>
+        <w:ind w:left="518" w:right="518"/>
+        <w:jc w:val="both"/>
+        <w:rPr>
+          <w:b w:val="0"/>
+          <w:bCs w:val="0"/>
+          <w:spacing w:val="-2"/>
+          <w:lang w:val="en-IN"/>
+        </w:rPr>
+      </w:pPr>
+    </w:p>
+    <w:p>
+      <w:pPr>
+        <w:pStyle w:val="Heading2"/>
+        <w:spacing w:before="60"/>
+        <w:ind w:left="518" w:right="518"/>
+        <w:jc w:val="both"/>
+        <w:rPr>
+          <w:b w:val="0"/>
+          <w:bCs w:val="0"/>
+          <w:spacing w:val="-2"/>
+          <w:lang w:val="en-IN"/>
+        </w:rPr>
+      </w:pPr>
+    </w:p>
+    <w:p>
+      <w:pPr>
+        <w:pStyle w:val="Heading2"/>
+        <w:spacing w:before="60"/>
+        <w:ind w:left="518" w:right="518"/>
+        <w:jc w:val="both"/>
+        <w:rPr>
+          <w:b w:val="0"/>
+          <w:bCs w:val="0"/>
+          <w:spacing w:val="-2"/>
+          <w:lang w:val="en-IN"/>
+        </w:rPr>
+      </w:pPr>
+    </w:p>
+    <w:p>
+      <w:pPr>
+        <w:pStyle w:val="Heading2"/>
+        <w:spacing w:before="60"/>
+        <w:ind w:left="518" w:right="518"/>
+        <w:jc w:val="both"/>
+        <w:rPr>
+          <w:b w:val="0"/>
+          <w:bCs w:val="0"/>
+          <w:spacing w:val="-2"/>
+          <w:lang w:val="en-IN"/>
+        </w:rPr>
+      </w:pPr>
+    </w:p>
+    <w:p>
+      <w:pPr>
+        <w:pStyle w:val="Heading2"/>
+        <w:spacing w:before="60"/>
+        <w:ind w:left="518" w:right="518"/>
+        <w:jc w:val="both"/>
+        <w:rPr>
+          <w:b w:val="0"/>
+          <w:bCs w:val="0"/>
+          <w:spacing w:val="-2"/>
+          <w:lang w:val="en-IN"/>
+        </w:rPr>
+      </w:pPr>
+    </w:p>
+    <w:p>
+      <w:pPr>
+        <w:pStyle w:val="Heading2"/>
+        <w:spacing w:before="60"/>
+        <w:ind w:left="518" w:right="518"/>
+        <w:jc w:val="both"/>
+        <w:rPr>
+          <w:b w:val="0"/>
+          <w:bCs w:val="0"/>
+          <w:spacing w:val="-2"/>
+          <w:lang w:val="en-IN"/>
+        </w:rPr>
+      </w:pPr>
+    </w:p>
+    <w:p>
+      <w:pPr>
+        <w:pStyle w:val="Heading2"/>
+        <w:spacing w:before="60"/>
+        <w:ind w:left="518" w:right="518"/>
+        <w:jc w:val="both"/>
+        <w:rPr>
+          <w:b w:val="0"/>
+          <w:bCs w:val="0"/>
+          <w:spacing w:val="-2"/>
+          <w:lang w:val="en-IN"/>
+        </w:rPr>
+      </w:pPr>
+    </w:p>
+    <w:p>
+      <w:pPr>
+        <w:pStyle w:val="Heading2"/>
+        <w:spacing w:before="60"/>
+        <w:ind w:left="518" w:right="518"/>
+        <w:jc w:val="both"/>
+        <w:rPr>
+          <w:b w:val="0"/>
+          <w:bCs w:val="0"/>
+          <w:spacing w:val="-2"/>
+          <w:lang w:val="en-IN"/>
+        </w:rPr>
+      </w:pPr>
+    </w:p>
+    <w:p>
+      <w:pPr>
+        <w:pStyle w:val="Heading2"/>
+        <w:spacing w:before="60"/>
+        <w:ind w:left="518" w:right="518"/>
+        <w:jc w:val="both"/>
+        <w:rPr>
+          <w:b w:val="0"/>
+          <w:bCs w:val="0"/>
+          <w:spacing w:val="-2"/>
+          <w:lang w:val="en-IN"/>
+        </w:rPr>
+      </w:pPr>
+    </w:p>
+    <w:p>
+      <w:pPr>
+        <w:pStyle w:val="Heading2"/>
+        <w:spacing w:before="60"/>
+        <w:ind w:left="518" w:right="518"/>
+        <w:jc w:val="both"/>
+        <w:rPr>
+          <w:b w:val="0"/>
+          <w:bCs w:val="0"/>
+          <w:spacing w:val="-2"/>
+          <w:lang w:val="en-IN"/>
+        </w:rPr>
+      </w:pPr>
+    </w:p>
+    <w:p>
+      <w:pPr>
+        <w:pStyle w:val="Heading2"/>
+        <w:spacing w:before="60"/>
+        <w:ind w:left="518" w:right="518"/>
+        <w:jc w:val="both"/>
+        <w:rPr>
+          <w:b w:val="0"/>
+          <w:bCs w:val="0"/>
+          <w:spacing w:val="-2"/>
+          <w:lang w:val="en-IN"/>
+        </w:rPr>
+      </w:pPr>
+    </w:p>
+    <w:p>
+      <w:pPr>
+        <w:pStyle w:val="Heading2"/>
+        <w:spacing w:before="60"/>
+        <w:ind w:left="518" w:right="518"/>
+        <w:jc w:val="both"/>
+        <w:rPr>
+          <w:b w:val="0"/>
+          <w:bCs w:val="0"/>
+          <w:spacing w:val="-2"/>
+          <w:lang w:val="en-IN"/>
+        </w:rPr>
+      </w:pPr>
+    </w:p>
+    <w:p>
+      <w:pPr>
+        <w:pStyle w:val="Heading2"/>
+        <w:spacing w:before="60"/>
+        <w:ind w:left="518" w:right="518"/>
+        <w:jc w:val="both"/>
+        <w:rPr>
+          <w:b w:val="0"/>
+          <w:bCs w:val="0"/>
+          <w:spacing w:val="-2"/>
+          <w:lang w:val="en-IN"/>
+        </w:rPr>
+      </w:pPr>
+    </w:p>
+    <w:p>
+      <w:pPr>
+        <w:pStyle w:val="Heading2"/>
+        <w:spacing w:before="60"/>
+        <w:ind w:left="518" w:right="518"/>
+        <w:jc w:val="both"/>
+        <w:rPr>
+          <w:b w:val="0"/>
+          <w:bCs w:val="0"/>
+          <w:spacing w:val="-2"/>
+          <w:lang w:val="en-IN"/>
+        </w:rPr>
+      </w:pPr>
+    </w:p>
+    <w:p>
+      <w:pPr>
+        <w:pStyle w:val="Heading2"/>
+        <w:spacing w:before="60"/>
+        <w:ind w:left="518" w:right="518"/>
+        <w:jc w:val="both"/>
+        <w:rPr>
+          <w:b w:val="0"/>
+          <w:bCs w:val="0"/>
+          <w:spacing w:val="-2"/>
+          <w:lang w:val="en-IN"/>
+        </w:rPr>
+      </w:pPr>
+    </w:p>
+    <w:p>
+      <w:pPr>
+        <w:pStyle w:val="Heading2"/>
+        <w:spacing w:before="60"/>
+        <w:ind w:left="518" w:right="518"/>
+        <w:jc w:val="both"/>
+        <w:rPr>
+          <w:b w:val="0"/>
+          <w:bCs w:val="0"/>
+          <w:spacing w:val="-2"/>
+          <w:lang w:val="en-IN"/>
+        </w:rPr>
+      </w:pPr>
+    </w:p>
+    <w:p>
+      <w:pPr>
+        <w:pStyle w:val="Heading2"/>
+        <w:spacing w:before="60"/>
+        <w:ind w:left="518" w:right="518"/>
+        <w:jc w:val="both"/>
+        <w:rPr>
+          <w:b w:val="0"/>
+          <w:bCs w:val="0"/>
+          <w:spacing w:val="-2"/>
+          <w:lang w:val="en-IN"/>
+        </w:rPr>
+      </w:pPr>
+    </w:p>
+    <w:p>
+      <w:pPr>
+        <w:pStyle w:val="Heading2"/>
+        <w:spacing w:before="60"/>
+        <w:ind w:left="518" w:right="518"/>
+        <w:jc w:val="both"/>
+        <w:rPr>
+          <w:b w:val="0"/>
+          <w:bCs w:val="0"/>
+          <w:spacing w:val="-2"/>
+          <w:lang w:val="en-IN"/>
+        </w:rPr>
+      </w:pPr>
+    </w:p>
+    <w:p>
+      <w:pPr>
+        <w:pStyle w:val="Heading2"/>
+        <w:spacing w:before="60"/>
+        <w:ind w:left="518" w:right="518"/>
+        <w:jc w:val="both"/>
+        <w:rPr>
+          <w:b w:val="0"/>
+          <w:bCs w:val="0"/>
+          <w:spacing w:val="-2"/>
+          <w:lang w:val="en-IN"/>
+        </w:rPr>
+      </w:pPr>
+    </w:p>
+    <w:p>
+      <w:pPr>
+        <w:pStyle w:val="Heading2"/>
+        <w:spacing w:before="60"/>
+        <w:ind w:left="518" w:right="518"/>
+        <w:jc w:val="both"/>
+        <w:rPr>
+          <w:b w:val="0"/>
+          <w:bCs w:val="0"/>
+          <w:spacing w:val="-2"/>
+          <w:lang w:val="en-IN"/>
+        </w:rPr>
+      </w:pPr>
+    </w:p>
+    <w:p>
+      <w:pPr>
+        <w:pStyle w:val="Heading2"/>
+        <w:spacing w:before="60"/>
+        <w:ind w:left="518" w:right="518"/>
+        <w:jc w:val="both"/>
+        <w:rPr>
+          <w:b w:val="0"/>
+          <w:bCs w:val="0"/>
+          <w:spacing w:val="-2"/>
+          <w:lang w:val="en-IN"/>
+        </w:rPr>
+      </w:pPr>
+    </w:p>
+    <w:p>
+      <w:pPr>
+        <w:pStyle w:val="Heading2"/>
+        <w:spacing w:before="60"/>
+        <w:ind w:left="518" w:right="518"/>
+        <w:jc w:val="both"/>
+        <w:rPr>
+          <w:b w:val="0"/>
+          <w:bCs w:val="0"/>
+          <w:spacing w:val="-2"/>
+          <w:lang w:val="en-IN"/>
+        </w:rPr>
+      </w:pPr>
     </w:p>
     <w:p>
       <w:pPr>
@@ -7105,8 +7261,6 @@
         <w:jc w:val="center"/>
         <w:rPr>
           <w:spacing w:val="-2"/>
-          <w:sz w:val="36"/>
-          <w:szCs w:val="36"/>
           <w:lang w:val="en-IN"/>
         </w:rPr>
       </w:pPr>
@@ -7119,16 +7273,16 @@
         <w:jc w:val="center"/>
         <w:rPr>
           <w:spacing w:val="-2"/>
-          <w:sz w:val="36"/>
-          <w:szCs w:val="36"/>
-          <w:lang w:val="en-IN"/>
-        </w:rPr>
-      </w:pPr>
-      <w:r>
-        <w:rPr>
-          <w:spacing w:val="-2"/>
-          <w:sz w:val="36"/>
-          <w:szCs w:val="36"/>
+          <w:sz w:val="32"/>
+          <w:szCs w:val="32"/>
+          <w:lang w:val="en-IN"/>
+        </w:rPr>
+      </w:pPr>
+      <w:r>
+        <w:rPr>
+          <w:spacing w:val="-2"/>
+          <w:sz w:val="32"/>
+          <w:szCs w:val="32"/>
           <w:lang w:val="en-IN"/>
         </w:rPr>
         <w:lastRenderedPageBreak/>
@@ -7143,8 +7297,8 @@
         <w:jc w:val="center"/>
         <w:rPr>
           <w:spacing w:val="-2"/>
-          <w:sz w:val="36"/>
-          <w:szCs w:val="36"/>
+          <w:sz w:val="32"/>
+          <w:szCs w:val="32"/>
           <w:lang w:val="en-IN"/>
         </w:rPr>
       </w:pPr>
@@ -7156,16 +7310,12 @@
         <w:ind w:left="518" w:right="518"/>
         <w:rPr>
           <w:spacing w:val="-2"/>
-          <w:sz w:val="36"/>
-          <w:szCs w:val="36"/>
-          <w:lang w:val="en-IN"/>
-        </w:rPr>
-      </w:pPr>
-      <w:r>
-        <w:rPr>
-          <w:spacing w:val="-2"/>
-          <w:sz w:val="36"/>
-          <w:szCs w:val="36"/>
+          <w:lang w:val="en-IN"/>
+        </w:rPr>
+      </w:pPr>
+      <w:r>
+        <w:rPr>
+          <w:spacing w:val="-2"/>
           <w:lang w:val="en-IN"/>
         </w:rPr>
         <w:t>2.1 Existing System (Expanded)</w:t>
@@ -7181,18 +7331,14 @@
           <w:b w:val="0"/>
           <w:bCs w:val="0"/>
           <w:spacing w:val="-2"/>
-          <w:sz w:val="36"/>
-          <w:szCs w:val="36"/>
-          <w:lang w:val="en-IN"/>
-        </w:rPr>
-      </w:pPr>
-      <w:r>
-        <w:rPr>
-          <w:b w:val="0"/>
-          <w:bCs w:val="0"/>
-          <w:spacing w:val="-2"/>
-          <w:sz w:val="36"/>
-          <w:szCs w:val="36"/>
+          <w:lang w:val="en-IN"/>
+        </w:rPr>
+      </w:pPr>
+      <w:r>
+        <w:rPr>
+          <w:b w:val="0"/>
+          <w:bCs w:val="0"/>
+          <w:spacing w:val="-2"/>
           <w:lang w:val="en-IN"/>
         </w:rPr>
         <w:t>Existing crypto platforms like trading apps provide many features such as trading, analytics, charts, and news. While these are useful, they make the system complex and difficult to use.</w:t>
@@ -7206,8 +7352,6 @@
         <w:jc w:val="both"/>
         <w:rPr>
           <w:spacing w:val="-2"/>
-          <w:sz w:val="36"/>
-          <w:szCs w:val="36"/>
           <w:lang w:val="en-IN"/>
         </w:rPr>
       </w:pPr>
@@ -7223,16 +7367,12 @@
         <w:ind w:right="518"/>
         <w:rPr>
           <w:spacing w:val="-2"/>
-          <w:sz w:val="36"/>
-          <w:szCs w:val="36"/>
-          <w:lang w:val="en-IN"/>
-        </w:rPr>
-      </w:pPr>
-      <w:r>
-        <w:rPr>
-          <w:spacing w:val="-2"/>
-          <w:sz w:val="36"/>
-          <w:szCs w:val="36"/>
+          <w:lang w:val="en-IN"/>
+        </w:rPr>
+      </w:pPr>
+      <w:r>
+        <w:rPr>
+          <w:spacing w:val="-2"/>
           <w:lang w:val="en-IN"/>
         </w:rPr>
         <w:t>Drawbacks of Existing System</w:t>
@@ -7251,18 +7391,14 @@
           <w:b w:val="0"/>
           <w:bCs w:val="0"/>
           <w:spacing w:val="-2"/>
-          <w:sz w:val="36"/>
-          <w:szCs w:val="36"/>
-          <w:lang w:val="en-IN"/>
-        </w:rPr>
-      </w:pPr>
-      <w:r>
-        <w:rPr>
-          <w:b w:val="0"/>
-          <w:bCs w:val="0"/>
-          <w:spacing w:val="-2"/>
-          <w:sz w:val="36"/>
-          <w:szCs w:val="36"/>
+          <w:lang w:val="en-IN"/>
+        </w:rPr>
+      </w:pPr>
+      <w:r>
+        <w:rPr>
+          <w:b w:val="0"/>
+          <w:bCs w:val="0"/>
+          <w:spacing w:val="-2"/>
           <w:lang w:val="en-IN"/>
         </w:rPr>
         <w:t xml:space="preserve">Complicated user interface </w:t>
@@ -7281,18 +7417,14 @@
           <w:b w:val="0"/>
           <w:bCs w:val="0"/>
           <w:spacing w:val="-2"/>
-          <w:sz w:val="36"/>
-          <w:szCs w:val="36"/>
-          <w:lang w:val="en-IN"/>
-        </w:rPr>
-      </w:pPr>
-      <w:r>
-        <w:rPr>
-          <w:b w:val="0"/>
-          <w:bCs w:val="0"/>
-          <w:spacing w:val="-2"/>
-          <w:sz w:val="36"/>
-          <w:szCs w:val="36"/>
+          <w:lang w:val="en-IN"/>
+        </w:rPr>
+      </w:pPr>
+      <w:r>
+        <w:rPr>
+          <w:b w:val="0"/>
+          <w:bCs w:val="0"/>
+          <w:spacing w:val="-2"/>
           <w:lang w:val="en-IN"/>
         </w:rPr>
         <w:t xml:space="preserve">Too many features for beginners </w:t>
@@ -7311,18 +7443,14 @@
           <w:b w:val="0"/>
           <w:bCs w:val="0"/>
           <w:spacing w:val="-2"/>
-          <w:sz w:val="36"/>
-          <w:szCs w:val="36"/>
-          <w:lang w:val="en-IN"/>
-        </w:rPr>
-      </w:pPr>
-      <w:r>
-        <w:rPr>
-          <w:b w:val="0"/>
-          <w:bCs w:val="0"/>
-          <w:spacing w:val="-2"/>
-          <w:sz w:val="36"/>
-          <w:szCs w:val="36"/>
+          <w:lang w:val="en-IN"/>
+        </w:rPr>
+      </w:pPr>
+      <w:r>
+        <w:rPr>
+          <w:b w:val="0"/>
+          <w:bCs w:val="0"/>
+          <w:spacing w:val="-2"/>
           <w:lang w:val="en-IN"/>
         </w:rPr>
         <w:t xml:space="preserve">Difficult navigation </w:t>
@@ -7341,18 +7469,14 @@
           <w:b w:val="0"/>
           <w:bCs w:val="0"/>
           <w:spacing w:val="-2"/>
-          <w:sz w:val="36"/>
-          <w:szCs w:val="36"/>
-          <w:lang w:val="en-IN"/>
-        </w:rPr>
-      </w:pPr>
-      <w:r>
-        <w:rPr>
-          <w:b w:val="0"/>
-          <w:bCs w:val="0"/>
-          <w:spacing w:val="-2"/>
-          <w:sz w:val="36"/>
-          <w:szCs w:val="36"/>
+          <w:lang w:val="en-IN"/>
+        </w:rPr>
+      </w:pPr>
+      <w:r>
+        <w:rPr>
+          <w:b w:val="0"/>
+          <w:bCs w:val="0"/>
+          <w:spacing w:val="-2"/>
           <w:lang w:val="en-IN"/>
         </w:rPr>
         <w:t xml:space="preserve">Lack of clarity in data </w:t>
@@ -7368,8 +7492,6 @@
           <w:b w:val="0"/>
           <w:bCs w:val="0"/>
           <w:spacing w:val="-2"/>
-          <w:sz w:val="36"/>
-          <w:szCs w:val="36"/>
           <w:lang w:val="en-IN"/>
         </w:rPr>
       </w:pPr>
@@ -7381,16 +7503,12 @@
         <w:ind w:left="518" w:right="518"/>
         <w:rPr>
           <w:spacing w:val="-2"/>
-          <w:sz w:val="36"/>
-          <w:szCs w:val="36"/>
-          <w:lang w:val="en-IN"/>
-        </w:rPr>
-      </w:pPr>
-      <w:r>
-        <w:rPr>
-          <w:spacing w:val="-2"/>
-          <w:sz w:val="36"/>
-          <w:szCs w:val="36"/>
+          <w:lang w:val="en-IN"/>
+        </w:rPr>
+      </w:pPr>
+      <w:r>
+        <w:rPr>
+          <w:spacing w:val="-2"/>
           <w:lang w:val="en-IN"/>
         </w:rPr>
         <w:t>2.3 Proposed System (Expanded)</w:t>
@@ -7406,18 +7524,14 @@
           <w:b w:val="0"/>
           <w:bCs w:val="0"/>
           <w:spacing w:val="-2"/>
-          <w:sz w:val="36"/>
-          <w:szCs w:val="36"/>
-          <w:lang w:val="en-IN"/>
-        </w:rPr>
-      </w:pPr>
-      <w:r>
-        <w:rPr>
-          <w:b w:val="0"/>
-          <w:bCs w:val="0"/>
-          <w:spacing w:val="-2"/>
-          <w:sz w:val="36"/>
-          <w:szCs w:val="36"/>
+          <w:lang w:val="en-IN"/>
+        </w:rPr>
+      </w:pPr>
+      <w:r>
+        <w:rPr>
+          <w:b w:val="0"/>
+          <w:bCs w:val="0"/>
+          <w:spacing w:val="-2"/>
           <w:lang w:val="en-IN"/>
         </w:rPr>
         <w:t>The proposed system is a simple React-based crypto portfolio UI that focuses only on essential features. It provides:</w:t>
@@ -7437,18 +7551,14 @@
           <w:b w:val="0"/>
           <w:bCs w:val="0"/>
           <w:spacing w:val="-2"/>
-          <w:sz w:val="36"/>
-          <w:szCs w:val="36"/>
-          <w:lang w:val="en-IN"/>
-        </w:rPr>
-      </w:pPr>
-      <w:r>
-        <w:rPr>
-          <w:b w:val="0"/>
-          <w:bCs w:val="0"/>
-          <w:spacing w:val="-2"/>
-          <w:sz w:val="36"/>
-          <w:szCs w:val="36"/>
+          <w:lang w:val="en-IN"/>
+        </w:rPr>
+      </w:pPr>
+      <w:r>
+        <w:rPr>
+          <w:b w:val="0"/>
+          <w:bCs w:val="0"/>
+          <w:spacing w:val="-2"/>
           <w:lang w:val="en-IN"/>
         </w:rPr>
         <w:t>Easy-to-understand dashboard</w:t>
@@ -7468,18 +7578,14 @@
           <w:b w:val="0"/>
           <w:bCs w:val="0"/>
           <w:spacing w:val="-2"/>
-          <w:sz w:val="36"/>
-          <w:szCs w:val="36"/>
-          <w:lang w:val="en-IN"/>
-        </w:rPr>
-      </w:pPr>
-      <w:r>
-        <w:rPr>
-          <w:b w:val="0"/>
-          <w:bCs w:val="0"/>
-          <w:spacing w:val="-2"/>
-          <w:sz w:val="36"/>
-          <w:szCs w:val="36"/>
+          <w:lang w:val="en-IN"/>
+        </w:rPr>
+      </w:pPr>
+      <w:r>
+        <w:rPr>
+          <w:b w:val="0"/>
+          <w:bCs w:val="0"/>
+          <w:spacing w:val="-2"/>
           <w:lang w:val="en-IN"/>
         </w:rPr>
         <w:t>Clear display of crypto data</w:t>
@@ -7497,18 +7603,14 @@
         <w:jc w:val="both"/>
         <w:rPr>
           <w:spacing w:val="-2"/>
-          <w:sz w:val="36"/>
-          <w:szCs w:val="36"/>
-          <w:lang w:val="en-IN"/>
-        </w:rPr>
-      </w:pPr>
-      <w:r>
-        <w:rPr>
-          <w:b w:val="0"/>
-          <w:bCs w:val="0"/>
-          <w:spacing w:val="-2"/>
-          <w:sz w:val="36"/>
-          <w:szCs w:val="36"/>
+          <w:lang w:val="en-IN"/>
+        </w:rPr>
+      </w:pPr>
+      <w:r>
+        <w:rPr>
+          <w:b w:val="0"/>
+          <w:bCs w:val="0"/>
+          <w:spacing w:val="-2"/>
           <w:lang w:val="en-IN"/>
         </w:rPr>
         <w:t>Simple portfolio tracking</w:t>
@@ -7522,8 +7624,6 @@
         <w:jc w:val="center"/>
         <w:rPr>
           <w:spacing w:val="-2"/>
-          <w:sz w:val="36"/>
-          <w:szCs w:val="36"/>
           <w:lang w:val="en-IN"/>
         </w:rPr>
       </w:pPr>
@@ -7535,16 +7635,12 @@
         <w:ind w:left="518" w:right="518"/>
         <w:rPr>
           <w:spacing w:val="-2"/>
-          <w:sz w:val="36"/>
-          <w:szCs w:val="36"/>
-          <w:lang w:val="en-IN"/>
-        </w:rPr>
-      </w:pPr>
-      <w:r>
-        <w:rPr>
-          <w:spacing w:val="-2"/>
-          <w:sz w:val="36"/>
-          <w:szCs w:val="36"/>
+          <w:lang w:val="en-IN"/>
+        </w:rPr>
+      </w:pPr>
+      <w:r>
+        <w:rPr>
+          <w:spacing w:val="-2"/>
           <w:lang w:val="en-IN"/>
         </w:rPr>
         <w:t>2.4 Features of Proposed System (Expanded)</w:t>
@@ -7563,18 +7659,14 @@
           <w:b w:val="0"/>
           <w:bCs w:val="0"/>
           <w:spacing w:val="-2"/>
-          <w:sz w:val="36"/>
-          <w:szCs w:val="36"/>
-          <w:lang w:val="en-IN"/>
-        </w:rPr>
-      </w:pPr>
-      <w:r>
-        <w:rPr>
-          <w:b w:val="0"/>
-          <w:bCs w:val="0"/>
-          <w:spacing w:val="-2"/>
-          <w:sz w:val="36"/>
-          <w:szCs w:val="36"/>
+          <w:lang w:val="en-IN"/>
+        </w:rPr>
+      </w:pPr>
+      <w:r>
+        <w:rPr>
+          <w:b w:val="0"/>
+          <w:bCs w:val="0"/>
+          <w:spacing w:val="-2"/>
           <w:lang w:val="en-IN"/>
         </w:rPr>
         <w:t xml:space="preserve">Dashboard overview </w:t>
@@ -7593,18 +7685,14 @@
           <w:b w:val="0"/>
           <w:bCs w:val="0"/>
           <w:spacing w:val="-2"/>
-          <w:sz w:val="36"/>
-          <w:szCs w:val="36"/>
-          <w:lang w:val="en-IN"/>
-        </w:rPr>
-      </w:pPr>
-      <w:r>
-        <w:rPr>
-          <w:b w:val="0"/>
-          <w:bCs w:val="0"/>
-          <w:spacing w:val="-2"/>
-          <w:sz w:val="36"/>
-          <w:szCs w:val="36"/>
+          <w:lang w:val="en-IN"/>
+        </w:rPr>
+      </w:pPr>
+      <w:r>
+        <w:rPr>
+          <w:b w:val="0"/>
+          <w:bCs w:val="0"/>
+          <w:spacing w:val="-2"/>
           <w:lang w:val="en-IN"/>
         </w:rPr>
         <w:t xml:space="preserve">Crypto list display </w:t>
@@ -7623,18 +7711,14 @@
           <w:b w:val="0"/>
           <w:bCs w:val="0"/>
           <w:spacing w:val="-2"/>
-          <w:sz w:val="36"/>
-          <w:szCs w:val="36"/>
-          <w:lang w:val="en-IN"/>
-        </w:rPr>
-      </w:pPr>
-      <w:r>
-        <w:rPr>
-          <w:b w:val="0"/>
-          <w:bCs w:val="0"/>
-          <w:spacing w:val="-2"/>
-          <w:sz w:val="36"/>
-          <w:szCs w:val="36"/>
+          <w:lang w:val="en-IN"/>
+        </w:rPr>
+      </w:pPr>
+      <w:r>
+        <w:rPr>
+          <w:b w:val="0"/>
+          <w:bCs w:val="0"/>
+          <w:spacing w:val="-2"/>
           <w:lang w:val="en-IN"/>
         </w:rPr>
         <w:t xml:space="preserve">Portfolio tracking </w:t>
@@ -7653,18 +7737,14 @@
           <w:b w:val="0"/>
           <w:bCs w:val="0"/>
           <w:spacing w:val="-2"/>
-          <w:sz w:val="36"/>
-          <w:szCs w:val="36"/>
-          <w:lang w:val="en-IN"/>
-        </w:rPr>
-      </w:pPr>
-      <w:r>
-        <w:rPr>
-          <w:b w:val="0"/>
-          <w:bCs w:val="0"/>
-          <w:spacing w:val="-2"/>
-          <w:sz w:val="36"/>
-          <w:szCs w:val="36"/>
+          <w:lang w:val="en-IN"/>
+        </w:rPr>
+      </w:pPr>
+      <w:r>
+        <w:rPr>
+          <w:b w:val="0"/>
+          <w:bCs w:val="0"/>
+          <w:spacing w:val="-2"/>
           <w:lang w:val="en-IN"/>
         </w:rPr>
         <w:t xml:space="preserve">Responsive design </w:t>
@@ -7683,18 +7763,14 @@
           <w:b w:val="0"/>
           <w:bCs w:val="0"/>
           <w:spacing w:val="-2"/>
-          <w:sz w:val="36"/>
-          <w:szCs w:val="36"/>
-          <w:lang w:val="en-IN"/>
-        </w:rPr>
-      </w:pPr>
-      <w:r>
-        <w:rPr>
-          <w:b w:val="0"/>
-          <w:bCs w:val="0"/>
-          <w:spacing w:val="-2"/>
-          <w:sz w:val="36"/>
-          <w:szCs w:val="36"/>
+          <w:lang w:val="en-IN"/>
+        </w:rPr>
+      </w:pPr>
+      <w:r>
+        <w:rPr>
+          <w:b w:val="0"/>
+          <w:bCs w:val="0"/>
+          <w:spacing w:val="-2"/>
           <w:lang w:val="en-IN"/>
         </w:rPr>
         <w:t xml:space="preserve">Clean UI </w:t>
@@ -7708,8 +7784,6 @@
         <w:jc w:val="both"/>
         <w:rPr>
           <w:spacing w:val="-2"/>
-          <w:sz w:val="36"/>
-          <w:szCs w:val="36"/>
           <w:lang w:val="en-IN"/>
         </w:rPr>
       </w:pPr>
@@ -7721,16 +7795,12 @@
         <w:ind w:left="720" w:right="518"/>
         <w:rPr>
           <w:spacing w:val="-2"/>
-          <w:sz w:val="36"/>
-          <w:szCs w:val="36"/>
-          <w:lang w:val="en-IN"/>
-        </w:rPr>
-      </w:pPr>
-      <w:r>
-        <w:rPr>
-          <w:spacing w:val="-2"/>
-          <w:sz w:val="36"/>
-          <w:szCs w:val="36"/>
+          <w:lang w:val="en-IN"/>
+        </w:rPr>
+      </w:pPr>
+      <w:r>
+        <w:rPr>
+          <w:spacing w:val="-2"/>
           <w:lang w:val="en-IN"/>
         </w:rPr>
         <w:t>2.5 Feasibility Study (Expanded)</w:t>
@@ -7750,18 +7820,14 @@
           <w:b w:val="0"/>
           <w:bCs w:val="0"/>
           <w:spacing w:val="-2"/>
-          <w:sz w:val="36"/>
-          <w:szCs w:val="36"/>
-          <w:lang w:val="en-IN"/>
-        </w:rPr>
-      </w:pPr>
-      <w:r>
-        <w:rPr>
-          <w:b w:val="0"/>
-          <w:bCs w:val="0"/>
-          <w:spacing w:val="-2"/>
-          <w:sz w:val="36"/>
-          <w:szCs w:val="36"/>
+          <w:lang w:val="en-IN"/>
+        </w:rPr>
+      </w:pPr>
+      <w:r>
+        <w:rPr>
+          <w:b w:val="0"/>
+          <w:bCs w:val="0"/>
+          <w:spacing w:val="-2"/>
           <w:lang w:val="en-IN"/>
         </w:rPr>
         <w:t>Technical Feasibility</w:t>
@@ -7781,18 +7847,14 @@
           <w:b w:val="0"/>
           <w:bCs w:val="0"/>
           <w:spacing w:val="-2"/>
-          <w:sz w:val="36"/>
-          <w:szCs w:val="36"/>
-          <w:lang w:val="en-IN"/>
-        </w:rPr>
-      </w:pPr>
-      <w:r>
-        <w:rPr>
-          <w:b w:val="0"/>
-          <w:bCs w:val="0"/>
-          <w:spacing w:val="-2"/>
-          <w:sz w:val="36"/>
-          <w:szCs w:val="36"/>
+          <w:lang w:val="en-IN"/>
+        </w:rPr>
+      </w:pPr>
+      <w:r>
+        <w:rPr>
+          <w:b w:val="0"/>
+          <w:bCs w:val="0"/>
+          <w:spacing w:val="-2"/>
           <w:lang w:val="en-IN"/>
         </w:rPr>
         <w:t>React JS is easy to implement and widely used.</w:t>
@@ -7812,18 +7874,14 @@
           <w:b w:val="0"/>
           <w:bCs w:val="0"/>
           <w:spacing w:val="-2"/>
-          <w:sz w:val="36"/>
-          <w:szCs w:val="36"/>
-          <w:lang w:val="en-IN"/>
-        </w:rPr>
-      </w:pPr>
-      <w:r>
-        <w:rPr>
-          <w:b w:val="0"/>
-          <w:bCs w:val="0"/>
-          <w:spacing w:val="-2"/>
-          <w:sz w:val="36"/>
-          <w:szCs w:val="36"/>
+          <w:lang w:val="en-IN"/>
+        </w:rPr>
+      </w:pPr>
+      <w:r>
+        <w:rPr>
+          <w:b w:val="0"/>
+          <w:bCs w:val="0"/>
+          <w:spacing w:val="-2"/>
           <w:lang w:val="en-IN"/>
         </w:rPr>
         <w:t>Economic Feasibility</w:t>
@@ -7843,18 +7901,14 @@
           <w:b w:val="0"/>
           <w:bCs w:val="0"/>
           <w:spacing w:val="-2"/>
-          <w:sz w:val="36"/>
-          <w:szCs w:val="36"/>
-          <w:lang w:val="en-IN"/>
-        </w:rPr>
-      </w:pPr>
-      <w:r>
-        <w:rPr>
-          <w:b w:val="0"/>
-          <w:bCs w:val="0"/>
-          <w:spacing w:val="-2"/>
-          <w:sz w:val="36"/>
-          <w:szCs w:val="36"/>
+          <w:lang w:val="en-IN"/>
+        </w:rPr>
+      </w:pPr>
+      <w:r>
+        <w:rPr>
+          <w:b w:val="0"/>
+          <w:bCs w:val="0"/>
+          <w:spacing w:val="-2"/>
           <w:lang w:val="en-IN"/>
         </w:rPr>
         <w:t>Low cost since it uses free tools.</w:t>
@@ -7874,18 +7928,14 @@
           <w:b w:val="0"/>
           <w:bCs w:val="0"/>
           <w:spacing w:val="-2"/>
-          <w:sz w:val="36"/>
-          <w:szCs w:val="36"/>
-          <w:lang w:val="en-IN"/>
-        </w:rPr>
-      </w:pPr>
-      <w:r>
-        <w:rPr>
-          <w:b w:val="0"/>
-          <w:bCs w:val="0"/>
-          <w:spacing w:val="-2"/>
-          <w:sz w:val="36"/>
-          <w:szCs w:val="36"/>
+          <w:lang w:val="en-IN"/>
+        </w:rPr>
+      </w:pPr>
+      <w:r>
+        <w:rPr>
+          <w:b w:val="0"/>
+          <w:bCs w:val="0"/>
+          <w:spacing w:val="-2"/>
           <w:lang w:val="en-IN"/>
         </w:rPr>
         <w:t>Operational Feasibili</w:t>
@@ -7895,8 +7945,6 @@
           <w:b w:val="0"/>
           <w:bCs w:val="0"/>
           <w:spacing w:val="-2"/>
-          <w:sz w:val="36"/>
-          <w:szCs w:val="36"/>
           <w:lang w:val="en-IN"/>
         </w:rPr>
         <w:t>ty</w:t>
@@ -7916,21 +7964,16 @@
           <w:b w:val="0"/>
           <w:bCs w:val="0"/>
           <w:spacing w:val="-2"/>
-          <w:sz w:val="36"/>
-          <w:szCs w:val="36"/>
-          <w:lang w:val="en-IN"/>
-        </w:rPr>
-      </w:pPr>
-      <w:r>
-        <w:rPr>
-          <w:b w:val="0"/>
-          <w:bCs w:val="0"/>
-          <w:spacing w:val="-2"/>
-          <w:sz w:val="36"/>
-          <w:szCs w:val="36"/>
-          <w:lang w:val="en-IN"/>
-        </w:rPr>
-        <w:lastRenderedPageBreak/>
+          <w:lang w:val="en-IN"/>
+        </w:rPr>
+      </w:pPr>
+      <w:r>
+        <w:rPr>
+          <w:b w:val="0"/>
+          <w:bCs w:val="0"/>
+          <w:spacing w:val="-2"/>
+          <w:lang w:val="en-IN"/>
+        </w:rPr>
         <w:t>Easy for users to operate.</w:t>
       </w:r>
     </w:p>
@@ -7942,8 +7985,6 @@
         <w:jc w:val="center"/>
         <w:rPr>
           <w:spacing w:val="-2"/>
-          <w:sz w:val="36"/>
-          <w:szCs w:val="36"/>
           <w:lang w:val="en-IN"/>
         </w:rPr>
       </w:pPr>
@@ -7955,16 +7996,12 @@
         <w:ind w:left="518" w:right="518"/>
         <w:rPr>
           <w:spacing w:val="-2"/>
-          <w:sz w:val="36"/>
-          <w:szCs w:val="36"/>
-          <w:lang w:val="en-IN"/>
-        </w:rPr>
-      </w:pPr>
-      <w:r>
-        <w:rPr>
-          <w:spacing w:val="-2"/>
-          <w:sz w:val="36"/>
-          <w:szCs w:val="36"/>
+          <w:lang w:val="en-IN"/>
+        </w:rPr>
+      </w:pPr>
+      <w:r>
+        <w:rPr>
+          <w:spacing w:val="-2"/>
           <w:lang w:val="en-IN"/>
         </w:rPr>
         <w:t>2.6 Requirement Analysis (Expanded)</w:t>
@@ -7977,19 +8014,29 @@
         <w:ind w:left="518" w:right="518"/>
         <w:rPr>
           <w:spacing w:val="-2"/>
-          <w:sz w:val="36"/>
-          <w:szCs w:val="36"/>
-          <w:lang w:val="en-IN"/>
-        </w:rPr>
-      </w:pPr>
-      <w:r>
-        <w:rPr>
-          <w:spacing w:val="-2"/>
-          <w:sz w:val="36"/>
-          <w:szCs w:val="36"/>
+          <w:lang w:val="en-IN"/>
+        </w:rPr>
+      </w:pPr>
+      <w:r>
+        <w:rPr>
+          <w:spacing w:val="-2"/>
           <w:lang w:val="en-IN"/>
         </w:rPr>
         <w:t>Functional Requirements</w:t>
+      </w:r>
+      <w:r>
+        <w:rPr>
+          <w:spacing w:val="-2"/>
+          <w:lang w:val="en-IN"/>
+        </w:rPr>
+        <w:t xml:space="preserve">                             </w:t>
+      </w:r>
+      <w:r>
+        <w:rPr>
+          <w:spacing w:val="-2"/>
+          <w:lang w:val="en-IN"/>
+        </w:rPr>
+        <w:t>Non-Functional Requirements</w:t>
       </w:r>
     </w:p>
     <w:p>
@@ -7997,7 +8044,60 @@
         <w:pStyle w:val="Heading2"/>
         <w:numPr>
           <w:ilvl w:val="0"/>
-          <w:numId w:val="85"/>
+          <w:numId w:val="136"/>
+        </w:numPr>
+        <w:spacing w:before="60"/>
+        <w:ind w:right="518"/>
+        <w:rPr>
+          <w:b w:val="0"/>
+          <w:bCs w:val="0"/>
+          <w:spacing w:val="-2"/>
+          <w:lang w:val="en-IN"/>
+        </w:rPr>
+      </w:pPr>
+      <w:r>
+        <w:rPr>
+          <w:b w:val="0"/>
+          <w:bCs w:val="0"/>
+          <w:spacing w:val="-2"/>
+          <w:lang w:val="en-IN"/>
+        </w:rPr>
+        <w:t xml:space="preserve">View </w:t>
+      </w:r>
+      <w:r>
+        <w:rPr>
+          <w:b w:val="0"/>
+          <w:bCs w:val="0"/>
+          <w:spacing w:val="-2"/>
+          <w:lang w:val="en-IN"/>
+        </w:rPr>
+        <w:t xml:space="preserve">crypto data </w:t>
+      </w:r>
+      <w:r>
+        <w:rPr>
+          <w:b w:val="0"/>
+          <w:bCs w:val="0"/>
+          <w:spacing w:val="-2"/>
+          <w:lang w:val="en-IN"/>
+        </w:rPr>
+        <w:t xml:space="preserve">                                                      </w:t>
+      </w:r>
+      <w:r>
+        <w:rPr>
+          <w:b w:val="0"/>
+          <w:bCs w:val="0"/>
+          <w:spacing w:val="-2"/>
+          <w:lang w:val="en-IN"/>
+        </w:rPr>
+        <w:t xml:space="preserve">Fast performance </w:t>
+      </w:r>
+    </w:p>
+    <w:p>
+      <w:pPr>
+        <w:pStyle w:val="Heading2"/>
+        <w:numPr>
+          <w:ilvl w:val="0"/>
+          <w:numId w:val="136"/>
         </w:numPr>
         <w:spacing w:before="60"/>
         <w:ind w:right="518"/>
@@ -8006,29 +8106,56 @@
           <w:b w:val="0"/>
           <w:bCs w:val="0"/>
           <w:spacing w:val="-2"/>
-          <w:sz w:val="36"/>
-          <w:szCs w:val="36"/>
-          <w:lang w:val="en-IN"/>
-        </w:rPr>
-      </w:pPr>
-      <w:r>
-        <w:rPr>
-          <w:b w:val="0"/>
-          <w:bCs w:val="0"/>
-          <w:spacing w:val="-2"/>
-          <w:sz w:val="36"/>
-          <w:szCs w:val="36"/>
-          <w:lang w:val="en-IN"/>
-        </w:rPr>
-        <w:t xml:space="preserve">View crypto data </w:t>
-      </w:r>
+          <w:lang w:val="en-IN"/>
+        </w:rPr>
+      </w:pPr>
+      <w:r>
+        <w:rPr>
+          <w:b w:val="0"/>
+          <w:bCs w:val="0"/>
+          <w:spacing w:val="-2"/>
+          <w:lang w:val="en-IN"/>
+        </w:rPr>
+        <w:t xml:space="preserve">Add coins to portfolio </w:t>
+      </w:r>
+      <w:r>
+        <w:rPr>
+          <w:b w:val="0"/>
+          <w:bCs w:val="0"/>
+          <w:spacing w:val="-2"/>
+          <w:lang w:val="en-IN"/>
+        </w:rPr>
+        <w:t xml:space="preserve">                                              </w:t>
+      </w:r>
+      <w:proofErr w:type="spellStart"/>
+      <w:proofErr w:type="gramStart"/>
+      <w:r>
+        <w:rPr>
+          <w:b w:val="0"/>
+          <w:bCs w:val="0"/>
+          <w:spacing w:val="-2"/>
+          <w:lang w:val="en-IN"/>
+        </w:rPr>
+        <w:t>Simpe</w:t>
+      </w:r>
+      <w:proofErr w:type="spellEnd"/>
+      <w:r>
+        <w:rPr>
+          <w:b w:val="0"/>
+          <w:bCs w:val="0"/>
+          <w:spacing w:val="-2"/>
+          <w:lang w:val="en-IN"/>
+        </w:rPr>
+        <w:t xml:space="preserve">  interface</w:t>
+      </w:r>
+      <w:proofErr w:type="gramEnd"/>
     </w:p>
     <w:p>
       <w:pPr>
         <w:pStyle w:val="Heading2"/>
         <w:numPr>
           <w:ilvl w:val="0"/>
-          <w:numId w:val="85"/>
+          <w:numId w:val="136"/>
         </w:numPr>
         <w:spacing w:before="60"/>
         <w:ind w:right="518"/>
@@ -8037,49 +8164,14 @@
           <w:b w:val="0"/>
           <w:bCs w:val="0"/>
           <w:spacing w:val="-2"/>
-          <w:sz w:val="36"/>
-          <w:szCs w:val="36"/>
-          <w:lang w:val="en-IN"/>
-        </w:rPr>
-      </w:pPr>
-      <w:r>
-        <w:rPr>
-          <w:b w:val="0"/>
-          <w:bCs w:val="0"/>
-          <w:spacing w:val="-2"/>
-          <w:sz w:val="36"/>
-          <w:szCs w:val="36"/>
-          <w:lang w:val="en-IN"/>
-        </w:rPr>
-        <w:t xml:space="preserve">Add coins to portfolio </w:t>
-      </w:r>
-    </w:p>
-    <w:p>
-      <w:pPr>
-        <w:pStyle w:val="Heading2"/>
-        <w:numPr>
-          <w:ilvl w:val="0"/>
-          <w:numId w:val="85"/>
-        </w:numPr>
-        <w:spacing w:before="60"/>
-        <w:ind w:right="518"/>
-        <w:jc w:val="both"/>
-        <w:rPr>
-          <w:b w:val="0"/>
-          <w:bCs w:val="0"/>
-          <w:spacing w:val="-2"/>
-          <w:sz w:val="36"/>
-          <w:szCs w:val="36"/>
-          <w:lang w:val="en-IN"/>
-        </w:rPr>
-      </w:pPr>
-      <w:r>
-        <w:rPr>
-          <w:b w:val="0"/>
-          <w:bCs w:val="0"/>
-          <w:spacing w:val="-2"/>
-          <w:sz w:val="36"/>
-          <w:szCs w:val="36"/>
+          <w:lang w:val="en-IN"/>
+        </w:rPr>
+      </w:pPr>
+      <w:r>
+        <w:rPr>
+          <w:b w:val="0"/>
+          <w:bCs w:val="0"/>
+          <w:spacing w:val="-2"/>
           <w:lang w:val="en-IN"/>
         </w:rPr>
         <w:t xml:space="preserve">Calculate total value </w:t>
@@ -8089,119 +8181,22 @@
       <w:pPr>
         <w:pStyle w:val="Heading2"/>
         <w:spacing w:before="60"/>
-        <w:ind w:left="518" w:right="518"/>
-        <w:rPr>
-          <w:spacing w:val="-2"/>
-          <w:sz w:val="36"/>
-          <w:szCs w:val="36"/>
-          <w:lang w:val="en-IN"/>
-        </w:rPr>
-      </w:pPr>
-      <w:r>
-        <w:rPr>
-          <w:spacing w:val="-2"/>
-          <w:sz w:val="36"/>
-          <w:szCs w:val="36"/>
-          <w:lang w:val="en-IN"/>
-        </w:rPr>
-        <w:t>Non-Functional Requirements</w:t>
-      </w:r>
-    </w:p>
-    <w:p>
-      <w:pPr>
-        <w:pStyle w:val="Heading2"/>
-        <w:numPr>
-          <w:ilvl w:val="0"/>
-          <w:numId w:val="86"/>
-        </w:numPr>
-        <w:spacing w:before="60"/>
-        <w:ind w:right="518"/>
-        <w:rPr>
-          <w:b w:val="0"/>
-          <w:bCs w:val="0"/>
-          <w:spacing w:val="-2"/>
-          <w:sz w:val="36"/>
-          <w:szCs w:val="36"/>
-          <w:lang w:val="en-IN"/>
-        </w:rPr>
-      </w:pPr>
-      <w:r>
-        <w:rPr>
-          <w:b w:val="0"/>
-          <w:bCs w:val="0"/>
-          <w:spacing w:val="-2"/>
-          <w:sz w:val="36"/>
-          <w:szCs w:val="36"/>
-          <w:lang w:val="en-IN"/>
-        </w:rPr>
-        <w:t xml:space="preserve">Fast performance </w:t>
-      </w:r>
-    </w:p>
-    <w:p>
-      <w:pPr>
-        <w:pStyle w:val="Heading2"/>
-        <w:numPr>
-          <w:ilvl w:val="0"/>
-          <w:numId w:val="86"/>
-        </w:numPr>
-        <w:spacing w:before="60"/>
-        <w:ind w:right="518"/>
-        <w:rPr>
-          <w:b w:val="0"/>
-          <w:bCs w:val="0"/>
-          <w:spacing w:val="-2"/>
-          <w:sz w:val="36"/>
-          <w:szCs w:val="36"/>
-          <w:lang w:val="en-IN"/>
-        </w:rPr>
-      </w:pPr>
-      <w:r>
-        <w:rPr>
-          <w:b w:val="0"/>
-          <w:bCs w:val="0"/>
-          <w:spacing w:val="-2"/>
-          <w:sz w:val="36"/>
-          <w:szCs w:val="36"/>
-          <w:lang w:val="en-IN"/>
-        </w:rPr>
-        <w:t xml:space="preserve">Responsive design </w:t>
-      </w:r>
-    </w:p>
-    <w:p>
-      <w:pPr>
-        <w:pStyle w:val="Heading2"/>
-        <w:numPr>
-          <w:ilvl w:val="0"/>
-          <w:numId w:val="86"/>
-        </w:numPr>
-        <w:spacing w:before="60"/>
-        <w:ind w:right="518"/>
-        <w:rPr>
-          <w:spacing w:val="-2"/>
-          <w:sz w:val="36"/>
-          <w:szCs w:val="36"/>
-          <w:lang w:val="en-IN"/>
-        </w:rPr>
-      </w:pPr>
-      <w:r>
-        <w:rPr>
-          <w:b w:val="0"/>
-          <w:bCs w:val="0"/>
-          <w:spacing w:val="-2"/>
-          <w:sz w:val="36"/>
-          <w:szCs w:val="36"/>
-          <w:lang w:val="en-IN"/>
-        </w:rPr>
-        <w:t>Simple interface</w:t>
-      </w:r>
-      <w:r>
-        <w:rPr>
-          <w:spacing w:val="-2"/>
-          <w:sz w:val="36"/>
-          <w:szCs w:val="36"/>
-          <w:lang w:val="en-IN"/>
-        </w:rPr>
-        <w:t xml:space="preserve"> </w:t>
+        <w:ind w:left="0" w:right="518"/>
+        <w:rPr>
+          <w:b w:val="0"/>
+          <w:bCs w:val="0"/>
+          <w:spacing w:val="-2"/>
+          <w:lang w:val="en-IN"/>
+        </w:rPr>
+      </w:pPr>
+      <w:r>
+        <w:rPr>
+          <w:b w:val="0"/>
+          <w:bCs w:val="0"/>
+          <w:spacing w:val="-2"/>
+          <w:lang w:val="en-IN"/>
+        </w:rPr>
+        <w:t xml:space="preserve">         </w:t>
       </w:r>
     </w:p>
     <w:p>
@@ -8225,25 +8220,25 @@
         <w:ind w:left="518" w:right="518"/>
         <w:rPr>
           <w:spacing w:val="-2"/>
+          <w:sz w:val="32"/>
+          <w:szCs w:val="32"/>
+          <w:lang w:val="en-IN"/>
+        </w:rPr>
+      </w:pPr>
+      <w:r>
+        <w:rPr>
+          <w:spacing w:val="-2"/>
           <w:sz w:val="36"/>
           <w:szCs w:val="36"/>
           <w:lang w:val="en-IN"/>
         </w:rPr>
-      </w:pPr>
-      <w:r>
-        <w:rPr>
-          <w:spacing w:val="-2"/>
-          <w:sz w:val="36"/>
-          <w:szCs w:val="36"/>
-          <w:lang w:val="en-IN"/>
-        </w:rPr>
         <w:t xml:space="preserve">            </w:t>
       </w:r>
       <w:r>
         <w:rPr>
           <w:spacing w:val="-2"/>
-          <w:sz w:val="36"/>
-          <w:szCs w:val="36"/>
+          <w:sz w:val="32"/>
+          <w:szCs w:val="32"/>
           <w:lang w:val="en-IN"/>
         </w:rPr>
         <w:t>CHAPTER 3: SYSTEM DESIGN (Expanded)</w:t>
@@ -8256,8 +8251,8 @@
         <w:ind w:left="518" w:right="518"/>
         <w:rPr>
           <w:spacing w:val="-2"/>
-          <w:sz w:val="36"/>
-          <w:szCs w:val="36"/>
+          <w:sz w:val="32"/>
+          <w:szCs w:val="32"/>
           <w:lang w:val="en-IN"/>
         </w:rPr>
       </w:pPr>
@@ -8269,16 +8264,12 @@
         <w:ind w:left="518" w:right="518"/>
         <w:rPr>
           <w:spacing w:val="-2"/>
-          <w:sz w:val="36"/>
-          <w:szCs w:val="36"/>
-          <w:lang w:val="en-IN"/>
-        </w:rPr>
-      </w:pPr>
-      <w:r>
-        <w:rPr>
-          <w:spacing w:val="-2"/>
-          <w:sz w:val="36"/>
-          <w:szCs w:val="36"/>
+          <w:lang w:val="en-IN"/>
+        </w:rPr>
+      </w:pPr>
+      <w:r>
+        <w:rPr>
+          <w:spacing w:val="-2"/>
           <w:lang w:val="en-IN"/>
         </w:rPr>
         <w:t>3.1 System Architecture (Expanded)</w:t>
@@ -8293,18 +8284,14 @@
           <w:b w:val="0"/>
           <w:bCs w:val="0"/>
           <w:spacing w:val="-2"/>
-          <w:sz w:val="36"/>
-          <w:szCs w:val="36"/>
-          <w:lang w:val="en-IN"/>
-        </w:rPr>
-      </w:pPr>
-      <w:r>
-        <w:rPr>
-          <w:b w:val="0"/>
-          <w:bCs w:val="0"/>
-          <w:spacing w:val="-2"/>
-          <w:sz w:val="36"/>
-          <w:szCs w:val="36"/>
+          <w:lang w:val="en-IN"/>
+        </w:rPr>
+      </w:pPr>
+      <w:r>
+        <w:rPr>
+          <w:b w:val="0"/>
+          <w:bCs w:val="0"/>
+          <w:spacing w:val="-2"/>
           <w:lang w:val="en-IN"/>
         </w:rPr>
         <w:t>The system follows a frontend architecture using React. It consists of multiple components that interact with each other.</w:t>
@@ -8318,8 +8305,6 @@
         <w:jc w:val="center"/>
         <w:rPr>
           <w:spacing w:val="-2"/>
-          <w:sz w:val="36"/>
-          <w:szCs w:val="36"/>
           <w:lang w:val="en-IN"/>
         </w:rPr>
       </w:pPr>
@@ -8331,16 +8316,12 @@
         <w:ind w:left="518" w:right="518"/>
         <w:rPr>
           <w:spacing w:val="-2"/>
-          <w:sz w:val="36"/>
-          <w:szCs w:val="36"/>
-          <w:lang w:val="en-IN"/>
-        </w:rPr>
-      </w:pPr>
-      <w:r>
-        <w:rPr>
-          <w:spacing w:val="-2"/>
-          <w:sz w:val="36"/>
-          <w:szCs w:val="36"/>
+          <w:lang w:val="en-IN"/>
+        </w:rPr>
+      </w:pPr>
+      <w:r>
+        <w:rPr>
+          <w:spacing w:val="-2"/>
           <w:lang w:val="en-IN"/>
         </w:rPr>
         <w:t>3.2 Use Case Diagram (Explanation)</w:t>
@@ -8353,16 +8334,12 @@
         <w:ind w:left="518" w:right="518"/>
         <w:rPr>
           <w:spacing w:val="-2"/>
-          <w:sz w:val="36"/>
-          <w:szCs w:val="36"/>
-          <w:lang w:val="en-IN"/>
-        </w:rPr>
-      </w:pPr>
-      <w:r>
-        <w:rPr>
-          <w:spacing w:val="-2"/>
-          <w:sz w:val="36"/>
-          <w:szCs w:val="36"/>
+          <w:lang w:val="en-IN"/>
+        </w:rPr>
+      </w:pPr>
+      <w:r>
+        <w:rPr>
+          <w:spacing w:val="-2"/>
           <w:lang w:val="en-IN"/>
         </w:rPr>
         <w:t>User can:</w:t>
@@ -8381,18 +8358,14 @@
           <w:b w:val="0"/>
           <w:bCs w:val="0"/>
           <w:spacing w:val="-2"/>
-          <w:sz w:val="36"/>
-          <w:szCs w:val="36"/>
-          <w:lang w:val="en-IN"/>
-        </w:rPr>
-      </w:pPr>
-      <w:r>
-        <w:rPr>
-          <w:b w:val="0"/>
-          <w:bCs w:val="0"/>
-          <w:spacing w:val="-2"/>
-          <w:sz w:val="36"/>
-          <w:szCs w:val="36"/>
+          <w:lang w:val="en-IN"/>
+        </w:rPr>
+      </w:pPr>
+      <w:r>
+        <w:rPr>
+          <w:b w:val="0"/>
+          <w:bCs w:val="0"/>
+          <w:spacing w:val="-2"/>
           <w:lang w:val="en-IN"/>
         </w:rPr>
         <w:t xml:space="preserve">View crypto list </w:t>
@@ -8411,18 +8384,14 @@
           <w:b w:val="0"/>
           <w:bCs w:val="0"/>
           <w:spacing w:val="-2"/>
-          <w:sz w:val="36"/>
-          <w:szCs w:val="36"/>
-          <w:lang w:val="en-IN"/>
-        </w:rPr>
-      </w:pPr>
-      <w:r>
-        <w:rPr>
-          <w:b w:val="0"/>
-          <w:bCs w:val="0"/>
-          <w:spacing w:val="-2"/>
-          <w:sz w:val="36"/>
-          <w:szCs w:val="36"/>
+          <w:lang w:val="en-IN"/>
+        </w:rPr>
+      </w:pPr>
+      <w:r>
+        <w:rPr>
+          <w:b w:val="0"/>
+          <w:bCs w:val="0"/>
+          <w:spacing w:val="-2"/>
           <w:lang w:val="en-IN"/>
         </w:rPr>
         <w:t xml:space="preserve">Add portfolio </w:t>
@@ -8441,18 +8410,14 @@
           <w:b w:val="0"/>
           <w:bCs w:val="0"/>
           <w:spacing w:val="-2"/>
-          <w:sz w:val="36"/>
-          <w:szCs w:val="36"/>
-          <w:lang w:val="en-IN"/>
-        </w:rPr>
-      </w:pPr>
-      <w:r>
-        <w:rPr>
-          <w:b w:val="0"/>
-          <w:bCs w:val="0"/>
-          <w:spacing w:val="-2"/>
-          <w:sz w:val="36"/>
-          <w:szCs w:val="36"/>
+          <w:lang w:val="en-IN"/>
+        </w:rPr>
+      </w:pPr>
+      <w:r>
+        <w:rPr>
+          <w:b w:val="0"/>
+          <w:bCs w:val="0"/>
+          <w:spacing w:val="-2"/>
           <w:lang w:val="en-IN"/>
         </w:rPr>
         <w:t xml:space="preserve">Track performance </w:t>
@@ -8466,8 +8431,6 @@
         <w:jc w:val="center"/>
         <w:rPr>
           <w:spacing w:val="-2"/>
-          <w:sz w:val="36"/>
-          <w:szCs w:val="36"/>
           <w:lang w:val="en-IN"/>
         </w:rPr>
       </w:pPr>
@@ -8479,16 +8442,12 @@
         <w:ind w:left="518" w:right="518"/>
         <w:rPr>
           <w:spacing w:val="-2"/>
-          <w:sz w:val="36"/>
-          <w:szCs w:val="36"/>
-          <w:lang w:val="en-IN"/>
-        </w:rPr>
-      </w:pPr>
-      <w:r>
-        <w:rPr>
-          <w:spacing w:val="-2"/>
-          <w:sz w:val="36"/>
-          <w:szCs w:val="36"/>
+          <w:lang w:val="en-IN"/>
+        </w:rPr>
+      </w:pPr>
+      <w:r>
+        <w:rPr>
+          <w:spacing w:val="-2"/>
           <w:lang w:val="en-IN"/>
         </w:rPr>
         <w:t>3.3 Data Flow Diagram (Expanded)</w:t>
@@ -8503,18 +8462,14 @@
           <w:b w:val="0"/>
           <w:bCs w:val="0"/>
           <w:spacing w:val="-2"/>
-          <w:sz w:val="36"/>
-          <w:szCs w:val="36"/>
-          <w:lang w:val="en-IN"/>
-        </w:rPr>
-      </w:pPr>
-      <w:r>
-        <w:rPr>
-          <w:b w:val="0"/>
-          <w:bCs w:val="0"/>
-          <w:spacing w:val="-2"/>
-          <w:sz w:val="36"/>
-          <w:szCs w:val="36"/>
+          <w:lang w:val="en-IN"/>
+        </w:rPr>
+      </w:pPr>
+      <w:r>
+        <w:rPr>
+          <w:b w:val="0"/>
+          <w:bCs w:val="0"/>
+          <w:spacing w:val="-2"/>
           <w:lang w:val="en-IN"/>
         </w:rPr>
         <w:t>The data flows from user input to UI display. The system processes the data and updates the portfolio dynamically.</w:t>
@@ -8528,8 +8483,6 @@
         <w:jc w:val="center"/>
         <w:rPr>
           <w:spacing w:val="-2"/>
-          <w:sz w:val="36"/>
-          <w:szCs w:val="36"/>
           <w:lang w:val="en-IN"/>
         </w:rPr>
       </w:pPr>
@@ -8541,16 +8494,12 @@
         <w:ind w:left="518" w:right="518"/>
         <w:rPr>
           <w:spacing w:val="-2"/>
-          <w:sz w:val="36"/>
-          <w:szCs w:val="36"/>
-          <w:lang w:val="en-IN"/>
-        </w:rPr>
-      </w:pPr>
-      <w:r>
-        <w:rPr>
-          <w:spacing w:val="-2"/>
-          <w:sz w:val="36"/>
-          <w:szCs w:val="36"/>
+          <w:lang w:val="en-IN"/>
+        </w:rPr>
+      </w:pPr>
+      <w:r>
+        <w:rPr>
+          <w:spacing w:val="-2"/>
           <w:lang w:val="en-IN"/>
         </w:rPr>
         <w:t>3.4 Entity Relationship Diagram (Expanded)</w:t>
@@ -8563,16 +8512,12 @@
         <w:ind w:left="518" w:right="518"/>
         <w:rPr>
           <w:spacing w:val="-2"/>
-          <w:sz w:val="36"/>
-          <w:szCs w:val="36"/>
-          <w:lang w:val="en-IN"/>
-        </w:rPr>
-      </w:pPr>
-      <w:r>
-        <w:rPr>
-          <w:spacing w:val="-2"/>
-          <w:sz w:val="36"/>
-          <w:szCs w:val="36"/>
+          <w:lang w:val="en-IN"/>
+        </w:rPr>
+      </w:pPr>
+      <w:r>
+        <w:rPr>
+          <w:spacing w:val="-2"/>
           <w:lang w:val="en-IN"/>
         </w:rPr>
         <w:t>Entities include:</w:t>
@@ -8591,18 +8536,14 @@
           <w:b w:val="0"/>
           <w:bCs w:val="0"/>
           <w:spacing w:val="-2"/>
-          <w:sz w:val="36"/>
-          <w:szCs w:val="36"/>
-          <w:lang w:val="en-IN"/>
-        </w:rPr>
-      </w:pPr>
-      <w:r>
-        <w:rPr>
-          <w:b w:val="0"/>
-          <w:bCs w:val="0"/>
-          <w:spacing w:val="-2"/>
-          <w:sz w:val="36"/>
-          <w:szCs w:val="36"/>
+          <w:lang w:val="en-IN"/>
+        </w:rPr>
+      </w:pPr>
+      <w:r>
+        <w:rPr>
+          <w:b w:val="0"/>
+          <w:bCs w:val="0"/>
+          <w:spacing w:val="-2"/>
           <w:lang w:val="en-IN"/>
         </w:rPr>
         <w:t xml:space="preserve">User </w:t>
@@ -8621,18 +8562,14 @@
           <w:b w:val="0"/>
           <w:bCs w:val="0"/>
           <w:spacing w:val="-2"/>
-          <w:sz w:val="36"/>
-          <w:szCs w:val="36"/>
-          <w:lang w:val="en-IN"/>
-        </w:rPr>
-      </w:pPr>
-      <w:r>
-        <w:rPr>
-          <w:b w:val="0"/>
-          <w:bCs w:val="0"/>
-          <w:spacing w:val="-2"/>
-          <w:sz w:val="36"/>
-          <w:szCs w:val="36"/>
+          <w:lang w:val="en-IN"/>
+        </w:rPr>
+      </w:pPr>
+      <w:r>
+        <w:rPr>
+          <w:b w:val="0"/>
+          <w:bCs w:val="0"/>
+          <w:spacing w:val="-2"/>
           <w:lang w:val="en-IN"/>
         </w:rPr>
         <w:t xml:space="preserve">Coin </w:t>
@@ -8649,18 +8586,14 @@
         <w:ind w:right="518"/>
         <w:rPr>
           <w:spacing w:val="-2"/>
-          <w:sz w:val="36"/>
-          <w:szCs w:val="36"/>
-          <w:lang w:val="en-IN"/>
-        </w:rPr>
-      </w:pPr>
-      <w:r>
-        <w:rPr>
-          <w:b w:val="0"/>
-          <w:bCs w:val="0"/>
-          <w:spacing w:val="-2"/>
-          <w:sz w:val="36"/>
-          <w:szCs w:val="36"/>
+          <w:lang w:val="en-IN"/>
+        </w:rPr>
+      </w:pPr>
+      <w:r>
+        <w:rPr>
+          <w:b w:val="0"/>
+          <w:bCs w:val="0"/>
+          <w:spacing w:val="-2"/>
           <w:lang w:val="en-IN"/>
         </w:rPr>
         <w:t>Portfolio</w:t>
@@ -8668,8 +8601,6 @@
       <w:r>
         <w:rPr>
           <w:spacing w:val="-2"/>
-          <w:sz w:val="36"/>
-          <w:szCs w:val="36"/>
           <w:lang w:val="en-IN"/>
         </w:rPr>
         <w:t xml:space="preserve"> </w:t>
@@ -8685,21 +8616,16 @@
           <w:b w:val="0"/>
           <w:bCs w:val="0"/>
           <w:spacing w:val="-2"/>
-          <w:sz w:val="36"/>
-          <w:szCs w:val="36"/>
-          <w:lang w:val="en-IN"/>
-        </w:rPr>
-      </w:pPr>
-      <w:r>
-        <w:rPr>
-          <w:b w:val="0"/>
-          <w:bCs w:val="0"/>
-          <w:spacing w:val="-2"/>
-          <w:sz w:val="36"/>
-          <w:szCs w:val="36"/>
-          <w:lang w:val="en-IN"/>
-        </w:rPr>
-        <w:lastRenderedPageBreak/>
+          <w:lang w:val="en-IN"/>
+        </w:rPr>
+      </w:pPr>
+      <w:r>
+        <w:rPr>
+          <w:b w:val="0"/>
+          <w:bCs w:val="0"/>
+          <w:spacing w:val="-2"/>
+          <w:lang w:val="en-IN"/>
+        </w:rPr>
         <w:t>Relationships define how users manage their portfolio.</w:t>
       </w:r>
     </w:p>
@@ -8713,8 +8639,6 @@
           <w:b w:val="0"/>
           <w:bCs w:val="0"/>
           <w:spacing w:val="-2"/>
-          <w:sz w:val="36"/>
-          <w:szCs w:val="36"/>
           <w:lang w:val="en-IN"/>
         </w:rPr>
       </w:pPr>
@@ -8726,16 +8650,12 @@
         <w:ind w:left="518" w:right="518"/>
         <w:rPr>
           <w:spacing w:val="-2"/>
-          <w:sz w:val="36"/>
-          <w:szCs w:val="36"/>
-          <w:lang w:val="en-IN"/>
-        </w:rPr>
-      </w:pPr>
-      <w:r>
-        <w:rPr>
-          <w:spacing w:val="-2"/>
-          <w:sz w:val="36"/>
-          <w:szCs w:val="36"/>
+          <w:lang w:val="en-IN"/>
+        </w:rPr>
+      </w:pPr>
+      <w:r>
+        <w:rPr>
+          <w:spacing w:val="-2"/>
           <w:lang w:val="en-IN"/>
         </w:rPr>
         <w:t>3.5 User Interface Design (Expanded)</w:t>
@@ -8748,16 +8668,12 @@
         <w:ind w:left="518" w:right="518"/>
         <w:rPr>
           <w:spacing w:val="-2"/>
-          <w:sz w:val="36"/>
-          <w:szCs w:val="36"/>
-          <w:lang w:val="en-IN"/>
-        </w:rPr>
-      </w:pPr>
-      <w:r>
-        <w:rPr>
-          <w:spacing w:val="-2"/>
-          <w:sz w:val="36"/>
-          <w:szCs w:val="36"/>
+          <w:lang w:val="en-IN"/>
+        </w:rPr>
+      </w:pPr>
+      <w:r>
+        <w:rPr>
+          <w:spacing w:val="-2"/>
           <w:lang w:val="en-IN"/>
         </w:rPr>
         <w:t>The UI is designed with:</w:t>
@@ -8776,18 +8692,14 @@
           <w:b w:val="0"/>
           <w:bCs w:val="0"/>
           <w:spacing w:val="-2"/>
-          <w:sz w:val="36"/>
-          <w:szCs w:val="36"/>
-          <w:lang w:val="en-IN"/>
-        </w:rPr>
-      </w:pPr>
-      <w:r>
-        <w:rPr>
-          <w:b w:val="0"/>
-          <w:bCs w:val="0"/>
-          <w:spacing w:val="-2"/>
-          <w:sz w:val="36"/>
-          <w:szCs w:val="36"/>
+          <w:lang w:val="en-IN"/>
+        </w:rPr>
+      </w:pPr>
+      <w:r>
+        <w:rPr>
+          <w:b w:val="0"/>
+          <w:bCs w:val="0"/>
+          <w:spacing w:val="-2"/>
           <w:lang w:val="en-IN"/>
         </w:rPr>
         <w:t xml:space="preserve">Clean layout </w:t>
@@ -8806,18 +8718,14 @@
           <w:b w:val="0"/>
           <w:bCs w:val="0"/>
           <w:spacing w:val="-2"/>
-          <w:sz w:val="36"/>
-          <w:szCs w:val="36"/>
-          <w:lang w:val="en-IN"/>
-        </w:rPr>
-      </w:pPr>
-      <w:r>
-        <w:rPr>
-          <w:b w:val="0"/>
-          <w:bCs w:val="0"/>
-          <w:spacing w:val="-2"/>
-          <w:sz w:val="36"/>
-          <w:szCs w:val="36"/>
+          <w:lang w:val="en-IN"/>
+        </w:rPr>
+      </w:pPr>
+      <w:r>
+        <w:rPr>
+          <w:b w:val="0"/>
+          <w:bCs w:val="0"/>
+          <w:spacing w:val="-2"/>
           <w:lang w:val="en-IN"/>
         </w:rPr>
         <w:t xml:space="preserve">Modern </w:t>
@@ -8828,8 +8736,6 @@
           <w:b w:val="0"/>
           <w:bCs w:val="0"/>
           <w:spacing w:val="-2"/>
-          <w:sz w:val="36"/>
-          <w:szCs w:val="36"/>
           <w:lang w:val="en-IN"/>
         </w:rPr>
         <w:t>colors</w:t>
@@ -8840,8 +8746,6 @@
           <w:b w:val="0"/>
           <w:bCs w:val="0"/>
           <w:spacing w:val="-2"/>
-          <w:sz w:val="36"/>
-          <w:szCs w:val="36"/>
           <w:lang w:val="en-IN"/>
         </w:rPr>
         <w:t xml:space="preserve"> </w:t>
@@ -8860,18 +8764,14 @@
           <w:b w:val="0"/>
           <w:bCs w:val="0"/>
           <w:spacing w:val="-2"/>
-          <w:sz w:val="36"/>
-          <w:szCs w:val="36"/>
-          <w:lang w:val="en-IN"/>
-        </w:rPr>
-      </w:pPr>
-      <w:r>
-        <w:rPr>
-          <w:b w:val="0"/>
-          <w:bCs w:val="0"/>
-          <w:spacing w:val="-2"/>
-          <w:sz w:val="36"/>
-          <w:szCs w:val="36"/>
+          <w:lang w:val="en-IN"/>
+        </w:rPr>
+      </w:pPr>
+      <w:r>
+        <w:rPr>
+          <w:b w:val="0"/>
+          <w:bCs w:val="0"/>
+          <w:spacing w:val="-2"/>
           <w:lang w:val="en-IN"/>
         </w:rPr>
         <w:t xml:space="preserve">Responsive structure </w:t>
@@ -8888,18 +8788,14 @@
         <w:ind w:right="518"/>
         <w:rPr>
           <w:spacing w:val="-2"/>
-          <w:sz w:val="36"/>
-          <w:szCs w:val="36"/>
-          <w:lang w:val="en-IN"/>
-        </w:rPr>
-      </w:pPr>
-      <w:r>
-        <w:rPr>
-          <w:b w:val="0"/>
-          <w:bCs w:val="0"/>
-          <w:spacing w:val="-2"/>
-          <w:sz w:val="36"/>
-          <w:szCs w:val="36"/>
+          <w:lang w:val="en-IN"/>
+        </w:rPr>
+      </w:pPr>
+      <w:r>
+        <w:rPr>
+          <w:b w:val="0"/>
+          <w:bCs w:val="0"/>
+          <w:spacing w:val="-2"/>
           <w:lang w:val="en-IN"/>
         </w:rPr>
         <w:t>Easy navigation</w:t>
@@ -8907,8 +8803,6 @@
       <w:r>
         <w:rPr>
           <w:spacing w:val="-2"/>
-          <w:sz w:val="36"/>
-          <w:szCs w:val="36"/>
           <w:lang w:val="en-IN"/>
         </w:rPr>
         <w:t xml:space="preserve"> </w:t>
@@ -8923,18 +8817,14 @@
           <w:b w:val="0"/>
           <w:bCs w:val="0"/>
           <w:spacing w:val="-2"/>
-          <w:sz w:val="36"/>
-          <w:szCs w:val="36"/>
-          <w:lang w:val="en-IN"/>
-        </w:rPr>
-      </w:pPr>
-      <w:r>
-        <w:rPr>
-          <w:b w:val="0"/>
-          <w:bCs w:val="0"/>
-          <w:spacing w:val="-2"/>
-          <w:sz w:val="36"/>
-          <w:szCs w:val="36"/>
+          <w:lang w:val="en-IN"/>
+        </w:rPr>
+      </w:pPr>
+      <w:r>
+        <w:rPr>
+          <w:b w:val="0"/>
+          <w:bCs w:val="0"/>
+          <w:spacing w:val="-2"/>
           <w:lang w:val="en-IN"/>
         </w:rPr>
         <w:t>Components include Navbar, Dashboard, and Cards.</w:t>
@@ -8959,6 +8849,7 @@
         <w:pStyle w:val="Heading2"/>
         <w:spacing w:before="60"/>
         <w:ind w:left="518" w:right="518"/>
+        <w:jc w:val="center"/>
         <w:rPr>
           <w:spacing w:val="-2"/>
           <w:sz w:val="36"/>
@@ -8966,30 +8857,13 @@
           <w:lang w:val="en-IN"/>
         </w:rPr>
       </w:pPr>
-      <w:r>
-        <w:rPr>
-          <w:spacing w:val="-2"/>
-          <w:sz w:val="36"/>
-          <w:szCs w:val="36"/>
-          <w:lang w:val="en-IN"/>
-        </w:rPr>
-        <w:t xml:space="preserve">      </w:t>
-      </w:r>
-      <w:r>
-        <w:rPr>
-          <w:spacing w:val="-2"/>
-          <w:sz w:val="36"/>
-          <w:szCs w:val="36"/>
-          <w:lang w:val="en-IN"/>
-        </w:rPr>
-        <w:t>CHAPTER 4: SYSTEM IMPLEMENTATION (Expanded)</w:t>
-      </w:r>
     </w:p>
     <w:p>
       <w:pPr>
         <w:pStyle w:val="Heading2"/>
         <w:spacing w:before="60"/>
         <w:ind w:left="518" w:right="518"/>
+        <w:jc w:val="center"/>
         <w:rPr>
           <w:spacing w:val="-2"/>
           <w:sz w:val="36"/>
@@ -9003,6 +8877,7 @@
         <w:pStyle w:val="Heading2"/>
         <w:spacing w:before="60"/>
         <w:ind w:left="518" w:right="518"/>
+        <w:jc w:val="center"/>
         <w:rPr>
           <w:spacing w:val="-2"/>
           <w:sz w:val="36"/>
@@ -9010,11 +8885,134 @@
           <w:lang w:val="en-IN"/>
         </w:rPr>
       </w:pPr>
-      <w:r>
+    </w:p>
+    <w:p>
+      <w:pPr>
+        <w:pStyle w:val="Heading2"/>
+        <w:spacing w:before="60"/>
+        <w:ind w:left="518" w:right="518"/>
+        <w:jc w:val="center"/>
         <w:rPr>
           <w:spacing w:val="-2"/>
           <w:sz w:val="36"/>
           <w:szCs w:val="36"/>
+          <w:lang w:val="en-IN"/>
+        </w:rPr>
+      </w:pPr>
+    </w:p>
+    <w:p>
+      <w:pPr>
+        <w:pStyle w:val="Heading2"/>
+        <w:spacing w:before="60"/>
+        <w:ind w:left="518" w:right="518"/>
+        <w:jc w:val="center"/>
+        <w:rPr>
+          <w:spacing w:val="-2"/>
+          <w:sz w:val="36"/>
+          <w:szCs w:val="36"/>
+          <w:lang w:val="en-IN"/>
+        </w:rPr>
+      </w:pPr>
+    </w:p>
+    <w:p>
+      <w:pPr>
+        <w:pStyle w:val="Heading2"/>
+        <w:spacing w:before="60"/>
+        <w:ind w:left="518" w:right="518"/>
+        <w:jc w:val="center"/>
+        <w:rPr>
+          <w:spacing w:val="-2"/>
+          <w:sz w:val="36"/>
+          <w:szCs w:val="36"/>
+          <w:lang w:val="en-IN"/>
+        </w:rPr>
+      </w:pPr>
+    </w:p>
+    <w:p>
+      <w:pPr>
+        <w:pStyle w:val="Heading2"/>
+        <w:spacing w:before="60"/>
+        <w:ind w:left="518" w:right="518"/>
+        <w:jc w:val="center"/>
+        <w:rPr>
+          <w:spacing w:val="-2"/>
+          <w:sz w:val="36"/>
+          <w:szCs w:val="36"/>
+          <w:lang w:val="en-IN"/>
+        </w:rPr>
+      </w:pPr>
+    </w:p>
+    <w:p>
+      <w:pPr>
+        <w:pStyle w:val="Heading2"/>
+        <w:spacing w:before="60"/>
+        <w:ind w:left="518" w:right="518"/>
+        <w:rPr>
+          <w:spacing w:val="-2"/>
+          <w:lang w:val="en-IN"/>
+        </w:rPr>
+      </w:pPr>
+      <w:r>
+        <w:rPr>
+          <w:spacing w:val="-2"/>
+          <w:sz w:val="36"/>
+          <w:szCs w:val="36"/>
+          <w:lang w:val="en-IN"/>
+        </w:rPr>
+        <w:t xml:space="preserve">     </w:t>
+      </w:r>
+      <w:r>
+        <w:rPr>
+          <w:spacing w:val="-2"/>
+          <w:sz w:val="36"/>
+          <w:szCs w:val="36"/>
+          <w:lang w:val="en-IN"/>
+        </w:rPr>
+        <w:t xml:space="preserve">        </w:t>
+      </w:r>
+      <w:r>
+        <w:rPr>
+          <w:spacing w:val="-2"/>
+          <w:sz w:val="36"/>
+          <w:szCs w:val="36"/>
+          <w:lang w:val="en-IN"/>
+        </w:rPr>
+        <w:t xml:space="preserve"> </w:t>
+      </w:r>
+      <w:r>
+        <w:rPr>
+          <w:spacing w:val="-2"/>
+          <w:lang w:val="en-IN"/>
+        </w:rPr>
+        <w:t>CHAPTER 4: SYSTEM IMPLEMENTATION (Expanded)</w:t>
+      </w:r>
+    </w:p>
+    <w:p>
+      <w:pPr>
+        <w:pStyle w:val="Heading2"/>
+        <w:spacing w:before="60"/>
+        <w:ind w:left="518" w:right="518"/>
+        <w:rPr>
+          <w:spacing w:val="-2"/>
+          <w:sz w:val="36"/>
+          <w:szCs w:val="36"/>
+          <w:lang w:val="en-IN"/>
+        </w:rPr>
+      </w:pPr>
+    </w:p>
+    <w:p>
+      <w:pPr>
+        <w:pStyle w:val="Heading2"/>
+        <w:spacing w:before="60"/>
+        <w:ind w:left="518" w:right="518"/>
+        <w:rPr>
+          <w:spacing w:val="-2"/>
+          <w:lang w:val="en-IN"/>
+        </w:rPr>
+      </w:pPr>
+      <w:r>
+        <w:rPr>
+          <w:spacing w:val="-2"/>
           <w:lang w:val="en-IN"/>
         </w:rPr>
         <w:t>4.1 Development Tools (Expanded)</w:t>
@@ -9033,18 +9031,14 @@
           <w:b w:val="0"/>
           <w:bCs w:val="0"/>
           <w:spacing w:val="-2"/>
-          <w:sz w:val="36"/>
-          <w:szCs w:val="36"/>
-          <w:lang w:val="en-IN"/>
-        </w:rPr>
-      </w:pPr>
-      <w:r>
-        <w:rPr>
-          <w:b w:val="0"/>
-          <w:bCs w:val="0"/>
-          <w:spacing w:val="-2"/>
-          <w:sz w:val="36"/>
-          <w:szCs w:val="36"/>
+          <w:lang w:val="en-IN"/>
+        </w:rPr>
+      </w:pPr>
+      <w:r>
+        <w:rPr>
+          <w:b w:val="0"/>
+          <w:bCs w:val="0"/>
+          <w:spacing w:val="-2"/>
           <w:lang w:val="en-IN"/>
         </w:rPr>
         <w:t xml:space="preserve">React JS for frontend </w:t>
@@ -9063,21 +9057,26 @@
           <w:b w:val="0"/>
           <w:bCs w:val="0"/>
           <w:spacing w:val="-2"/>
-          <w:sz w:val="36"/>
-          <w:szCs w:val="36"/>
-          <w:lang w:val="en-IN"/>
-        </w:rPr>
-      </w:pPr>
-      <w:r>
-        <w:rPr>
-          <w:b w:val="0"/>
-          <w:bCs w:val="0"/>
-          <w:spacing w:val="-2"/>
-          <w:sz w:val="36"/>
-          <w:szCs w:val="36"/>
+          <w:lang w:val="en-IN"/>
+        </w:rPr>
+      </w:pPr>
+      <w:r>
+        <w:rPr>
+          <w:b w:val="0"/>
+          <w:bCs w:val="0"/>
+          <w:spacing w:val="-2"/>
           <w:lang w:val="en-IN"/>
         </w:rPr>
         <w:t xml:space="preserve">VS Code for coding </w:t>
+      </w:r>
+      <w:r>
+        <w:rPr>
+          <w:b w:val="0"/>
+          <w:bCs w:val="0"/>
+          <w:spacing w:val="-2"/>
+          <w:lang w:val="en-IN"/>
+        </w:rPr>
+        <w:t xml:space="preserve"> </w:t>
       </w:r>
     </w:p>
     <w:p>
@@ -9093,18 +9092,14 @@
           <w:b w:val="0"/>
           <w:bCs w:val="0"/>
           <w:spacing w:val="-2"/>
-          <w:sz w:val="36"/>
-          <w:szCs w:val="36"/>
-          <w:lang w:val="en-IN"/>
-        </w:rPr>
-      </w:pPr>
-      <w:r>
-        <w:rPr>
-          <w:b w:val="0"/>
-          <w:bCs w:val="0"/>
-          <w:spacing w:val="-2"/>
-          <w:sz w:val="36"/>
-          <w:szCs w:val="36"/>
+          <w:lang w:val="en-IN"/>
+        </w:rPr>
+      </w:pPr>
+      <w:r>
+        <w:rPr>
+          <w:b w:val="0"/>
+          <w:bCs w:val="0"/>
+          <w:spacing w:val="-2"/>
           <w:lang w:val="en-IN"/>
         </w:rPr>
         <w:t xml:space="preserve">Browser for testing </w:t>
@@ -9123,18 +9118,14 @@
           <w:b w:val="0"/>
           <w:bCs w:val="0"/>
           <w:spacing w:val="-2"/>
-          <w:sz w:val="36"/>
-          <w:szCs w:val="36"/>
-          <w:lang w:val="en-IN"/>
-        </w:rPr>
-      </w:pPr>
-      <w:r>
-        <w:rPr>
-          <w:b w:val="0"/>
-          <w:bCs w:val="0"/>
-          <w:spacing w:val="-2"/>
-          <w:sz w:val="36"/>
-          <w:szCs w:val="36"/>
+          <w:lang w:val="en-IN"/>
+        </w:rPr>
+      </w:pPr>
+      <w:r>
+        <w:rPr>
+          <w:b w:val="0"/>
+          <w:bCs w:val="0"/>
+          <w:spacing w:val="-2"/>
           <w:lang w:val="en-IN"/>
         </w:rPr>
         <w:t xml:space="preserve">GitHub for version control </w:t>
@@ -9148,8 +9139,6 @@
         <w:jc w:val="center"/>
         <w:rPr>
           <w:spacing w:val="-2"/>
-          <w:sz w:val="36"/>
-          <w:szCs w:val="36"/>
           <w:lang w:val="en-IN"/>
         </w:rPr>
       </w:pPr>
@@ -9161,16 +9150,12 @@
         <w:ind w:left="518" w:right="518"/>
         <w:rPr>
           <w:spacing w:val="-2"/>
-          <w:sz w:val="36"/>
-          <w:szCs w:val="36"/>
-          <w:lang w:val="en-IN"/>
-        </w:rPr>
-      </w:pPr>
-      <w:r>
-        <w:rPr>
-          <w:spacing w:val="-2"/>
-          <w:sz w:val="36"/>
-          <w:szCs w:val="36"/>
+          <w:lang w:val="en-IN"/>
+        </w:rPr>
+      </w:pPr>
+      <w:r>
+        <w:rPr>
+          <w:spacing w:val="-2"/>
           <w:lang w:val="en-IN"/>
         </w:rPr>
         <w:t>4.2 Module Description (Expanded)</w:t>
@@ -9183,16 +9168,12 @@
         <w:ind w:left="518" w:right="518"/>
         <w:rPr>
           <w:spacing w:val="-2"/>
-          <w:sz w:val="36"/>
-          <w:szCs w:val="36"/>
-          <w:lang w:val="en-IN"/>
-        </w:rPr>
-      </w:pPr>
-      <w:r>
-        <w:rPr>
-          <w:spacing w:val="-2"/>
-          <w:sz w:val="36"/>
-          <w:szCs w:val="36"/>
+          <w:lang w:val="en-IN"/>
+        </w:rPr>
+      </w:pPr>
+      <w:r>
+        <w:rPr>
+          <w:spacing w:val="-2"/>
           <w:lang w:val="en-IN"/>
         </w:rPr>
         <w:t>Crypto List Module</w:t>
@@ -9211,18 +9192,14 @@
           <w:b w:val="0"/>
           <w:bCs w:val="0"/>
           <w:spacing w:val="-2"/>
-          <w:sz w:val="36"/>
-          <w:szCs w:val="36"/>
-          <w:lang w:val="en-IN"/>
-        </w:rPr>
-      </w:pPr>
-      <w:r>
-        <w:rPr>
-          <w:b w:val="0"/>
-          <w:bCs w:val="0"/>
-          <w:spacing w:val="-2"/>
-          <w:sz w:val="36"/>
-          <w:szCs w:val="36"/>
+          <w:lang w:val="en-IN"/>
+        </w:rPr>
+      </w:pPr>
+      <w:r>
+        <w:rPr>
+          <w:b w:val="0"/>
+          <w:bCs w:val="0"/>
+          <w:spacing w:val="-2"/>
           <w:lang w:val="en-IN"/>
         </w:rPr>
         <w:t>Displays all available cryptocurrencies.</w:t>
@@ -9235,16 +9212,12 @@
         <w:ind w:left="518" w:right="518"/>
         <w:rPr>
           <w:spacing w:val="-2"/>
-          <w:sz w:val="36"/>
-          <w:szCs w:val="36"/>
-          <w:lang w:val="en-IN"/>
-        </w:rPr>
-      </w:pPr>
-      <w:r>
-        <w:rPr>
-          <w:spacing w:val="-2"/>
-          <w:sz w:val="36"/>
-          <w:szCs w:val="36"/>
+          <w:lang w:val="en-IN"/>
+        </w:rPr>
+      </w:pPr>
+      <w:r>
+        <w:rPr>
+          <w:spacing w:val="-2"/>
           <w:lang w:val="en-IN"/>
         </w:rPr>
         <w:t>Portfolio Module</w:t>
@@ -9263,18 +9236,14 @@
           <w:b w:val="0"/>
           <w:bCs w:val="0"/>
           <w:spacing w:val="-2"/>
-          <w:sz w:val="36"/>
-          <w:szCs w:val="36"/>
-          <w:lang w:val="en-IN"/>
-        </w:rPr>
-      </w:pPr>
-      <w:r>
-        <w:rPr>
-          <w:b w:val="0"/>
-          <w:bCs w:val="0"/>
-          <w:spacing w:val="-2"/>
-          <w:sz w:val="36"/>
-          <w:szCs w:val="36"/>
+          <w:lang w:val="en-IN"/>
+        </w:rPr>
+      </w:pPr>
+      <w:r>
+        <w:rPr>
+          <w:b w:val="0"/>
+          <w:bCs w:val="0"/>
+          <w:spacing w:val="-2"/>
           <w:lang w:val="en-IN"/>
         </w:rPr>
         <w:t>Tracks user investments.</w:t>
@@ -9287,16 +9256,12 @@
         <w:ind w:left="518" w:right="518"/>
         <w:rPr>
           <w:spacing w:val="-2"/>
-          <w:sz w:val="36"/>
-          <w:szCs w:val="36"/>
-          <w:lang w:val="en-IN"/>
-        </w:rPr>
-      </w:pPr>
-      <w:r>
-        <w:rPr>
-          <w:spacing w:val="-2"/>
-          <w:sz w:val="36"/>
-          <w:szCs w:val="36"/>
+          <w:lang w:val="en-IN"/>
+        </w:rPr>
+      </w:pPr>
+      <w:r>
+        <w:rPr>
+          <w:spacing w:val="-2"/>
           <w:lang w:val="en-IN"/>
         </w:rPr>
         <w:t>Dashboard Module</w:t>
@@ -9315,18 +9280,14 @@
           <w:b w:val="0"/>
           <w:bCs w:val="0"/>
           <w:spacing w:val="-2"/>
-          <w:sz w:val="36"/>
-          <w:szCs w:val="36"/>
-          <w:lang w:val="en-IN"/>
-        </w:rPr>
-      </w:pPr>
-      <w:r>
-        <w:rPr>
-          <w:b w:val="0"/>
-          <w:bCs w:val="0"/>
-          <w:spacing w:val="-2"/>
-          <w:sz w:val="36"/>
-          <w:szCs w:val="36"/>
+          <w:lang w:val="en-IN"/>
+        </w:rPr>
+      </w:pPr>
+      <w:r>
+        <w:rPr>
+          <w:b w:val="0"/>
+          <w:bCs w:val="0"/>
+          <w:spacing w:val="-2"/>
           <w:lang w:val="en-IN"/>
         </w:rPr>
         <w:t>Shows summary of portfolio.</w:t>
@@ -9339,8 +9300,6 @@
         <w:ind w:left="720" w:right="518"/>
         <w:rPr>
           <w:spacing w:val="-2"/>
-          <w:sz w:val="36"/>
-          <w:szCs w:val="36"/>
           <w:lang w:val="en-IN"/>
         </w:rPr>
       </w:pPr>
@@ -9352,16 +9311,12 @@
         <w:ind w:left="518" w:right="518"/>
         <w:rPr>
           <w:spacing w:val="-2"/>
-          <w:sz w:val="36"/>
-          <w:szCs w:val="36"/>
-          <w:lang w:val="en-IN"/>
-        </w:rPr>
-      </w:pPr>
-      <w:r>
-        <w:rPr>
-          <w:spacing w:val="-2"/>
-          <w:sz w:val="36"/>
-          <w:szCs w:val="36"/>
+          <w:lang w:val="en-IN"/>
+        </w:rPr>
+      </w:pPr>
+      <w:r>
+        <w:rPr>
+          <w:spacing w:val="-2"/>
           <w:lang w:val="en-IN"/>
         </w:rPr>
         <w:t>4.3 Algorithms (Expanded)</w:t>
@@ -9374,16 +9329,12 @@
         <w:ind w:left="518" w:right="518"/>
         <w:rPr>
           <w:spacing w:val="-2"/>
-          <w:sz w:val="36"/>
-          <w:szCs w:val="36"/>
-          <w:lang w:val="en-IN"/>
-        </w:rPr>
-      </w:pPr>
-      <w:r>
-        <w:rPr>
-          <w:spacing w:val="-2"/>
-          <w:sz w:val="36"/>
-          <w:szCs w:val="36"/>
+          <w:lang w:val="en-IN"/>
+        </w:rPr>
+      </w:pPr>
+      <w:r>
+        <w:rPr>
+          <w:spacing w:val="-2"/>
           <w:lang w:val="en-IN"/>
         </w:rPr>
         <w:t>Display Data</w:t>
@@ -9402,18 +9353,14 @@
           <w:b w:val="0"/>
           <w:bCs w:val="0"/>
           <w:spacing w:val="-2"/>
-          <w:sz w:val="36"/>
-          <w:szCs w:val="36"/>
-          <w:lang w:val="en-IN"/>
-        </w:rPr>
-      </w:pPr>
-      <w:r>
-        <w:rPr>
-          <w:b w:val="0"/>
-          <w:bCs w:val="0"/>
-          <w:spacing w:val="-2"/>
-          <w:sz w:val="36"/>
-          <w:szCs w:val="36"/>
+          <w:lang w:val="en-IN"/>
+        </w:rPr>
+      </w:pPr>
+      <w:r>
+        <w:rPr>
+          <w:b w:val="0"/>
+          <w:bCs w:val="0"/>
+          <w:spacing w:val="-2"/>
           <w:lang w:val="en-IN"/>
         </w:rPr>
         <w:t xml:space="preserve">Load crypto data </w:t>
@@ -9432,18 +9379,14 @@
           <w:b w:val="0"/>
           <w:bCs w:val="0"/>
           <w:spacing w:val="-2"/>
-          <w:sz w:val="36"/>
-          <w:szCs w:val="36"/>
-          <w:lang w:val="en-IN"/>
-        </w:rPr>
-      </w:pPr>
-      <w:r>
-        <w:rPr>
-          <w:b w:val="0"/>
-          <w:bCs w:val="0"/>
-          <w:spacing w:val="-2"/>
-          <w:sz w:val="36"/>
-          <w:szCs w:val="36"/>
+          <w:lang w:val="en-IN"/>
+        </w:rPr>
+      </w:pPr>
+      <w:r>
+        <w:rPr>
+          <w:b w:val="0"/>
+          <w:bCs w:val="0"/>
+          <w:spacing w:val="-2"/>
           <w:lang w:val="en-IN"/>
         </w:rPr>
         <w:t xml:space="preserve">Store in state </w:t>
@@ -9462,18 +9405,14 @@
           <w:b w:val="0"/>
           <w:bCs w:val="0"/>
           <w:spacing w:val="-2"/>
-          <w:sz w:val="36"/>
-          <w:szCs w:val="36"/>
-          <w:lang w:val="en-IN"/>
-        </w:rPr>
-      </w:pPr>
-      <w:r>
-        <w:rPr>
-          <w:b w:val="0"/>
-          <w:bCs w:val="0"/>
-          <w:spacing w:val="-2"/>
-          <w:sz w:val="36"/>
-          <w:szCs w:val="36"/>
+          <w:lang w:val="en-IN"/>
+        </w:rPr>
+      </w:pPr>
+      <w:r>
+        <w:rPr>
+          <w:b w:val="0"/>
+          <w:bCs w:val="0"/>
+          <w:spacing w:val="-2"/>
           <w:lang w:val="en-IN"/>
         </w:rPr>
         <w:t xml:space="preserve">Render UI </w:t>
@@ -9486,16 +9425,12 @@
         <w:ind w:left="518" w:right="518"/>
         <w:rPr>
           <w:spacing w:val="-2"/>
-          <w:sz w:val="36"/>
-          <w:szCs w:val="36"/>
-          <w:lang w:val="en-IN"/>
-        </w:rPr>
-      </w:pPr>
-      <w:r>
-        <w:rPr>
-          <w:spacing w:val="-2"/>
-          <w:sz w:val="36"/>
-          <w:szCs w:val="36"/>
+          <w:lang w:val="en-IN"/>
+        </w:rPr>
+      </w:pPr>
+      <w:r>
+        <w:rPr>
+          <w:spacing w:val="-2"/>
           <w:lang w:val="en-IN"/>
         </w:rPr>
         <w:t>Portfolio Calculation</w:t>
@@ -9514,21 +9449,16 @@
           <w:b w:val="0"/>
           <w:bCs w:val="0"/>
           <w:spacing w:val="-2"/>
-          <w:sz w:val="36"/>
-          <w:szCs w:val="36"/>
-          <w:lang w:val="en-IN"/>
-        </w:rPr>
-      </w:pPr>
-      <w:r>
-        <w:rPr>
-          <w:b w:val="0"/>
-          <w:bCs w:val="0"/>
-          <w:spacing w:val="-2"/>
-          <w:sz w:val="36"/>
-          <w:szCs w:val="36"/>
-          <w:lang w:val="en-IN"/>
-        </w:rPr>
-        <w:lastRenderedPageBreak/>
+          <w:lang w:val="en-IN"/>
+        </w:rPr>
+      </w:pPr>
+      <w:r>
+        <w:rPr>
+          <w:b w:val="0"/>
+          <w:bCs w:val="0"/>
+          <w:spacing w:val="-2"/>
+          <w:lang w:val="en-IN"/>
+        </w:rPr>
         <w:t xml:space="preserve">Add selected coins </w:t>
       </w:r>
     </w:p>
@@ -9545,18 +9475,14 @@
           <w:b w:val="0"/>
           <w:bCs w:val="0"/>
           <w:spacing w:val="-2"/>
-          <w:sz w:val="36"/>
-          <w:szCs w:val="36"/>
-          <w:lang w:val="en-IN"/>
-        </w:rPr>
-      </w:pPr>
-      <w:r>
-        <w:rPr>
-          <w:b w:val="0"/>
-          <w:bCs w:val="0"/>
-          <w:spacing w:val="-2"/>
-          <w:sz w:val="36"/>
-          <w:szCs w:val="36"/>
+          <w:lang w:val="en-IN"/>
+        </w:rPr>
+      </w:pPr>
+      <w:r>
+        <w:rPr>
+          <w:b w:val="0"/>
+          <w:bCs w:val="0"/>
+          <w:spacing w:val="-2"/>
           <w:lang w:val="en-IN"/>
         </w:rPr>
         <w:t xml:space="preserve">Calculate total value </w:t>
@@ -9575,18 +9501,14 @@
           <w:b w:val="0"/>
           <w:bCs w:val="0"/>
           <w:spacing w:val="-2"/>
-          <w:sz w:val="36"/>
-          <w:szCs w:val="36"/>
-          <w:lang w:val="en-IN"/>
-        </w:rPr>
-      </w:pPr>
-      <w:r>
-        <w:rPr>
-          <w:b w:val="0"/>
-          <w:bCs w:val="0"/>
-          <w:spacing w:val="-2"/>
-          <w:sz w:val="36"/>
-          <w:szCs w:val="36"/>
+          <w:lang w:val="en-IN"/>
+        </w:rPr>
+      </w:pPr>
+      <w:r>
+        <w:rPr>
+          <w:b w:val="0"/>
+          <w:bCs w:val="0"/>
+          <w:spacing w:val="-2"/>
           <w:lang w:val="en-IN"/>
         </w:rPr>
         <w:t xml:space="preserve">Display results </w:t>
@@ -9599,8 +9521,6 @@
         <w:ind w:left="720" w:right="518"/>
         <w:rPr>
           <w:spacing w:val="-2"/>
-          <w:sz w:val="36"/>
-          <w:szCs w:val="36"/>
           <w:lang w:val="en-IN"/>
         </w:rPr>
       </w:pPr>
@@ -9612,16 +9532,12 @@
         <w:ind w:left="518" w:right="518"/>
         <w:rPr>
           <w:spacing w:val="-2"/>
-          <w:sz w:val="36"/>
-          <w:szCs w:val="36"/>
-          <w:lang w:val="en-IN"/>
-        </w:rPr>
-      </w:pPr>
-      <w:r>
-        <w:rPr>
-          <w:spacing w:val="-2"/>
-          <w:sz w:val="36"/>
-          <w:szCs w:val="36"/>
+          <w:lang w:val="en-IN"/>
+        </w:rPr>
+      </w:pPr>
+      <w:r>
+        <w:rPr>
+          <w:spacing w:val="-2"/>
           <w:lang w:val="en-IN"/>
         </w:rPr>
         <w:t>4.4 System Integration</w:t>
@@ -9636,18 +9552,14 @@
           <w:b w:val="0"/>
           <w:bCs w:val="0"/>
           <w:spacing w:val="-2"/>
-          <w:sz w:val="36"/>
-          <w:szCs w:val="36"/>
-          <w:lang w:val="en-IN"/>
-        </w:rPr>
-      </w:pPr>
-      <w:r>
-        <w:rPr>
-          <w:b w:val="0"/>
-          <w:bCs w:val="0"/>
-          <w:spacing w:val="-2"/>
-          <w:sz w:val="36"/>
-          <w:szCs w:val="36"/>
+          <w:lang w:val="en-IN"/>
+        </w:rPr>
+      </w:pPr>
+      <w:r>
+        <w:rPr>
+          <w:b w:val="0"/>
+          <w:bCs w:val="0"/>
+          <w:spacing w:val="-2"/>
           <w:lang w:val="en-IN"/>
         </w:rPr>
         <w:t>All components are connected using React props and state.</w:t>
@@ -9663,8 +9575,6 @@
           <w:b w:val="0"/>
           <w:bCs w:val="0"/>
           <w:spacing w:val="-2"/>
-          <w:sz w:val="36"/>
-          <w:szCs w:val="36"/>
           <w:lang w:val="en-IN"/>
         </w:rPr>
       </w:pPr>
@@ -9676,16 +9586,12 @@
         <w:ind w:left="518" w:right="518"/>
         <w:rPr>
           <w:spacing w:val="-2"/>
-          <w:sz w:val="36"/>
-          <w:szCs w:val="36"/>
-          <w:lang w:val="en-IN"/>
-        </w:rPr>
-      </w:pPr>
-      <w:r>
-        <w:rPr>
-          <w:spacing w:val="-2"/>
-          <w:sz w:val="36"/>
-          <w:szCs w:val="36"/>
+          <w:lang w:val="en-IN"/>
+        </w:rPr>
+      </w:pPr>
+      <w:r>
+        <w:rPr>
+          <w:spacing w:val="-2"/>
           <w:lang w:val="en-IN"/>
         </w:rPr>
         <w:t>4.5 Security and Validation</w:t>
@@ -9704,18 +9610,14 @@
           <w:b w:val="0"/>
           <w:bCs w:val="0"/>
           <w:spacing w:val="-2"/>
-          <w:sz w:val="36"/>
-          <w:szCs w:val="36"/>
-          <w:lang w:val="en-IN"/>
-        </w:rPr>
-      </w:pPr>
-      <w:r>
-        <w:rPr>
-          <w:b w:val="0"/>
-          <w:bCs w:val="0"/>
-          <w:spacing w:val="-2"/>
-          <w:sz w:val="36"/>
-          <w:szCs w:val="36"/>
+          <w:lang w:val="en-IN"/>
+        </w:rPr>
+      </w:pPr>
+      <w:r>
+        <w:rPr>
+          <w:b w:val="0"/>
+          <w:bCs w:val="0"/>
+          <w:spacing w:val="-2"/>
           <w:lang w:val="en-IN"/>
         </w:rPr>
         <w:t xml:space="preserve">Input validation </w:t>
@@ -9734,18 +9636,14 @@
           <w:b w:val="0"/>
           <w:bCs w:val="0"/>
           <w:spacing w:val="-2"/>
-          <w:sz w:val="36"/>
-          <w:szCs w:val="36"/>
-          <w:lang w:val="en-IN"/>
-        </w:rPr>
-      </w:pPr>
-      <w:r>
-        <w:rPr>
-          <w:b w:val="0"/>
-          <w:bCs w:val="0"/>
-          <w:spacing w:val="-2"/>
-          <w:sz w:val="36"/>
-          <w:szCs w:val="36"/>
+          <w:lang w:val="en-IN"/>
+        </w:rPr>
+      </w:pPr>
+      <w:r>
+        <w:rPr>
+          <w:b w:val="0"/>
+          <w:bCs w:val="0"/>
+          <w:spacing w:val="-2"/>
           <w:lang w:val="en-IN"/>
         </w:rPr>
         <w:t xml:space="preserve">Prevent invalid data </w:t>
@@ -9764,12 +9662,39 @@
           <w:b w:val="0"/>
           <w:bCs w:val="0"/>
           <w:spacing w:val="-2"/>
+          <w:lang w:val="en-IN"/>
+        </w:rPr>
+      </w:pPr>
+      <w:r>
+        <w:rPr>
+          <w:b w:val="0"/>
+          <w:bCs w:val="0"/>
+          <w:spacing w:val="-2"/>
+          <w:lang w:val="en-IN"/>
+        </w:rPr>
+        <w:t xml:space="preserve">Secure UI handling </w:t>
+      </w:r>
+    </w:p>
+    <w:p>
+      <w:pPr>
+        <w:pStyle w:val="Heading2"/>
+        <w:spacing w:before="60"/>
+        <w:ind w:right="518"/>
+        <w:rPr>
+          <w:b w:val="0"/>
+          <w:bCs w:val="0"/>
+          <w:spacing w:val="-2"/>
           <w:sz w:val="36"/>
           <w:szCs w:val="36"/>
           <w:lang w:val="en-IN"/>
         </w:rPr>
       </w:pPr>
-      <w:r>
+    </w:p>
+    <w:p>
+      <w:pPr>
+        <w:pStyle w:val="Heading2"/>
+        <w:spacing w:before="60"/>
+        <w:ind w:right="518"/>
         <w:rPr>
           <w:b w:val="0"/>
           <w:bCs w:val="0"/>
@@ -9778,16 +9703,41 @@
           <w:szCs w:val="36"/>
           <w:lang w:val="en-IN"/>
         </w:rPr>
-        <w:t xml:space="preserve">Secure UI handling </w:t>
-      </w:r>
+      </w:pPr>
     </w:p>
     <w:p>
       <w:pPr>
         <w:pStyle w:val="Heading2"/>
-        <w:numPr>
-          <w:ilvl w:val="0"/>
-          <w:numId w:val="130"/>
-        </w:numPr>
+        <w:spacing w:before="60"/>
+        <w:ind w:right="518"/>
+        <w:rPr>
+          <w:b w:val="0"/>
+          <w:bCs w:val="0"/>
+          <w:spacing w:val="-2"/>
+          <w:sz w:val="36"/>
+          <w:szCs w:val="36"/>
+          <w:lang w:val="en-IN"/>
+        </w:rPr>
+      </w:pPr>
+    </w:p>
+    <w:p>
+      <w:pPr>
+        <w:pStyle w:val="Heading2"/>
+        <w:spacing w:before="60"/>
+        <w:ind w:right="518"/>
+        <w:rPr>
+          <w:b w:val="0"/>
+          <w:bCs w:val="0"/>
+          <w:spacing w:val="-2"/>
+          <w:sz w:val="36"/>
+          <w:szCs w:val="36"/>
+          <w:lang w:val="en-IN"/>
+        </w:rPr>
+      </w:pPr>
+    </w:p>
+    <w:p>
+      <w:pPr>
+        <w:pStyle w:val="Heading2"/>
         <w:spacing w:before="60"/>
         <w:ind w:right="518"/>
         <w:rPr>
@@ -9819,7 +9769,17 @@
           <w:szCs w:val="36"/>
           <w:lang w:val="en-IN"/>
         </w:rPr>
+        <w:lastRenderedPageBreak/>
         <w:t xml:space="preserve">                </w:t>
+      </w:r>
+      <w:r>
+        <w:rPr>
+          <w:spacing w:val="-2"/>
+          <w:sz w:val="32"/>
+          <w:szCs w:val="32"/>
+          <w:lang w:val="en-IN"/>
+        </w:rPr>
+        <w:t>CHAPTER 5: SYSTEM TESTING (Expanded</w:t>
       </w:r>
       <w:r>
         <w:rPr>
@@ -9828,7 +9788,7 @@
           <w:szCs w:val="36"/>
           <w:lang w:val="en-IN"/>
         </w:rPr>
-        <w:t>CHAPTER 5: SYSTEM TESTING (Expanded)</w:t>
+        <w:t>)</w:t>
       </w:r>
     </w:p>
     <w:p>
@@ -9851,16 +9811,12 @@
         <w:ind w:left="518" w:right="518"/>
         <w:rPr>
           <w:spacing w:val="-2"/>
-          <w:sz w:val="36"/>
-          <w:szCs w:val="36"/>
-          <w:lang w:val="en-IN"/>
-        </w:rPr>
-      </w:pPr>
-      <w:r>
-        <w:rPr>
-          <w:spacing w:val="-2"/>
-          <w:sz w:val="36"/>
-          <w:szCs w:val="36"/>
+          <w:lang w:val="en-IN"/>
+        </w:rPr>
+      </w:pPr>
+      <w:r>
+        <w:rPr>
+          <w:spacing w:val="-2"/>
           <w:lang w:val="en-IN"/>
         </w:rPr>
         <w:t>5.1 Testing Methodology</w:t>
@@ -9879,18 +9835,14 @@
           <w:b w:val="0"/>
           <w:bCs w:val="0"/>
           <w:spacing w:val="-2"/>
-          <w:sz w:val="36"/>
-          <w:szCs w:val="36"/>
-          <w:lang w:val="en-IN"/>
-        </w:rPr>
-      </w:pPr>
-      <w:r>
-        <w:rPr>
-          <w:b w:val="0"/>
-          <w:bCs w:val="0"/>
-          <w:spacing w:val="-2"/>
-          <w:sz w:val="36"/>
-          <w:szCs w:val="36"/>
+          <w:lang w:val="en-IN"/>
+        </w:rPr>
+      </w:pPr>
+      <w:r>
+        <w:rPr>
+          <w:b w:val="0"/>
+          <w:bCs w:val="0"/>
+          <w:spacing w:val="-2"/>
           <w:lang w:val="en-IN"/>
         </w:rPr>
         <w:t xml:space="preserve">Unit testing </w:t>
@@ -9909,18 +9861,14 @@
           <w:b w:val="0"/>
           <w:bCs w:val="0"/>
           <w:spacing w:val="-2"/>
-          <w:sz w:val="36"/>
-          <w:szCs w:val="36"/>
-          <w:lang w:val="en-IN"/>
-        </w:rPr>
-      </w:pPr>
-      <w:r>
-        <w:rPr>
-          <w:b w:val="0"/>
-          <w:bCs w:val="0"/>
-          <w:spacing w:val="-2"/>
-          <w:sz w:val="36"/>
-          <w:szCs w:val="36"/>
+          <w:lang w:val="en-IN"/>
+        </w:rPr>
+      </w:pPr>
+      <w:r>
+        <w:rPr>
+          <w:b w:val="0"/>
+          <w:bCs w:val="0"/>
+          <w:spacing w:val="-2"/>
           <w:lang w:val="en-IN"/>
         </w:rPr>
         <w:t xml:space="preserve">Functional testing </w:t>
@@ -9939,18 +9887,14 @@
           <w:b w:val="0"/>
           <w:bCs w:val="0"/>
           <w:spacing w:val="-2"/>
-          <w:sz w:val="36"/>
-          <w:szCs w:val="36"/>
-          <w:lang w:val="en-IN"/>
-        </w:rPr>
-      </w:pPr>
-      <w:r>
-        <w:rPr>
-          <w:b w:val="0"/>
-          <w:bCs w:val="0"/>
-          <w:spacing w:val="-2"/>
-          <w:sz w:val="36"/>
-          <w:szCs w:val="36"/>
+          <w:lang w:val="en-IN"/>
+        </w:rPr>
+      </w:pPr>
+      <w:r>
+        <w:rPr>
+          <w:b w:val="0"/>
+          <w:bCs w:val="0"/>
+          <w:spacing w:val="-2"/>
           <w:lang w:val="en-IN"/>
         </w:rPr>
         <w:t xml:space="preserve">UI testing </w:t>
@@ -9963,8 +9907,6 @@
         <w:ind w:left="720" w:right="518"/>
         <w:rPr>
           <w:spacing w:val="-2"/>
-          <w:sz w:val="36"/>
-          <w:szCs w:val="36"/>
           <w:lang w:val="en-IN"/>
         </w:rPr>
       </w:pPr>
@@ -9976,16 +9918,12 @@
         <w:ind w:left="518" w:right="518"/>
         <w:rPr>
           <w:spacing w:val="-2"/>
-          <w:sz w:val="36"/>
-          <w:szCs w:val="36"/>
-          <w:lang w:val="en-IN"/>
-        </w:rPr>
-      </w:pPr>
-      <w:r>
-        <w:rPr>
-          <w:spacing w:val="-2"/>
-          <w:sz w:val="36"/>
-          <w:szCs w:val="36"/>
+          <w:lang w:val="en-IN"/>
+        </w:rPr>
+      </w:pPr>
+      <w:r>
+        <w:rPr>
+          <w:spacing w:val="-2"/>
           <w:lang w:val="en-IN"/>
         </w:rPr>
         <w:t>5.2 Test Cases (Expanded)</w:t>
@@ -10004,18 +9942,14 @@
           <w:b w:val="0"/>
           <w:bCs w:val="0"/>
           <w:spacing w:val="-2"/>
-          <w:sz w:val="36"/>
-          <w:szCs w:val="36"/>
-          <w:lang w:val="en-IN"/>
-        </w:rPr>
-      </w:pPr>
-      <w:r>
-        <w:rPr>
-          <w:b w:val="0"/>
-          <w:bCs w:val="0"/>
-          <w:spacing w:val="-2"/>
-          <w:sz w:val="36"/>
-          <w:szCs w:val="36"/>
+          <w:lang w:val="en-IN"/>
+        </w:rPr>
+      </w:pPr>
+      <w:r>
+        <w:rPr>
+          <w:b w:val="0"/>
+          <w:bCs w:val="0"/>
+          <w:spacing w:val="-2"/>
           <w:lang w:val="en-IN"/>
         </w:rPr>
         <w:t xml:space="preserve">UI loading </w:t>
@@ -10034,18 +9968,14 @@
           <w:b w:val="0"/>
           <w:bCs w:val="0"/>
           <w:spacing w:val="-2"/>
-          <w:sz w:val="36"/>
-          <w:szCs w:val="36"/>
-          <w:lang w:val="en-IN"/>
-        </w:rPr>
-      </w:pPr>
-      <w:r>
-        <w:rPr>
-          <w:b w:val="0"/>
-          <w:bCs w:val="0"/>
-          <w:spacing w:val="-2"/>
-          <w:sz w:val="36"/>
-          <w:szCs w:val="36"/>
+          <w:lang w:val="en-IN"/>
+        </w:rPr>
+      </w:pPr>
+      <w:r>
+        <w:rPr>
+          <w:b w:val="0"/>
+          <w:bCs w:val="0"/>
+          <w:spacing w:val="-2"/>
           <w:lang w:val="en-IN"/>
         </w:rPr>
         <w:t xml:space="preserve">Adding coins </w:t>
@@ -10064,18 +9994,14 @@
           <w:b w:val="0"/>
           <w:bCs w:val="0"/>
           <w:spacing w:val="-2"/>
-          <w:sz w:val="36"/>
-          <w:szCs w:val="36"/>
-          <w:lang w:val="en-IN"/>
-        </w:rPr>
-      </w:pPr>
-      <w:r>
-        <w:rPr>
-          <w:b w:val="0"/>
-          <w:bCs w:val="0"/>
-          <w:spacing w:val="-2"/>
-          <w:sz w:val="36"/>
-          <w:szCs w:val="36"/>
+          <w:lang w:val="en-IN"/>
+        </w:rPr>
+      </w:pPr>
+      <w:r>
+        <w:rPr>
+          <w:b w:val="0"/>
+          <w:bCs w:val="0"/>
+          <w:spacing w:val="-2"/>
           <w:lang w:val="en-IN"/>
         </w:rPr>
         <w:t xml:space="preserve">Displaying data </w:t>
@@ -10089,8 +10015,6 @@
         <w:jc w:val="center"/>
         <w:rPr>
           <w:spacing w:val="-2"/>
-          <w:sz w:val="36"/>
-          <w:szCs w:val="36"/>
           <w:lang w:val="en-IN"/>
         </w:rPr>
       </w:pPr>
@@ -10102,16 +10026,12 @@
         <w:ind w:left="518" w:right="518"/>
         <w:rPr>
           <w:spacing w:val="-2"/>
-          <w:sz w:val="36"/>
-          <w:szCs w:val="36"/>
-          <w:lang w:val="en-IN"/>
-        </w:rPr>
-      </w:pPr>
-      <w:r>
-        <w:rPr>
-          <w:spacing w:val="-2"/>
-          <w:sz w:val="36"/>
-          <w:szCs w:val="36"/>
+          <w:lang w:val="en-IN"/>
+        </w:rPr>
+      </w:pPr>
+      <w:r>
+        <w:rPr>
+          <w:spacing w:val="-2"/>
           <w:lang w:val="en-IN"/>
         </w:rPr>
         <w:t>5.3 Error Handling (Expanded)</w:t>
@@ -10130,18 +10050,14 @@
           <w:b w:val="0"/>
           <w:bCs w:val="0"/>
           <w:spacing w:val="-2"/>
-          <w:sz w:val="36"/>
-          <w:szCs w:val="36"/>
-          <w:lang w:val="en-IN"/>
-        </w:rPr>
-      </w:pPr>
-      <w:r>
-        <w:rPr>
-          <w:b w:val="0"/>
-          <w:bCs w:val="0"/>
-          <w:spacing w:val="-2"/>
-          <w:sz w:val="36"/>
-          <w:szCs w:val="36"/>
+          <w:lang w:val="en-IN"/>
+        </w:rPr>
+      </w:pPr>
+      <w:r>
+        <w:rPr>
+          <w:b w:val="0"/>
+          <w:bCs w:val="0"/>
+          <w:spacing w:val="-2"/>
           <w:lang w:val="en-IN"/>
         </w:rPr>
         <w:t xml:space="preserve">Handles empty inputs </w:t>
@@ -10160,18 +10076,14 @@
           <w:b w:val="0"/>
           <w:bCs w:val="0"/>
           <w:spacing w:val="-2"/>
-          <w:sz w:val="36"/>
-          <w:szCs w:val="36"/>
-          <w:lang w:val="en-IN"/>
-        </w:rPr>
-      </w:pPr>
-      <w:r>
-        <w:rPr>
-          <w:b w:val="0"/>
-          <w:bCs w:val="0"/>
-          <w:spacing w:val="-2"/>
-          <w:sz w:val="36"/>
-          <w:szCs w:val="36"/>
+          <w:lang w:val="en-IN"/>
+        </w:rPr>
+      </w:pPr>
+      <w:r>
+        <w:rPr>
+          <w:b w:val="0"/>
+          <w:bCs w:val="0"/>
+          <w:spacing w:val="-2"/>
           <w:lang w:val="en-IN"/>
         </w:rPr>
         <w:t xml:space="preserve">Prevents crashes </w:t>
@@ -10190,18 +10102,14 @@
           <w:b w:val="0"/>
           <w:bCs w:val="0"/>
           <w:spacing w:val="-2"/>
-          <w:sz w:val="36"/>
-          <w:szCs w:val="36"/>
-          <w:lang w:val="en-IN"/>
-        </w:rPr>
-      </w:pPr>
-      <w:r>
-        <w:rPr>
-          <w:b w:val="0"/>
-          <w:bCs w:val="0"/>
-          <w:spacing w:val="-2"/>
-          <w:sz w:val="36"/>
-          <w:szCs w:val="36"/>
+          <w:lang w:val="en-IN"/>
+        </w:rPr>
+      </w:pPr>
+      <w:r>
+        <w:rPr>
+          <w:b w:val="0"/>
+          <w:bCs w:val="0"/>
+          <w:spacing w:val="-2"/>
           <w:lang w:val="en-IN"/>
         </w:rPr>
         <w:t xml:space="preserve">Displays fallback UI </w:t>
@@ -10216,8 +10124,6 @@
           <w:b w:val="0"/>
           <w:bCs w:val="0"/>
           <w:spacing w:val="-2"/>
-          <w:sz w:val="36"/>
-          <w:szCs w:val="36"/>
           <w:lang w:val="en-IN"/>
         </w:rPr>
       </w:pPr>
@@ -10229,16 +10135,12 @@
         <w:ind w:left="518" w:right="518"/>
         <w:rPr>
           <w:spacing w:val="-2"/>
-          <w:sz w:val="36"/>
-          <w:szCs w:val="36"/>
-          <w:lang w:val="en-IN"/>
-        </w:rPr>
-      </w:pPr>
-      <w:r>
-        <w:rPr>
-          <w:spacing w:val="-2"/>
-          <w:sz w:val="36"/>
-          <w:szCs w:val="36"/>
+          <w:lang w:val="en-IN"/>
+        </w:rPr>
+      </w:pPr>
+      <w:r>
+        <w:rPr>
+          <w:spacing w:val="-2"/>
           <w:lang w:val="en-IN"/>
         </w:rPr>
         <w:t>5.4 Performance (Expanded)</w:t>
@@ -10257,18 +10159,14 @@
           <w:b w:val="0"/>
           <w:bCs w:val="0"/>
           <w:spacing w:val="-2"/>
-          <w:sz w:val="36"/>
-          <w:szCs w:val="36"/>
-          <w:lang w:val="en-IN"/>
-        </w:rPr>
-      </w:pPr>
-      <w:r>
-        <w:rPr>
-          <w:b w:val="0"/>
-          <w:bCs w:val="0"/>
-          <w:spacing w:val="-2"/>
-          <w:sz w:val="36"/>
-          <w:szCs w:val="36"/>
+          <w:lang w:val="en-IN"/>
+        </w:rPr>
+      </w:pPr>
+      <w:r>
+        <w:rPr>
+          <w:b w:val="0"/>
+          <w:bCs w:val="0"/>
+          <w:spacing w:val="-2"/>
           <w:lang w:val="en-IN"/>
         </w:rPr>
         <w:t xml:space="preserve">Fast rendering </w:t>
@@ -10287,18 +10185,14 @@
           <w:b w:val="0"/>
           <w:bCs w:val="0"/>
           <w:spacing w:val="-2"/>
-          <w:sz w:val="36"/>
-          <w:szCs w:val="36"/>
-          <w:lang w:val="en-IN"/>
-        </w:rPr>
-      </w:pPr>
-      <w:r>
-        <w:rPr>
-          <w:b w:val="0"/>
-          <w:bCs w:val="0"/>
-          <w:spacing w:val="-2"/>
-          <w:sz w:val="36"/>
-          <w:szCs w:val="36"/>
+          <w:lang w:val="en-IN"/>
+        </w:rPr>
+      </w:pPr>
+      <w:r>
+        <w:rPr>
+          <w:b w:val="0"/>
+          <w:bCs w:val="0"/>
+          <w:spacing w:val="-2"/>
           <w:lang w:val="en-IN"/>
         </w:rPr>
         <w:t xml:space="preserve">Smooth interaction </w:t>
@@ -10317,39 +10211,145 @@
           <w:b w:val="0"/>
           <w:bCs w:val="0"/>
           <w:spacing w:val="-2"/>
-          <w:sz w:val="36"/>
-          <w:szCs w:val="36"/>
-          <w:lang w:val="en-IN"/>
-        </w:rPr>
-      </w:pPr>
-      <w:r>
-        <w:rPr>
-          <w:b w:val="0"/>
-          <w:bCs w:val="0"/>
-          <w:spacing w:val="-2"/>
-          <w:sz w:val="36"/>
-          <w:szCs w:val="36"/>
-          <w:lang w:val="en-IN"/>
-        </w:rPr>
-        <w:lastRenderedPageBreak/>
+          <w:lang w:val="en-IN"/>
+        </w:rPr>
+      </w:pPr>
+      <w:r>
+        <w:rPr>
+          <w:b w:val="0"/>
+          <w:bCs w:val="0"/>
+          <w:spacing w:val="-2"/>
+          <w:lang w:val="en-IN"/>
+        </w:rPr>
         <w:t xml:space="preserve">Responsive design </w:t>
       </w:r>
     </w:p>
     <w:p>
       <w:pPr>
         <w:pStyle w:val="Heading2"/>
-        <w:numPr>
-          <w:ilvl w:val="0"/>
-          <w:numId w:val="97"/>
-        </w:numPr>
         <w:spacing w:before="60"/>
         <w:ind w:right="518"/>
         <w:rPr>
           <w:b w:val="0"/>
           <w:bCs w:val="0"/>
           <w:spacing w:val="-2"/>
-          <w:sz w:val="36"/>
-          <w:szCs w:val="36"/>
+          <w:lang w:val="en-IN"/>
+        </w:rPr>
+      </w:pPr>
+    </w:p>
+    <w:p>
+      <w:pPr>
+        <w:pStyle w:val="Heading2"/>
+        <w:spacing w:before="60"/>
+        <w:ind w:right="518"/>
+        <w:rPr>
+          <w:b w:val="0"/>
+          <w:bCs w:val="0"/>
+          <w:spacing w:val="-2"/>
+          <w:lang w:val="en-IN"/>
+        </w:rPr>
+      </w:pPr>
+    </w:p>
+    <w:p>
+      <w:pPr>
+        <w:pStyle w:val="Heading2"/>
+        <w:spacing w:before="60"/>
+        <w:ind w:right="518"/>
+        <w:rPr>
+          <w:b w:val="0"/>
+          <w:bCs w:val="0"/>
+          <w:spacing w:val="-2"/>
+          <w:lang w:val="en-IN"/>
+        </w:rPr>
+      </w:pPr>
+    </w:p>
+    <w:p>
+      <w:pPr>
+        <w:pStyle w:val="Heading2"/>
+        <w:spacing w:before="60"/>
+        <w:ind w:right="518"/>
+        <w:rPr>
+          <w:b w:val="0"/>
+          <w:bCs w:val="0"/>
+          <w:spacing w:val="-2"/>
+          <w:lang w:val="en-IN"/>
+        </w:rPr>
+      </w:pPr>
+    </w:p>
+    <w:p>
+      <w:pPr>
+        <w:pStyle w:val="Heading2"/>
+        <w:spacing w:before="60"/>
+        <w:ind w:right="518"/>
+        <w:rPr>
+          <w:b w:val="0"/>
+          <w:bCs w:val="0"/>
+          <w:spacing w:val="-2"/>
+          <w:lang w:val="en-IN"/>
+        </w:rPr>
+      </w:pPr>
+    </w:p>
+    <w:p>
+      <w:pPr>
+        <w:pStyle w:val="Heading2"/>
+        <w:spacing w:before="60"/>
+        <w:ind w:right="518"/>
+        <w:rPr>
+          <w:b w:val="0"/>
+          <w:bCs w:val="0"/>
+          <w:spacing w:val="-2"/>
+          <w:lang w:val="en-IN"/>
+        </w:rPr>
+      </w:pPr>
+    </w:p>
+    <w:p>
+      <w:pPr>
+        <w:pStyle w:val="Heading2"/>
+        <w:spacing w:before="60"/>
+        <w:ind w:right="518"/>
+        <w:rPr>
+          <w:b w:val="0"/>
+          <w:bCs w:val="0"/>
+          <w:spacing w:val="-2"/>
+          <w:lang w:val="en-IN"/>
+        </w:rPr>
+      </w:pPr>
+    </w:p>
+    <w:p>
+      <w:pPr>
+        <w:pStyle w:val="Heading2"/>
+        <w:spacing w:before="60"/>
+        <w:ind w:right="518"/>
+        <w:rPr>
+          <w:b w:val="0"/>
+          <w:bCs w:val="0"/>
+          <w:spacing w:val="-2"/>
+          <w:lang w:val="en-IN"/>
+        </w:rPr>
+      </w:pPr>
+    </w:p>
+    <w:p>
+      <w:pPr>
+        <w:pStyle w:val="Heading2"/>
+        <w:spacing w:before="60"/>
+        <w:ind w:right="518"/>
+        <w:rPr>
+          <w:b w:val="0"/>
+          <w:bCs w:val="0"/>
+          <w:spacing w:val="-2"/>
+          <w:lang w:val="en-IN"/>
+        </w:rPr>
+      </w:pPr>
+    </w:p>
+    <w:p>
+      <w:pPr>
+        <w:pStyle w:val="Heading2"/>
+        <w:spacing w:before="60"/>
+        <w:ind w:left="720" w:right="518"/>
+        <w:rPr>
+          <w:b w:val="0"/>
+          <w:bCs w:val="0"/>
+          <w:spacing w:val="-2"/>
           <w:lang w:val="en-IN"/>
         </w:rPr>
       </w:pPr>
@@ -10361,8 +10361,6 @@
         <w:ind w:left="518" w:right="518"/>
         <w:rPr>
           <w:spacing w:val="-2"/>
-          <w:sz w:val="36"/>
-          <w:szCs w:val="36"/>
           <w:lang w:val="en-IN"/>
         </w:rPr>
       </w:pPr>
@@ -10375,20 +10373,9 @@
         <w:jc w:val="center"/>
         <w:rPr>
           <w:spacing w:val="-2"/>
-          <w:sz w:val="36"/>
-          <w:szCs w:val="36"/>
-          <w:lang w:val="en-IN"/>
-        </w:rPr>
-      </w:pPr>
-      <w:r>
-        <w:rPr>
-          <w:spacing w:val="-2"/>
-          <w:sz w:val="36"/>
-          <w:szCs w:val="36"/>
-          <w:lang w:val="en-IN"/>
-        </w:rPr>
-        <w:t>CHAPTER 6: RESULTS AND DISCUSSION (Expanded)</w:t>
-      </w:r>
+          <w:lang w:val="en-IN"/>
+        </w:rPr>
+      </w:pPr>
     </w:p>
     <w:p>
       <w:pPr>
@@ -10398,8 +10385,6 @@
         <w:jc w:val="center"/>
         <w:rPr>
           <w:spacing w:val="-2"/>
-          <w:sz w:val="36"/>
-          <w:szCs w:val="36"/>
           <w:lang w:val="en-IN"/>
         </w:rPr>
       </w:pPr>
@@ -10409,18 +10394,147 @@
         <w:pStyle w:val="Heading2"/>
         <w:spacing w:before="60"/>
         <w:ind w:left="518" w:right="518"/>
-        <w:rPr>
-          <w:spacing w:val="-2"/>
-          <w:sz w:val="36"/>
-          <w:szCs w:val="36"/>
-          <w:lang w:val="en-IN"/>
-        </w:rPr>
-      </w:pPr>
-      <w:r>
-        <w:rPr>
-          <w:spacing w:val="-2"/>
-          <w:sz w:val="36"/>
-          <w:szCs w:val="36"/>
+        <w:jc w:val="center"/>
+        <w:rPr>
+          <w:spacing w:val="-2"/>
+          <w:lang w:val="en-IN"/>
+        </w:rPr>
+      </w:pPr>
+    </w:p>
+    <w:p>
+      <w:pPr>
+        <w:pStyle w:val="Heading2"/>
+        <w:spacing w:before="60"/>
+        <w:ind w:left="518" w:right="518"/>
+        <w:jc w:val="center"/>
+        <w:rPr>
+          <w:spacing w:val="-2"/>
+          <w:lang w:val="en-IN"/>
+        </w:rPr>
+      </w:pPr>
+    </w:p>
+    <w:p>
+      <w:pPr>
+        <w:pStyle w:val="Heading2"/>
+        <w:spacing w:before="60"/>
+        <w:ind w:left="518" w:right="518"/>
+        <w:jc w:val="center"/>
+        <w:rPr>
+          <w:spacing w:val="-2"/>
+          <w:lang w:val="en-IN"/>
+        </w:rPr>
+      </w:pPr>
+    </w:p>
+    <w:p>
+      <w:pPr>
+        <w:pStyle w:val="Heading2"/>
+        <w:spacing w:before="60"/>
+        <w:ind w:left="518" w:right="518"/>
+        <w:jc w:val="center"/>
+        <w:rPr>
+          <w:spacing w:val="-2"/>
+          <w:lang w:val="en-IN"/>
+        </w:rPr>
+      </w:pPr>
+    </w:p>
+    <w:p>
+      <w:pPr>
+        <w:pStyle w:val="Heading2"/>
+        <w:spacing w:before="60"/>
+        <w:ind w:left="518" w:right="518"/>
+        <w:jc w:val="center"/>
+        <w:rPr>
+          <w:spacing w:val="-2"/>
+          <w:lang w:val="en-IN"/>
+        </w:rPr>
+      </w:pPr>
+    </w:p>
+    <w:p>
+      <w:pPr>
+        <w:pStyle w:val="Heading2"/>
+        <w:spacing w:before="60"/>
+        <w:ind w:left="518" w:right="518"/>
+        <w:jc w:val="center"/>
+        <w:rPr>
+          <w:spacing w:val="-2"/>
+          <w:lang w:val="en-IN"/>
+        </w:rPr>
+      </w:pPr>
+    </w:p>
+    <w:p>
+      <w:pPr>
+        <w:pStyle w:val="Heading2"/>
+        <w:spacing w:before="60"/>
+        <w:ind w:left="518" w:right="518"/>
+        <w:jc w:val="center"/>
+        <w:rPr>
+          <w:spacing w:val="-2"/>
+          <w:lang w:val="en-IN"/>
+        </w:rPr>
+      </w:pPr>
+    </w:p>
+    <w:p>
+      <w:pPr>
+        <w:pStyle w:val="Heading2"/>
+        <w:spacing w:before="60"/>
+        <w:ind w:left="518" w:right="518"/>
+        <w:jc w:val="center"/>
+        <w:rPr>
+          <w:spacing w:val="-2"/>
+          <w:sz w:val="32"/>
+          <w:szCs w:val="32"/>
+          <w:lang w:val="en-IN"/>
+        </w:rPr>
+      </w:pPr>
+      <w:r>
+        <w:rPr>
+          <w:spacing w:val="-2"/>
+          <w:sz w:val="32"/>
+          <w:szCs w:val="32"/>
+          <w:lang w:val="en-IN"/>
+        </w:rPr>
+        <w:t>CHAPTER 6: RESULTS AND DISCUSSION (Expanded)</w:t>
+      </w:r>
+    </w:p>
+    <w:p>
+      <w:pPr>
+        <w:pStyle w:val="Heading2"/>
+        <w:spacing w:before="60"/>
+        <w:ind w:left="518" w:right="518"/>
+        <w:jc w:val="center"/>
+        <w:rPr>
+          <w:spacing w:val="-2"/>
+          <w:sz w:val="32"/>
+          <w:szCs w:val="32"/>
+          <w:lang w:val="en-IN"/>
+        </w:rPr>
+      </w:pPr>
+    </w:p>
+    <w:p>
+      <w:pPr>
+        <w:pStyle w:val="Heading2"/>
+        <w:spacing w:before="60"/>
+        <w:ind w:left="518" w:right="518"/>
+        <w:jc w:val="center"/>
+        <w:rPr>
+          <w:spacing w:val="-2"/>
+          <w:lang w:val="en-IN"/>
+        </w:rPr>
+      </w:pPr>
+    </w:p>
+    <w:p>
+      <w:pPr>
+        <w:pStyle w:val="Heading2"/>
+        <w:spacing w:before="60"/>
+        <w:ind w:left="518" w:right="518"/>
+        <w:rPr>
+          <w:spacing w:val="-2"/>
+          <w:lang w:val="en-IN"/>
+        </w:rPr>
+      </w:pPr>
+      <w:r>
+        <w:rPr>
+          <w:spacing w:val="-2"/>
           <w:lang w:val="en-IN"/>
         </w:rPr>
         <w:t>6.1 System Outputs</w:t>
@@ -10439,18 +10553,14 @@
           <w:b w:val="0"/>
           <w:bCs w:val="0"/>
           <w:spacing w:val="-2"/>
-          <w:sz w:val="36"/>
-          <w:szCs w:val="36"/>
-          <w:lang w:val="en-IN"/>
-        </w:rPr>
-      </w:pPr>
-      <w:r>
-        <w:rPr>
-          <w:b w:val="0"/>
-          <w:bCs w:val="0"/>
-          <w:spacing w:val="-2"/>
-          <w:sz w:val="36"/>
-          <w:szCs w:val="36"/>
+          <w:lang w:val="en-IN"/>
+        </w:rPr>
+      </w:pPr>
+      <w:r>
+        <w:rPr>
+          <w:b w:val="0"/>
+          <w:bCs w:val="0"/>
+          <w:spacing w:val="-2"/>
           <w:lang w:val="en-IN"/>
         </w:rPr>
         <w:t xml:space="preserve">Displays crypto prices </w:t>
@@ -10469,18 +10579,14 @@
           <w:b w:val="0"/>
           <w:bCs w:val="0"/>
           <w:spacing w:val="-2"/>
-          <w:sz w:val="36"/>
-          <w:szCs w:val="36"/>
-          <w:lang w:val="en-IN"/>
-        </w:rPr>
-      </w:pPr>
-      <w:r>
-        <w:rPr>
-          <w:b w:val="0"/>
-          <w:bCs w:val="0"/>
-          <w:spacing w:val="-2"/>
-          <w:sz w:val="36"/>
-          <w:szCs w:val="36"/>
+          <w:lang w:val="en-IN"/>
+        </w:rPr>
+      </w:pPr>
+      <w:r>
+        <w:rPr>
+          <w:b w:val="0"/>
+          <w:bCs w:val="0"/>
+          <w:spacing w:val="-2"/>
           <w:lang w:val="en-IN"/>
         </w:rPr>
         <w:t xml:space="preserve">Shows portfolio value </w:t>
@@ -10499,18 +10605,14 @@
           <w:b w:val="0"/>
           <w:bCs w:val="0"/>
           <w:spacing w:val="-2"/>
-          <w:sz w:val="36"/>
-          <w:szCs w:val="36"/>
-          <w:lang w:val="en-IN"/>
-        </w:rPr>
-      </w:pPr>
-      <w:r>
-        <w:rPr>
-          <w:b w:val="0"/>
-          <w:bCs w:val="0"/>
-          <w:spacing w:val="-2"/>
-          <w:sz w:val="36"/>
-          <w:szCs w:val="36"/>
+          <w:lang w:val="en-IN"/>
+        </w:rPr>
+      </w:pPr>
+      <w:r>
+        <w:rPr>
+          <w:b w:val="0"/>
+          <w:bCs w:val="0"/>
+          <w:spacing w:val="-2"/>
           <w:lang w:val="en-IN"/>
         </w:rPr>
         <w:t xml:space="preserve">Updates dynamically </w:t>
@@ -10519,16 +10621,23 @@
     <w:p>
       <w:pPr>
         <w:pStyle w:val="Heading2"/>
-        <w:numPr>
-          <w:ilvl w:val="0"/>
-          <w:numId w:val="134"/>
-        </w:numPr>
         <w:spacing w:before="60"/>
-        <w:ind w:right="518"/>
-        <w:rPr>
-          <w:spacing w:val="-2"/>
-          <w:sz w:val="36"/>
-          <w:szCs w:val="36"/>
+        <w:ind w:left="720" w:right="518"/>
+        <w:rPr>
+          <w:b w:val="0"/>
+          <w:bCs w:val="0"/>
+          <w:spacing w:val="-2"/>
+          <w:lang w:val="en-IN"/>
+        </w:rPr>
+      </w:pPr>
+    </w:p>
+    <w:p>
+      <w:pPr>
+        <w:pStyle w:val="Heading2"/>
+        <w:spacing w:before="60"/>
+        <w:ind w:left="720" w:right="518"/>
+        <w:rPr>
+          <w:spacing w:val="-2"/>
           <w:lang w:val="en-IN"/>
         </w:rPr>
       </w:pPr>
@@ -10540,16 +10649,12 @@
         <w:ind w:left="518" w:right="518"/>
         <w:rPr>
           <w:spacing w:val="-2"/>
-          <w:sz w:val="36"/>
-          <w:szCs w:val="36"/>
-          <w:lang w:val="en-IN"/>
-        </w:rPr>
-      </w:pPr>
-      <w:r>
-        <w:rPr>
-          <w:spacing w:val="-2"/>
-          <w:sz w:val="36"/>
-          <w:szCs w:val="36"/>
+          <w:lang w:val="en-IN"/>
+        </w:rPr>
+      </w:pPr>
+      <w:r>
+        <w:rPr>
+          <w:spacing w:val="-2"/>
           <w:lang w:val="en-IN"/>
         </w:rPr>
         <w:t>6.2 Comparison (Expanded)</w:t>
@@ -10568,9 +10673,9 @@
         <w:tblLook w:val="04A0" w:firstRow="1" w:lastRow="0" w:firstColumn="1" w:lastColumn="0" w:noHBand="0" w:noVBand="1"/>
       </w:tblPr>
       <w:tblGrid>
-        <w:gridCol w:w="2791"/>
-        <w:gridCol w:w="3517"/>
-        <w:gridCol w:w="3711"/>
+        <w:gridCol w:w="2414"/>
+        <w:gridCol w:w="2972"/>
+        <w:gridCol w:w="3127"/>
       </w:tblGrid>
       <w:tr>
         <w:trPr>
@@ -10590,16 +10695,12 @@
               <w:ind w:left="518" w:right="518"/>
               <w:rPr>
                 <w:spacing w:val="-2"/>
-                <w:sz w:val="36"/>
-                <w:szCs w:val="36"/>
                 <w:lang w:val="en-IN"/>
               </w:rPr>
             </w:pPr>
             <w:r>
               <w:rPr>
                 <w:spacing w:val="-2"/>
-                <w:sz w:val="36"/>
-                <w:szCs w:val="36"/>
                 <w:lang w:val="en-IN"/>
               </w:rPr>
               <w:t>Feature</w:t>
@@ -10619,16 +10720,12 @@
               <w:ind w:left="518" w:right="518"/>
               <w:rPr>
                 <w:spacing w:val="-2"/>
-                <w:sz w:val="36"/>
-                <w:szCs w:val="36"/>
                 <w:lang w:val="en-IN"/>
               </w:rPr>
             </w:pPr>
             <w:r>
               <w:rPr>
                 <w:spacing w:val="-2"/>
-                <w:sz w:val="36"/>
-                <w:szCs w:val="36"/>
                 <w:lang w:val="en-IN"/>
               </w:rPr>
               <w:t>Existing System</w:t>
@@ -10648,16 +10745,12 @@
               <w:ind w:left="518" w:right="518"/>
               <w:rPr>
                 <w:spacing w:val="-2"/>
-                <w:sz w:val="36"/>
-                <w:szCs w:val="36"/>
                 <w:lang w:val="en-IN"/>
               </w:rPr>
             </w:pPr>
             <w:r>
               <w:rPr>
                 <w:spacing w:val="-2"/>
-                <w:sz w:val="36"/>
-                <w:szCs w:val="36"/>
                 <w:lang w:val="en-IN"/>
               </w:rPr>
               <w:t>Proposed System</w:t>
@@ -10685,8 +10778,6 @@
                 <w:b w:val="0"/>
                 <w:bCs w:val="0"/>
                 <w:spacing w:val="-2"/>
-                <w:sz w:val="36"/>
-                <w:szCs w:val="36"/>
                 <w:lang w:val="en-IN"/>
               </w:rPr>
             </w:pPr>
@@ -10695,8 +10786,6 @@
                 <w:b w:val="0"/>
                 <w:bCs w:val="0"/>
                 <w:spacing w:val="-2"/>
-                <w:sz w:val="36"/>
-                <w:szCs w:val="36"/>
                 <w:lang w:val="en-IN"/>
               </w:rPr>
               <w:t>Complexity</w:t>
@@ -10719,8 +10808,6 @@
                 <w:b w:val="0"/>
                 <w:bCs w:val="0"/>
                 <w:spacing w:val="-2"/>
-                <w:sz w:val="36"/>
-                <w:szCs w:val="36"/>
                 <w:lang w:val="en-IN"/>
               </w:rPr>
             </w:pPr>
@@ -10729,8 +10816,6 @@
                 <w:b w:val="0"/>
                 <w:bCs w:val="0"/>
                 <w:spacing w:val="-2"/>
-                <w:sz w:val="36"/>
-                <w:szCs w:val="36"/>
                 <w:lang w:val="en-IN"/>
               </w:rPr>
               <w:t>High</w:t>
@@ -10753,8 +10838,6 @@
                 <w:b w:val="0"/>
                 <w:bCs w:val="0"/>
                 <w:spacing w:val="-2"/>
-                <w:sz w:val="36"/>
-                <w:szCs w:val="36"/>
                 <w:lang w:val="en-IN"/>
               </w:rPr>
             </w:pPr>
@@ -10763,8 +10846,6 @@
                 <w:b w:val="0"/>
                 <w:bCs w:val="0"/>
                 <w:spacing w:val="-2"/>
-                <w:sz w:val="36"/>
-                <w:szCs w:val="36"/>
                 <w:lang w:val="en-IN"/>
               </w:rPr>
               <w:t>Low</w:t>
@@ -10792,8 +10873,6 @@
                 <w:b w:val="0"/>
                 <w:bCs w:val="0"/>
                 <w:spacing w:val="-2"/>
-                <w:sz w:val="36"/>
-                <w:szCs w:val="36"/>
                 <w:lang w:val="en-IN"/>
               </w:rPr>
             </w:pPr>
@@ -10802,8 +10881,6 @@
                 <w:b w:val="0"/>
                 <w:bCs w:val="0"/>
                 <w:spacing w:val="-2"/>
-                <w:sz w:val="36"/>
-                <w:szCs w:val="36"/>
                 <w:lang w:val="en-IN"/>
               </w:rPr>
               <w:t>UI</w:t>
@@ -10826,8 +10903,6 @@
                 <w:b w:val="0"/>
                 <w:bCs w:val="0"/>
                 <w:spacing w:val="-2"/>
-                <w:sz w:val="36"/>
-                <w:szCs w:val="36"/>
                 <w:lang w:val="en-IN"/>
               </w:rPr>
             </w:pPr>
@@ -10836,8 +10911,6 @@
                 <w:b w:val="0"/>
                 <w:bCs w:val="0"/>
                 <w:spacing w:val="-2"/>
-                <w:sz w:val="36"/>
-                <w:szCs w:val="36"/>
                 <w:lang w:val="en-IN"/>
               </w:rPr>
               <w:t>Complex</w:t>
@@ -10860,8 +10933,6 @@
                 <w:b w:val="0"/>
                 <w:bCs w:val="0"/>
                 <w:spacing w:val="-2"/>
-                <w:sz w:val="36"/>
-                <w:szCs w:val="36"/>
                 <w:lang w:val="en-IN"/>
               </w:rPr>
             </w:pPr>
@@ -10870,8 +10941,6 @@
                 <w:b w:val="0"/>
                 <w:bCs w:val="0"/>
                 <w:spacing w:val="-2"/>
-                <w:sz w:val="36"/>
-                <w:szCs w:val="36"/>
                 <w:lang w:val="en-IN"/>
               </w:rPr>
               <w:t>Simple</w:t>
@@ -10899,8 +10968,6 @@
                 <w:b w:val="0"/>
                 <w:bCs w:val="0"/>
                 <w:spacing w:val="-2"/>
-                <w:sz w:val="36"/>
-                <w:szCs w:val="36"/>
                 <w:lang w:val="en-IN"/>
               </w:rPr>
             </w:pPr>
@@ -10909,8 +10976,6 @@
                 <w:b w:val="0"/>
                 <w:bCs w:val="0"/>
                 <w:spacing w:val="-2"/>
-                <w:sz w:val="36"/>
-                <w:szCs w:val="36"/>
                 <w:lang w:val="en-IN"/>
               </w:rPr>
               <w:t>Usability</w:t>
@@ -10933,8 +10998,6 @@
                 <w:b w:val="0"/>
                 <w:bCs w:val="0"/>
                 <w:spacing w:val="-2"/>
-                <w:sz w:val="36"/>
-                <w:szCs w:val="36"/>
                 <w:lang w:val="en-IN"/>
               </w:rPr>
             </w:pPr>
@@ -10943,11 +11006,18 @@
                 <w:b w:val="0"/>
                 <w:bCs w:val="0"/>
                 <w:spacing w:val="-2"/>
-                <w:sz w:val="36"/>
-                <w:szCs w:val="36"/>
                 <w:lang w:val="en-IN"/>
               </w:rPr>
               <w:t>Difficult</w:t>
+            </w:r>
+            <w:r>
+              <w:rPr>
+                <w:b w:val="0"/>
+                <w:bCs w:val="0"/>
+                <w:spacing w:val="-2"/>
+                <w:lang w:val="en-IN"/>
+              </w:rPr>
+              <w:t xml:space="preserve">                                      </w:t>
             </w:r>
           </w:p>
         </w:tc>
@@ -10967,8 +11037,6 @@
                 <w:b w:val="0"/>
                 <w:bCs w:val="0"/>
                 <w:spacing w:val="-2"/>
-                <w:sz w:val="36"/>
-                <w:szCs w:val="36"/>
                 <w:lang w:val="en-IN"/>
               </w:rPr>
             </w:pPr>
@@ -10977,13 +11045,46 @@
                 <w:b w:val="0"/>
                 <w:bCs w:val="0"/>
                 <w:spacing w:val="-2"/>
-                <w:sz w:val="36"/>
-                <w:szCs w:val="36"/>
                 <w:lang w:val="en-IN"/>
               </w:rPr>
               <w:t>Easy</w:t>
             </w:r>
           </w:p>
+          <w:p>
+            <w:pPr>
+              <w:pStyle w:val="Heading2"/>
+              <w:spacing w:before="60"/>
+              <w:ind w:left="518" w:right="518"/>
+              <w:rPr>
+                <w:b w:val="0"/>
+                <w:bCs w:val="0"/>
+                <w:spacing w:val="-2"/>
+                <w:lang w:val="en-IN"/>
+              </w:rPr>
+            </w:pPr>
+            <w:r>
+              <w:rPr>
+                <w:b w:val="0"/>
+                <w:bCs w:val="0"/>
+                <w:spacing w:val="-2"/>
+                <w:lang w:val="en-IN"/>
+              </w:rPr>
+              <w:t xml:space="preserve">         </w:t>
+            </w:r>
+          </w:p>
+          <w:p>
+            <w:pPr>
+              <w:pStyle w:val="Heading2"/>
+              <w:spacing w:before="60"/>
+              <w:ind w:left="518" w:right="518"/>
+              <w:rPr>
+                <w:b w:val="0"/>
+                <w:bCs w:val="0"/>
+                <w:spacing w:val="-2"/>
+                <w:lang w:val="en-IN"/>
+              </w:rPr>
+            </w:pPr>
+          </w:p>
         </w:tc>
       </w:tr>
     </w:tbl>
@@ -10995,8 +11096,6 @@
         <w:jc w:val="center"/>
         <w:rPr>
           <w:spacing w:val="-2"/>
-          <w:sz w:val="36"/>
-          <w:szCs w:val="36"/>
           <w:lang w:val="en-IN"/>
         </w:rPr>
       </w:pPr>
@@ -11008,16 +11107,12 @@
         <w:ind w:left="518" w:right="518"/>
         <w:rPr>
           <w:spacing w:val="-2"/>
-          <w:sz w:val="36"/>
-          <w:szCs w:val="36"/>
-          <w:lang w:val="en-IN"/>
-        </w:rPr>
-      </w:pPr>
-      <w:r>
-        <w:rPr>
-          <w:spacing w:val="-2"/>
-          <w:sz w:val="36"/>
-          <w:szCs w:val="36"/>
+          <w:lang w:val="en-IN"/>
+        </w:rPr>
+      </w:pPr>
+      <w:r>
+        <w:rPr>
+          <w:spacing w:val="-2"/>
           <w:lang w:val="en-IN"/>
         </w:rPr>
         <w:t>6.3 User Feedback (Expanded)</w:t>
@@ -11030,16 +11125,12 @@
         <w:ind w:left="518" w:right="518"/>
         <w:rPr>
           <w:spacing w:val="-2"/>
-          <w:sz w:val="36"/>
-          <w:szCs w:val="36"/>
-          <w:lang w:val="en-IN"/>
-        </w:rPr>
-      </w:pPr>
-      <w:r>
-        <w:rPr>
-          <w:spacing w:val="-2"/>
-          <w:sz w:val="36"/>
-          <w:szCs w:val="36"/>
+          <w:lang w:val="en-IN"/>
+        </w:rPr>
+      </w:pPr>
+      <w:r>
+        <w:rPr>
+          <w:spacing w:val="-2"/>
           <w:lang w:val="en-IN"/>
         </w:rPr>
         <w:t>Users found the system:</w:t>
@@ -11058,18 +11149,14 @@
           <w:b w:val="0"/>
           <w:bCs w:val="0"/>
           <w:spacing w:val="-2"/>
-          <w:sz w:val="36"/>
-          <w:szCs w:val="36"/>
-          <w:lang w:val="en-IN"/>
-        </w:rPr>
-      </w:pPr>
-      <w:r>
-        <w:rPr>
-          <w:b w:val="0"/>
-          <w:bCs w:val="0"/>
-          <w:spacing w:val="-2"/>
-          <w:sz w:val="36"/>
-          <w:szCs w:val="36"/>
+          <w:lang w:val="en-IN"/>
+        </w:rPr>
+      </w:pPr>
+      <w:r>
+        <w:rPr>
+          <w:b w:val="0"/>
+          <w:bCs w:val="0"/>
+          <w:spacing w:val="-2"/>
           <w:lang w:val="en-IN"/>
         </w:rPr>
         <w:t xml:space="preserve">Easy to use </w:t>
@@ -11088,18 +11175,14 @@
           <w:b w:val="0"/>
           <w:bCs w:val="0"/>
           <w:spacing w:val="-2"/>
-          <w:sz w:val="36"/>
-          <w:szCs w:val="36"/>
-          <w:lang w:val="en-IN"/>
-        </w:rPr>
-      </w:pPr>
-      <w:r>
-        <w:rPr>
-          <w:b w:val="0"/>
-          <w:bCs w:val="0"/>
-          <w:spacing w:val="-2"/>
-          <w:sz w:val="36"/>
-          <w:szCs w:val="36"/>
+          <w:lang w:val="en-IN"/>
+        </w:rPr>
+      </w:pPr>
+      <w:r>
+        <w:rPr>
+          <w:b w:val="0"/>
+          <w:bCs w:val="0"/>
+          <w:spacing w:val="-2"/>
           <w:lang w:val="en-IN"/>
         </w:rPr>
         <w:t xml:space="preserve">Clean interface </w:t>
@@ -11118,21 +11201,289 @@
           <w:b w:val="0"/>
           <w:bCs w:val="0"/>
           <w:spacing w:val="-2"/>
-          <w:sz w:val="36"/>
-          <w:szCs w:val="36"/>
-          <w:lang w:val="en-IN"/>
-        </w:rPr>
-      </w:pPr>
-      <w:r>
-        <w:rPr>
-          <w:b w:val="0"/>
-          <w:bCs w:val="0"/>
-          <w:spacing w:val="-2"/>
-          <w:sz w:val="36"/>
-          <w:szCs w:val="36"/>
-          <w:lang w:val="en-IN"/>
-        </w:rPr>
-        <w:t xml:space="preserve">Helpful for beginners </w:t>
+          <w:lang w:val="en-IN"/>
+        </w:rPr>
+      </w:pPr>
+      <w:r>
+        <w:rPr>
+          <w:b w:val="0"/>
+          <w:bCs w:val="0"/>
+          <w:spacing w:val="-2"/>
+          <w:lang w:val="en-IN"/>
+        </w:rPr>
+        <w:t>Helpful for beginner</w:t>
+      </w:r>
+      <w:r>
+        <w:rPr>
+          <w:b w:val="0"/>
+          <w:bCs w:val="0"/>
+          <w:spacing w:val="-2"/>
+          <w:lang w:val="en-IN"/>
+        </w:rPr>
+        <w:t xml:space="preserve">s </w:t>
+      </w:r>
+    </w:p>
+    <w:p>
+      <w:pPr>
+        <w:pStyle w:val="Heading2"/>
+        <w:spacing w:before="60"/>
+        <w:ind w:left="720" w:right="518"/>
+        <w:rPr>
+          <w:b w:val="0"/>
+          <w:bCs w:val="0"/>
+          <w:spacing w:val="-2"/>
+          <w:lang w:val="en-IN"/>
+        </w:rPr>
+      </w:pPr>
+    </w:p>
+    <w:p>
+      <w:pPr>
+        <w:pStyle w:val="Heading2"/>
+        <w:spacing w:before="60"/>
+        <w:ind w:left="720" w:right="518"/>
+        <w:rPr>
+          <w:b w:val="0"/>
+          <w:bCs w:val="0"/>
+          <w:spacing w:val="-2"/>
+          <w:lang w:val="en-IN"/>
+        </w:rPr>
+      </w:pPr>
+    </w:p>
+    <w:p>
+      <w:pPr>
+        <w:pStyle w:val="Heading2"/>
+        <w:spacing w:before="60"/>
+        <w:ind w:left="720" w:right="518"/>
+        <w:rPr>
+          <w:b w:val="0"/>
+          <w:bCs w:val="0"/>
+          <w:spacing w:val="-2"/>
+          <w:lang w:val="en-IN"/>
+        </w:rPr>
+      </w:pPr>
+    </w:p>
+    <w:p>
+      <w:pPr>
+        <w:pStyle w:val="Heading2"/>
+        <w:spacing w:before="60"/>
+        <w:ind w:left="720" w:right="518"/>
+        <w:rPr>
+          <w:b w:val="0"/>
+          <w:bCs w:val="0"/>
+          <w:spacing w:val="-2"/>
+          <w:lang w:val="en-IN"/>
+        </w:rPr>
+      </w:pPr>
+    </w:p>
+    <w:p>
+      <w:pPr>
+        <w:pStyle w:val="Heading2"/>
+        <w:spacing w:before="60"/>
+        <w:ind w:left="720" w:right="518"/>
+        <w:rPr>
+          <w:b w:val="0"/>
+          <w:bCs w:val="0"/>
+          <w:spacing w:val="-2"/>
+          <w:lang w:val="en-IN"/>
+        </w:rPr>
+      </w:pPr>
+    </w:p>
+    <w:p>
+      <w:pPr>
+        <w:pStyle w:val="Heading2"/>
+        <w:spacing w:before="60"/>
+        <w:ind w:left="720" w:right="518"/>
+        <w:rPr>
+          <w:b w:val="0"/>
+          <w:bCs w:val="0"/>
+          <w:spacing w:val="-2"/>
+          <w:lang w:val="en-IN"/>
+        </w:rPr>
+      </w:pPr>
+    </w:p>
+    <w:p>
+      <w:pPr>
+        <w:pStyle w:val="Heading2"/>
+        <w:spacing w:before="60"/>
+        <w:ind w:left="720" w:right="518"/>
+        <w:rPr>
+          <w:b w:val="0"/>
+          <w:bCs w:val="0"/>
+          <w:spacing w:val="-2"/>
+          <w:lang w:val="en-IN"/>
+        </w:rPr>
+      </w:pPr>
+    </w:p>
+    <w:p>
+      <w:pPr>
+        <w:pStyle w:val="Heading2"/>
+        <w:spacing w:before="60"/>
+        <w:ind w:left="720" w:right="518"/>
+        <w:rPr>
+          <w:b w:val="0"/>
+          <w:bCs w:val="0"/>
+          <w:spacing w:val="-2"/>
+          <w:lang w:val="en-IN"/>
+        </w:rPr>
+      </w:pPr>
+    </w:p>
+    <w:p>
+      <w:pPr>
+        <w:pStyle w:val="Heading2"/>
+        <w:spacing w:before="60"/>
+        <w:ind w:left="720" w:right="518"/>
+        <w:rPr>
+          <w:b w:val="0"/>
+          <w:bCs w:val="0"/>
+          <w:spacing w:val="-2"/>
+          <w:lang w:val="en-IN"/>
+        </w:rPr>
+      </w:pPr>
+    </w:p>
+    <w:p>
+      <w:pPr>
+        <w:pStyle w:val="Heading2"/>
+        <w:spacing w:before="60"/>
+        <w:ind w:left="720" w:right="518"/>
+        <w:rPr>
+          <w:b w:val="0"/>
+          <w:bCs w:val="0"/>
+          <w:spacing w:val="-2"/>
+          <w:lang w:val="en-IN"/>
+        </w:rPr>
+      </w:pPr>
+    </w:p>
+    <w:p>
+      <w:pPr>
+        <w:pStyle w:val="Heading2"/>
+        <w:spacing w:before="60"/>
+        <w:ind w:left="720" w:right="518"/>
+        <w:rPr>
+          <w:b w:val="0"/>
+          <w:bCs w:val="0"/>
+          <w:spacing w:val="-2"/>
+          <w:lang w:val="en-IN"/>
+        </w:rPr>
+      </w:pPr>
+    </w:p>
+    <w:p>
+      <w:pPr>
+        <w:pStyle w:val="Heading2"/>
+        <w:spacing w:before="60"/>
+        <w:ind w:left="720" w:right="518"/>
+        <w:rPr>
+          <w:b w:val="0"/>
+          <w:bCs w:val="0"/>
+          <w:spacing w:val="-2"/>
+          <w:lang w:val="en-IN"/>
+        </w:rPr>
+      </w:pPr>
+    </w:p>
+    <w:p>
+      <w:pPr>
+        <w:pStyle w:val="Heading2"/>
+        <w:spacing w:before="60"/>
+        <w:ind w:left="720" w:right="518"/>
+        <w:rPr>
+          <w:b w:val="0"/>
+          <w:bCs w:val="0"/>
+          <w:spacing w:val="-2"/>
+          <w:lang w:val="en-IN"/>
+        </w:rPr>
+      </w:pPr>
+    </w:p>
+    <w:p>
+      <w:pPr>
+        <w:pStyle w:val="Heading2"/>
+        <w:spacing w:before="60"/>
+        <w:ind w:left="720" w:right="518"/>
+        <w:rPr>
+          <w:b w:val="0"/>
+          <w:bCs w:val="0"/>
+          <w:spacing w:val="-2"/>
+          <w:lang w:val="en-IN"/>
+        </w:rPr>
+      </w:pPr>
+    </w:p>
+    <w:p>
+      <w:pPr>
+        <w:pStyle w:val="Heading2"/>
+        <w:spacing w:before="60"/>
+        <w:ind w:left="720" w:right="518"/>
+        <w:rPr>
+          <w:b w:val="0"/>
+          <w:bCs w:val="0"/>
+          <w:spacing w:val="-2"/>
+          <w:lang w:val="en-IN"/>
+        </w:rPr>
+      </w:pPr>
+    </w:p>
+    <w:p>
+      <w:pPr>
+        <w:pStyle w:val="Heading2"/>
+        <w:spacing w:before="60"/>
+        <w:ind w:left="720" w:right="518"/>
+        <w:rPr>
+          <w:b w:val="0"/>
+          <w:bCs w:val="0"/>
+          <w:spacing w:val="-2"/>
+          <w:lang w:val="en-IN"/>
+        </w:rPr>
+      </w:pPr>
+    </w:p>
+    <w:p>
+      <w:pPr>
+        <w:pStyle w:val="Heading2"/>
+        <w:spacing w:before="60"/>
+        <w:ind w:left="720" w:right="518"/>
+        <w:rPr>
+          <w:b w:val="0"/>
+          <w:bCs w:val="0"/>
+          <w:spacing w:val="-2"/>
+          <w:lang w:val="en-IN"/>
+        </w:rPr>
+      </w:pPr>
+    </w:p>
+    <w:p>
+      <w:pPr>
+        <w:pStyle w:val="Heading2"/>
+        <w:spacing w:before="60"/>
+        <w:ind w:left="720" w:right="518"/>
+        <w:rPr>
+          <w:b w:val="0"/>
+          <w:bCs w:val="0"/>
+          <w:spacing w:val="-2"/>
+          <w:lang w:val="en-IN"/>
+        </w:rPr>
+      </w:pPr>
+    </w:p>
+    <w:p>
+      <w:pPr>
+        <w:pStyle w:val="Heading2"/>
+        <w:spacing w:before="60"/>
+        <w:ind w:left="0" w:right="518"/>
+        <w:rPr>
+          <w:b w:val="0"/>
+          <w:bCs w:val="0"/>
+          <w:spacing w:val="-2"/>
+          <w:lang w:val="en-IN"/>
+        </w:rPr>
+      </w:pPr>
+      <w:r>
+        <w:rPr>
+          <w:b w:val="0"/>
+          <w:bCs w:val="0"/>
+          <w:spacing w:val="-2"/>
+          <w:lang w:val="en-IN"/>
+        </w:rPr>
+        <w:t xml:space="preserve">                 </w:t>
+      </w:r>
+      <w:r>
+        <w:rPr>
+          <w:spacing w:val="-2"/>
+          <w:lang w:val="en-IN"/>
+        </w:rPr>
+        <w:t>CHAPTER 7: CONCLUSION AND FUTURE ENHANCEMENT (Expanded)</w:t>
       </w:r>
     </w:p>
     <w:p>
@@ -11143,8 +11494,6 @@
         <w:jc w:val="center"/>
         <w:rPr>
           <w:spacing w:val="-2"/>
-          <w:sz w:val="36"/>
-          <w:szCs w:val="36"/>
           <w:lang w:val="en-IN"/>
         </w:rPr>
       </w:pPr>
@@ -11157,42 +11506,21 @@
         <w:jc w:val="center"/>
         <w:rPr>
           <w:spacing w:val="-2"/>
-          <w:sz w:val="36"/>
-          <w:szCs w:val="36"/>
-          <w:lang w:val="en-IN"/>
-        </w:rPr>
-      </w:pPr>
-      <w:r>
-        <w:rPr>
-          <w:spacing w:val="-2"/>
-          <w:sz w:val="36"/>
-          <w:szCs w:val="36"/>
-          <w:lang w:val="en-IN"/>
-        </w:rPr>
-        <w:t>CHAPTER 7: CONCLUSION AND FUTURE ENHANCEMENT (Expanded)</w:t>
-      </w:r>
+          <w:lang w:val="en-IN"/>
+        </w:rPr>
+      </w:pPr>
     </w:p>
     <w:p>
       <w:pPr>
         <w:pStyle w:val="Heading2"/>
         <w:spacing w:before="60"/>
         <w:ind w:left="518" w:right="518"/>
-        <w:rPr>
-          <w:spacing w:val="-2"/>
-          <w:sz w:val="36"/>
-          <w:szCs w:val="36"/>
-          <w:lang w:val="en-IN"/>
-        </w:rPr>
-      </w:pPr>
-      <w:r>
-        <w:rPr>
-          <w:spacing w:val="-2"/>
-          <w:sz w:val="36"/>
-          <w:szCs w:val="36"/>
-          <w:lang w:val="en-IN"/>
-        </w:rPr>
-        <w:t>7.1 Conclusion (Expanded)</w:t>
-      </w:r>
+        <w:jc w:val="center"/>
+        <w:rPr>
+          <w:spacing w:val="-2"/>
+          <w:lang w:val="en-IN"/>
+        </w:rPr>
+      </w:pPr>
     </w:p>
     <w:p>
       <w:pPr>
@@ -11201,30 +11529,15 @@
         <w:ind w:left="518" w:right="518"/>
         <w:rPr>
           <w:spacing w:val="-2"/>
-          <w:sz w:val="36"/>
-          <w:szCs w:val="36"/>
-          <w:lang w:val="en-IN"/>
-        </w:rPr>
-      </w:pPr>
-      <w:r>
-        <w:rPr>
-          <w:b w:val="0"/>
-          <w:bCs w:val="0"/>
-          <w:spacing w:val="-2"/>
-          <w:sz w:val="36"/>
-          <w:szCs w:val="36"/>
-          <w:lang w:val="en-IN"/>
-        </w:rPr>
-        <w:t>The Crypto Portfolio UI project successfully demonstrates how React JS can be used to build a modern and user-friendly interface for tracking cryptocurrency investments. The system is simple, efficient, and suitable for beginners</w:t>
-      </w:r>
-      <w:r>
-        <w:rPr>
-          <w:spacing w:val="-2"/>
-          <w:sz w:val="36"/>
-          <w:szCs w:val="36"/>
-          <w:lang w:val="en-IN"/>
-        </w:rPr>
-        <w:t>.</w:t>
+          <w:lang w:val="en-IN"/>
+        </w:rPr>
+      </w:pPr>
+      <w:r>
+        <w:rPr>
+          <w:spacing w:val="-2"/>
+          <w:lang w:val="en-IN"/>
+        </w:rPr>
+        <w:t>7.1 Conclusion (Expanded)</w:t>
       </w:r>
     </w:p>
     <w:p>
@@ -11234,16 +11547,61 @@
         <w:ind w:left="518" w:right="518"/>
         <w:rPr>
           <w:spacing w:val="-2"/>
-          <w:sz w:val="36"/>
-          <w:szCs w:val="36"/>
-          <w:lang w:val="en-IN"/>
-        </w:rPr>
-      </w:pPr>
-      <w:r>
-        <w:rPr>
-          <w:spacing w:val="-2"/>
-          <w:sz w:val="36"/>
-          <w:szCs w:val="36"/>
+          <w:lang w:val="en-IN"/>
+        </w:rPr>
+      </w:pPr>
+      <w:r>
+        <w:rPr>
+          <w:b w:val="0"/>
+          <w:bCs w:val="0"/>
+          <w:spacing w:val="-2"/>
+          <w:lang w:val="en-IN"/>
+        </w:rPr>
+        <w:t>The Crypto Portfolio UI project successfully demonstrates how React JS can be used to build a modern and user-friendly interface for tracking cryptocurrency investments. The system is simple, efficient, and suitable for beginners</w:t>
+      </w:r>
+      <w:r>
+        <w:rPr>
+          <w:spacing w:val="-2"/>
+          <w:lang w:val="en-IN"/>
+        </w:rPr>
+        <w:t>.</w:t>
+      </w:r>
+    </w:p>
+    <w:p>
+      <w:pPr>
+        <w:pStyle w:val="Heading2"/>
+        <w:spacing w:before="60"/>
+        <w:ind w:left="518" w:right="518"/>
+        <w:rPr>
+          <w:spacing w:val="-2"/>
+          <w:lang w:val="en-IN"/>
+        </w:rPr>
+      </w:pPr>
+    </w:p>
+    <w:p>
+      <w:pPr>
+        <w:pStyle w:val="Heading2"/>
+        <w:spacing w:before="60"/>
+        <w:ind w:left="518" w:right="518"/>
+        <w:rPr>
+          <w:spacing w:val="-2"/>
+          <w:lang w:val="en-IN"/>
+        </w:rPr>
+      </w:pPr>
+    </w:p>
+    <w:p>
+      <w:pPr>
+        <w:pStyle w:val="Heading2"/>
+        <w:spacing w:before="60"/>
+        <w:ind w:left="518" w:right="518"/>
+        <w:rPr>
+          <w:spacing w:val="-2"/>
+          <w:lang w:val="en-IN"/>
+        </w:rPr>
+      </w:pPr>
+      <w:r>
+        <w:rPr>
+          <w:spacing w:val="-2"/>
           <w:lang w:val="en-IN"/>
         </w:rPr>
         <w:t>7.2 Limitations</w:t>
@@ -11262,18 +11620,14 @@
           <w:b w:val="0"/>
           <w:bCs w:val="0"/>
           <w:spacing w:val="-2"/>
-          <w:sz w:val="36"/>
-          <w:szCs w:val="36"/>
-          <w:lang w:val="en-IN"/>
-        </w:rPr>
-      </w:pPr>
-      <w:r>
-        <w:rPr>
-          <w:b w:val="0"/>
-          <w:bCs w:val="0"/>
-          <w:spacing w:val="-2"/>
-          <w:sz w:val="36"/>
-          <w:szCs w:val="36"/>
+          <w:lang w:val="en-IN"/>
+        </w:rPr>
+      </w:pPr>
+      <w:r>
+        <w:rPr>
+          <w:b w:val="0"/>
+          <w:bCs w:val="0"/>
+          <w:spacing w:val="-2"/>
           <w:lang w:val="en-IN"/>
         </w:rPr>
         <w:t xml:space="preserve">No backend </w:t>
@@ -11292,18 +11646,14 @@
           <w:b w:val="0"/>
           <w:bCs w:val="0"/>
           <w:spacing w:val="-2"/>
-          <w:sz w:val="36"/>
-          <w:szCs w:val="36"/>
-          <w:lang w:val="en-IN"/>
-        </w:rPr>
-      </w:pPr>
-      <w:r>
-        <w:rPr>
-          <w:b w:val="0"/>
-          <w:bCs w:val="0"/>
-          <w:spacing w:val="-2"/>
-          <w:sz w:val="36"/>
-          <w:szCs w:val="36"/>
+          <w:lang w:val="en-IN"/>
+        </w:rPr>
+      </w:pPr>
+      <w:r>
+        <w:rPr>
+          <w:b w:val="0"/>
+          <w:bCs w:val="0"/>
+          <w:spacing w:val="-2"/>
           <w:lang w:val="en-IN"/>
         </w:rPr>
         <w:t xml:space="preserve">Limited features </w:t>
@@ -11322,22 +11672,39 @@
           <w:b w:val="0"/>
           <w:bCs w:val="0"/>
           <w:spacing w:val="-2"/>
-          <w:sz w:val="36"/>
-          <w:szCs w:val="36"/>
-          <w:lang w:val="en-IN"/>
-        </w:rPr>
-      </w:pPr>
-      <w:r>
-        <w:rPr>
-          <w:b w:val="0"/>
-          <w:bCs w:val="0"/>
-          <w:spacing w:val="-2"/>
-          <w:sz w:val="36"/>
-          <w:szCs w:val="36"/>
-          <w:lang w:val="en-IN"/>
-        </w:rPr>
-        <w:lastRenderedPageBreak/>
-        <w:t xml:space="preserve">No real-time data </w:t>
+          <w:lang w:val="en-IN"/>
+        </w:rPr>
+      </w:pPr>
+      <w:r>
+        <w:rPr>
+          <w:b w:val="0"/>
+          <w:bCs w:val="0"/>
+          <w:spacing w:val="-2"/>
+          <w:lang w:val="en-IN"/>
+        </w:rPr>
+        <w:t>No real-time data</w:t>
+      </w:r>
+    </w:p>
+    <w:p>
+      <w:pPr>
+        <w:pStyle w:val="Heading2"/>
+        <w:spacing w:before="60"/>
+        <w:ind w:right="518"/>
+        <w:rPr>
+          <w:b w:val="0"/>
+          <w:bCs w:val="0"/>
+          <w:spacing w:val="-2"/>
+          <w:lang w:val="en-IN"/>
+        </w:rPr>
+      </w:pPr>
+      <w:r>
+        <w:rPr>
+          <w:b w:val="0"/>
+          <w:bCs w:val="0"/>
+          <w:spacing w:val="-2"/>
+          <w:lang w:val="en-IN"/>
+        </w:rPr>
+        <w:t xml:space="preserve"> </w:t>
       </w:r>
     </w:p>
     <w:p>
@@ -11348,8 +11715,6 @@
         <w:jc w:val="center"/>
         <w:rPr>
           <w:spacing w:val="-2"/>
-          <w:sz w:val="36"/>
-          <w:szCs w:val="36"/>
           <w:lang w:val="en-IN"/>
         </w:rPr>
       </w:pPr>
@@ -11361,16 +11726,12 @@
         <w:ind w:left="518" w:right="518"/>
         <w:rPr>
           <w:spacing w:val="-2"/>
-          <w:sz w:val="36"/>
-          <w:szCs w:val="36"/>
-          <w:lang w:val="en-IN"/>
-        </w:rPr>
-      </w:pPr>
-      <w:r>
-        <w:rPr>
-          <w:spacing w:val="-2"/>
-          <w:sz w:val="36"/>
-          <w:szCs w:val="36"/>
+          <w:lang w:val="en-IN"/>
+        </w:rPr>
+      </w:pPr>
+      <w:r>
+        <w:rPr>
+          <w:spacing w:val="-2"/>
           <w:lang w:val="en-IN"/>
         </w:rPr>
         <w:t>7.3 Future Enhancements (Expanded)</w:t>
@@ -11389,18 +11750,14 @@
           <w:b w:val="0"/>
           <w:bCs w:val="0"/>
           <w:spacing w:val="-2"/>
-          <w:sz w:val="36"/>
-          <w:szCs w:val="36"/>
-          <w:lang w:val="en-IN"/>
-        </w:rPr>
-      </w:pPr>
-      <w:r>
-        <w:rPr>
-          <w:b w:val="0"/>
-          <w:bCs w:val="0"/>
-          <w:spacing w:val="-2"/>
-          <w:sz w:val="36"/>
-          <w:szCs w:val="36"/>
+          <w:lang w:val="en-IN"/>
+        </w:rPr>
+      </w:pPr>
+      <w:r>
+        <w:rPr>
+          <w:b w:val="0"/>
+          <w:bCs w:val="0"/>
+          <w:spacing w:val="-2"/>
           <w:lang w:val="en-IN"/>
         </w:rPr>
         <w:t xml:space="preserve">Add real-time API integration </w:t>
@@ -11419,18 +11776,14 @@
           <w:b w:val="0"/>
           <w:bCs w:val="0"/>
           <w:spacing w:val="-2"/>
-          <w:sz w:val="36"/>
-          <w:szCs w:val="36"/>
-          <w:lang w:val="en-IN"/>
-        </w:rPr>
-      </w:pPr>
-      <w:r>
-        <w:rPr>
-          <w:b w:val="0"/>
-          <w:bCs w:val="0"/>
-          <w:spacing w:val="-2"/>
-          <w:sz w:val="36"/>
-          <w:szCs w:val="36"/>
+          <w:lang w:val="en-IN"/>
+        </w:rPr>
+      </w:pPr>
+      <w:r>
+        <w:rPr>
+          <w:b w:val="0"/>
+          <w:bCs w:val="0"/>
+          <w:spacing w:val="-2"/>
           <w:lang w:val="en-IN"/>
         </w:rPr>
         <w:t xml:space="preserve">Implement authentication system </w:t>
@@ -11449,18 +11802,14 @@
           <w:b w:val="0"/>
           <w:bCs w:val="0"/>
           <w:spacing w:val="-2"/>
-          <w:sz w:val="36"/>
-          <w:szCs w:val="36"/>
-          <w:lang w:val="en-IN"/>
-        </w:rPr>
-      </w:pPr>
-      <w:r>
-        <w:rPr>
-          <w:b w:val="0"/>
-          <w:bCs w:val="0"/>
-          <w:spacing w:val="-2"/>
-          <w:sz w:val="36"/>
-          <w:szCs w:val="36"/>
+          <w:lang w:val="en-IN"/>
+        </w:rPr>
+      </w:pPr>
+      <w:r>
+        <w:rPr>
+          <w:b w:val="0"/>
+          <w:bCs w:val="0"/>
+          <w:spacing w:val="-2"/>
           <w:lang w:val="en-IN"/>
         </w:rPr>
         <w:t xml:space="preserve">Add charts and analytics </w:t>
@@ -11479,18 +11828,14 @@
           <w:b w:val="0"/>
           <w:bCs w:val="0"/>
           <w:spacing w:val="-2"/>
-          <w:sz w:val="36"/>
-          <w:szCs w:val="36"/>
-          <w:lang w:val="en-IN"/>
-        </w:rPr>
-      </w:pPr>
-      <w:r>
-        <w:rPr>
-          <w:b w:val="0"/>
-          <w:bCs w:val="0"/>
-          <w:spacing w:val="-2"/>
-          <w:sz w:val="36"/>
-          <w:szCs w:val="36"/>
+          <w:lang w:val="en-IN"/>
+        </w:rPr>
+      </w:pPr>
+      <w:r>
+        <w:rPr>
+          <w:b w:val="0"/>
+          <w:bCs w:val="0"/>
+          <w:spacing w:val="-2"/>
           <w:lang w:val="en-IN"/>
         </w:rPr>
         <w:t xml:space="preserve">Develop mobile version </w:t>
@@ -11500,11 +11845,11 @@
       <w:pPr>
         <w:pStyle w:val="Heading2"/>
         <w:spacing w:before="60"/>
-        <w:ind w:left="518" w:right="518"/>
-        <w:rPr>
-          <w:spacing w:val="-2"/>
-          <w:sz w:val="36"/>
-          <w:szCs w:val="36"/>
+        <w:ind w:right="518"/>
+        <w:rPr>
+          <w:b w:val="0"/>
+          <w:bCs w:val="0"/>
+          <w:spacing w:val="-2"/>
           <w:lang w:val="en-IN"/>
         </w:rPr>
       </w:pPr>
@@ -11513,41 +11858,328 @@
       <w:pPr>
         <w:pStyle w:val="Heading2"/>
         <w:spacing w:before="60"/>
-        <w:ind w:left="518" w:right="518"/>
-        <w:rPr>
-          <w:spacing w:val="-2"/>
-          <w:sz w:val="36"/>
-          <w:szCs w:val="36"/>
-          <w:lang w:val="en-IN"/>
-        </w:rPr>
-      </w:pPr>
-      <w:r>
-        <w:rPr>
-          <w:spacing w:val="-2"/>
-          <w:sz w:val="36"/>
-          <w:szCs w:val="36"/>
-          <w:lang w:val="en-IN"/>
-        </w:rPr>
-        <w:t>CHAPTER 8: REFERENCES (Expanded)</w:t>
-      </w:r>
+        <w:ind w:right="518"/>
+        <w:rPr>
+          <w:b w:val="0"/>
+          <w:bCs w:val="0"/>
+          <w:spacing w:val="-2"/>
+          <w:lang w:val="en-IN"/>
+        </w:rPr>
+      </w:pPr>
     </w:p>
     <w:p>
       <w:pPr>
         <w:pStyle w:val="Heading2"/>
         <w:spacing w:before="60"/>
-        <w:ind w:left="518" w:right="518"/>
-        <w:rPr>
-          <w:spacing w:val="-2"/>
-          <w:sz w:val="36"/>
-          <w:szCs w:val="36"/>
-          <w:lang w:val="en-IN"/>
-        </w:rPr>
-      </w:pPr>
-      <w:r>
-        <w:rPr>
-          <w:spacing w:val="-2"/>
-          <w:sz w:val="36"/>
-          <w:szCs w:val="36"/>
+        <w:ind w:right="518"/>
+        <w:rPr>
+          <w:b w:val="0"/>
+          <w:bCs w:val="0"/>
+          <w:spacing w:val="-2"/>
+          <w:lang w:val="en-IN"/>
+        </w:rPr>
+      </w:pPr>
+    </w:p>
+    <w:p>
+      <w:pPr>
+        <w:pStyle w:val="Heading2"/>
+        <w:spacing w:before="60"/>
+        <w:ind w:right="518"/>
+        <w:rPr>
+          <w:b w:val="0"/>
+          <w:bCs w:val="0"/>
+          <w:spacing w:val="-2"/>
+          <w:lang w:val="en-IN"/>
+        </w:rPr>
+      </w:pPr>
+    </w:p>
+    <w:p>
+      <w:pPr>
+        <w:pStyle w:val="Heading2"/>
+        <w:spacing w:before="60"/>
+        <w:ind w:right="518"/>
+        <w:rPr>
+          <w:b w:val="0"/>
+          <w:bCs w:val="0"/>
+          <w:spacing w:val="-2"/>
+          <w:lang w:val="en-IN"/>
+        </w:rPr>
+      </w:pPr>
+    </w:p>
+    <w:p>
+      <w:pPr>
+        <w:pStyle w:val="Heading2"/>
+        <w:spacing w:before="60"/>
+        <w:ind w:right="518"/>
+        <w:rPr>
+          <w:b w:val="0"/>
+          <w:bCs w:val="0"/>
+          <w:spacing w:val="-2"/>
+          <w:lang w:val="en-IN"/>
+        </w:rPr>
+      </w:pPr>
+    </w:p>
+    <w:p>
+      <w:pPr>
+        <w:pStyle w:val="Heading2"/>
+        <w:spacing w:before="60"/>
+        <w:ind w:right="518"/>
+        <w:rPr>
+          <w:b w:val="0"/>
+          <w:bCs w:val="0"/>
+          <w:spacing w:val="-2"/>
+          <w:lang w:val="en-IN"/>
+        </w:rPr>
+      </w:pPr>
+    </w:p>
+    <w:p>
+      <w:pPr>
+        <w:pStyle w:val="Heading2"/>
+        <w:spacing w:before="60"/>
+        <w:ind w:right="518"/>
+        <w:rPr>
+          <w:b w:val="0"/>
+          <w:bCs w:val="0"/>
+          <w:spacing w:val="-2"/>
+          <w:lang w:val="en-IN"/>
+        </w:rPr>
+      </w:pPr>
+    </w:p>
+    <w:p>
+      <w:pPr>
+        <w:pStyle w:val="Heading2"/>
+        <w:spacing w:before="60"/>
+        <w:ind w:right="518"/>
+        <w:rPr>
+          <w:b w:val="0"/>
+          <w:bCs w:val="0"/>
+          <w:spacing w:val="-2"/>
+          <w:lang w:val="en-IN"/>
+        </w:rPr>
+      </w:pPr>
+    </w:p>
+    <w:p>
+      <w:pPr>
+        <w:pStyle w:val="Heading2"/>
+        <w:spacing w:before="60"/>
+        <w:ind w:right="518"/>
+        <w:rPr>
+          <w:b w:val="0"/>
+          <w:bCs w:val="0"/>
+          <w:spacing w:val="-2"/>
+          <w:lang w:val="en-IN"/>
+        </w:rPr>
+      </w:pPr>
+    </w:p>
+    <w:p>
+      <w:pPr>
+        <w:pStyle w:val="Heading2"/>
+        <w:spacing w:before="60"/>
+        <w:ind w:right="518"/>
+        <w:rPr>
+          <w:b w:val="0"/>
+          <w:bCs w:val="0"/>
+          <w:spacing w:val="-2"/>
+          <w:lang w:val="en-IN"/>
+        </w:rPr>
+      </w:pPr>
+    </w:p>
+    <w:p>
+      <w:pPr>
+        <w:pStyle w:val="Heading2"/>
+        <w:spacing w:before="60"/>
+        <w:ind w:right="518"/>
+        <w:rPr>
+          <w:b w:val="0"/>
+          <w:bCs w:val="0"/>
+          <w:spacing w:val="-2"/>
+          <w:lang w:val="en-IN"/>
+        </w:rPr>
+      </w:pPr>
+    </w:p>
+    <w:p>
+      <w:pPr>
+        <w:pStyle w:val="Heading2"/>
+        <w:spacing w:before="60"/>
+        <w:ind w:right="518"/>
+        <w:rPr>
+          <w:b w:val="0"/>
+          <w:bCs w:val="0"/>
+          <w:spacing w:val="-2"/>
+          <w:lang w:val="en-IN"/>
+        </w:rPr>
+      </w:pPr>
+    </w:p>
+    <w:p>
+      <w:pPr>
+        <w:pStyle w:val="Heading2"/>
+        <w:spacing w:before="60"/>
+        <w:ind w:right="518"/>
+        <w:rPr>
+          <w:b w:val="0"/>
+          <w:bCs w:val="0"/>
+          <w:spacing w:val="-2"/>
+          <w:lang w:val="en-IN"/>
+        </w:rPr>
+      </w:pPr>
+    </w:p>
+    <w:p>
+      <w:pPr>
+        <w:pStyle w:val="Heading2"/>
+        <w:spacing w:before="60"/>
+        <w:ind w:right="518"/>
+        <w:rPr>
+          <w:b w:val="0"/>
+          <w:bCs w:val="0"/>
+          <w:spacing w:val="-2"/>
+          <w:lang w:val="en-IN"/>
+        </w:rPr>
+      </w:pPr>
+    </w:p>
+    <w:p>
+      <w:pPr>
+        <w:pStyle w:val="Heading2"/>
+        <w:spacing w:before="60"/>
+        <w:ind w:right="518"/>
+        <w:rPr>
+          <w:b w:val="0"/>
+          <w:bCs w:val="0"/>
+          <w:spacing w:val="-2"/>
+          <w:lang w:val="en-IN"/>
+        </w:rPr>
+      </w:pPr>
+    </w:p>
+    <w:p>
+      <w:pPr>
+        <w:pStyle w:val="Heading2"/>
+        <w:spacing w:before="60"/>
+        <w:ind w:right="518"/>
+        <w:rPr>
+          <w:b w:val="0"/>
+          <w:bCs w:val="0"/>
+          <w:spacing w:val="-2"/>
+          <w:lang w:val="en-IN"/>
+        </w:rPr>
+      </w:pPr>
+    </w:p>
+    <w:p>
+      <w:pPr>
+        <w:pStyle w:val="Heading2"/>
+        <w:spacing w:before="60"/>
+        <w:ind w:right="518"/>
+        <w:rPr>
+          <w:b w:val="0"/>
+          <w:bCs w:val="0"/>
+          <w:spacing w:val="-2"/>
+          <w:lang w:val="en-IN"/>
+        </w:rPr>
+      </w:pPr>
+    </w:p>
+    <w:p>
+      <w:pPr>
+        <w:pStyle w:val="Heading2"/>
+        <w:spacing w:before="60"/>
+        <w:ind w:right="518"/>
+        <w:rPr>
+          <w:b w:val="0"/>
+          <w:bCs w:val="0"/>
+          <w:spacing w:val="-2"/>
+          <w:lang w:val="en-IN"/>
+        </w:rPr>
+      </w:pPr>
+    </w:p>
+    <w:p>
+      <w:pPr>
+        <w:pStyle w:val="Heading2"/>
+        <w:spacing w:before="60"/>
+        <w:ind w:right="518"/>
+        <w:rPr>
+          <w:b w:val="0"/>
+          <w:bCs w:val="0"/>
+          <w:spacing w:val="-2"/>
+          <w:lang w:val="en-IN"/>
+        </w:rPr>
+      </w:pPr>
+    </w:p>
+    <w:p>
+      <w:pPr>
+        <w:pStyle w:val="Heading2"/>
+        <w:spacing w:before="60"/>
+        <w:ind w:right="518"/>
+        <w:rPr>
+          <w:b w:val="0"/>
+          <w:bCs w:val="0"/>
+          <w:spacing w:val="-2"/>
+          <w:lang w:val="en-IN"/>
+        </w:rPr>
+      </w:pPr>
+    </w:p>
+    <w:p>
+      <w:pPr>
+        <w:pStyle w:val="Heading2"/>
+        <w:spacing w:before="60"/>
+        <w:ind w:right="518"/>
+        <w:rPr>
+          <w:b w:val="0"/>
+          <w:bCs w:val="0"/>
+          <w:spacing w:val="-2"/>
+          <w:lang w:val="en-IN"/>
+        </w:rPr>
+      </w:pPr>
+    </w:p>
+    <w:p>
+      <w:pPr>
+        <w:pStyle w:val="Heading2"/>
+        <w:spacing w:before="60"/>
+        <w:ind w:right="518"/>
+        <w:rPr>
+          <w:b w:val="0"/>
+          <w:bCs w:val="0"/>
+          <w:spacing w:val="-2"/>
+          <w:lang w:val="en-IN"/>
+        </w:rPr>
+      </w:pPr>
+    </w:p>
+    <w:p>
+      <w:pPr>
+        <w:pStyle w:val="Heading2"/>
+        <w:spacing w:before="60"/>
+        <w:ind w:left="0" w:right="518"/>
+        <w:rPr>
+          <w:spacing w:val="-2"/>
+          <w:lang w:val="en-IN"/>
+        </w:rPr>
+      </w:pPr>
+      <w:r>
+        <w:rPr>
+          <w:b w:val="0"/>
+          <w:bCs w:val="0"/>
+          <w:spacing w:val="-2"/>
+          <w:lang w:val="en-IN"/>
+        </w:rPr>
+        <w:t xml:space="preserve">                                               </w:t>
+      </w:r>
+      <w:r>
+        <w:rPr>
+          <w:spacing w:val="-2"/>
+          <w:lang w:val="en-IN"/>
+        </w:rPr>
+        <w:t>CHAPTER 8: REFERENCES (Expanded)</w:t>
+      </w:r>
+    </w:p>
+    <w:p>
+      <w:pPr>
+        <w:pStyle w:val="Heading2"/>
+        <w:spacing w:before="60"/>
+        <w:ind w:left="567" w:right="518"/>
+        <w:rPr>
+          <w:spacing w:val="-2"/>
+          <w:lang w:val="en-IN"/>
+        </w:rPr>
+      </w:pPr>
+      <w:r>
+        <w:rPr>
+          <w:spacing w:val="-2"/>
           <w:lang w:val="en-IN"/>
         </w:rPr>
         <w:t>Books</w:t>
@@ -11561,23 +12193,19 @@
           <w:numId w:val="102"/>
         </w:numPr>
         <w:spacing w:before="60"/>
-        <w:ind w:right="518"/>
-        <w:rPr>
-          <w:b w:val="0"/>
-          <w:bCs w:val="0"/>
-          <w:spacing w:val="-2"/>
-          <w:sz w:val="36"/>
-          <w:szCs w:val="36"/>
-          <w:lang w:val="en-IN"/>
-        </w:rPr>
-      </w:pPr>
-      <w:r>
-        <w:rPr>
-          <w:b w:val="0"/>
-          <w:bCs w:val="0"/>
-          <w:spacing w:val="-2"/>
-          <w:sz w:val="36"/>
-          <w:szCs w:val="36"/>
+        <w:ind w:left="567" w:right="518"/>
+        <w:rPr>
+          <w:b w:val="0"/>
+          <w:bCs w:val="0"/>
+          <w:spacing w:val="-2"/>
+          <w:lang w:val="en-IN"/>
+        </w:rPr>
+      </w:pPr>
+      <w:r>
+        <w:rPr>
+          <w:b w:val="0"/>
+          <w:bCs w:val="0"/>
+          <w:spacing w:val="-2"/>
           <w:lang w:val="en-IN"/>
         </w:rPr>
         <w:t>Learning React Websites</w:t>
@@ -11591,23 +12219,19 @@
           <w:numId w:val="103"/>
         </w:numPr>
         <w:spacing w:before="60"/>
-        <w:ind w:right="518"/>
-        <w:rPr>
-          <w:b w:val="0"/>
-          <w:bCs w:val="0"/>
-          <w:spacing w:val="-2"/>
-          <w:sz w:val="36"/>
-          <w:szCs w:val="36"/>
-          <w:lang w:val="en-IN"/>
-        </w:rPr>
-      </w:pPr>
-      <w:r>
-        <w:rPr>
-          <w:b w:val="0"/>
-          <w:bCs w:val="0"/>
-          <w:spacing w:val="-2"/>
-          <w:sz w:val="36"/>
-          <w:szCs w:val="36"/>
+        <w:ind w:left="567" w:right="518"/>
+        <w:rPr>
+          <w:b w:val="0"/>
+          <w:bCs w:val="0"/>
+          <w:spacing w:val="-2"/>
+          <w:lang w:val="en-IN"/>
+        </w:rPr>
+      </w:pPr>
+      <w:r>
+        <w:rPr>
+          <w:b w:val="0"/>
+          <w:bCs w:val="0"/>
+          <w:spacing w:val="-2"/>
           <w:lang w:val="en-IN"/>
         </w:rPr>
         <w:t xml:space="preserve">React Documentation </w:t>
@@ -11621,23 +12245,19 @@
           <w:numId w:val="103"/>
         </w:numPr>
         <w:spacing w:before="60"/>
-        <w:ind w:right="518"/>
-        <w:rPr>
-          <w:b w:val="0"/>
-          <w:bCs w:val="0"/>
-          <w:spacing w:val="-2"/>
-          <w:sz w:val="36"/>
-          <w:szCs w:val="36"/>
-          <w:lang w:val="en-IN"/>
-        </w:rPr>
-      </w:pPr>
-      <w:r>
-        <w:rPr>
-          <w:b w:val="0"/>
-          <w:bCs w:val="0"/>
-          <w:spacing w:val="-2"/>
-          <w:sz w:val="36"/>
-          <w:szCs w:val="36"/>
+        <w:ind w:left="567" w:right="518"/>
+        <w:rPr>
+          <w:b w:val="0"/>
+          <w:bCs w:val="0"/>
+          <w:spacing w:val="-2"/>
+          <w:lang w:val="en-IN"/>
+        </w:rPr>
+      </w:pPr>
+      <w:r>
+        <w:rPr>
+          <w:b w:val="0"/>
+          <w:bCs w:val="0"/>
+          <w:spacing w:val="-2"/>
           <w:lang w:val="en-IN"/>
         </w:rPr>
         <w:t xml:space="preserve">MDN Web Docs </w:t>
@@ -11651,21 +12271,17 @@
           <w:numId w:val="103"/>
         </w:numPr>
         <w:spacing w:before="60"/>
-        <w:ind w:right="518"/>
-        <w:rPr>
-          <w:spacing w:val="-2"/>
-          <w:sz w:val="36"/>
-          <w:szCs w:val="36"/>
-          <w:lang w:val="en-IN"/>
-        </w:rPr>
-      </w:pPr>
-      <w:r>
-        <w:rPr>
-          <w:b w:val="0"/>
-          <w:bCs w:val="0"/>
-          <w:spacing w:val="-2"/>
-          <w:sz w:val="36"/>
-          <w:szCs w:val="36"/>
+        <w:ind w:left="567" w:right="518"/>
+        <w:rPr>
+          <w:spacing w:val="-2"/>
+          <w:lang w:val="en-IN"/>
+        </w:rPr>
+      </w:pPr>
+      <w:r>
+        <w:rPr>
+          <w:b w:val="0"/>
+          <w:bCs w:val="0"/>
+          <w:spacing w:val="-2"/>
           <w:lang w:val="en-IN"/>
         </w:rPr>
         <w:t>W3Schools</w:t>
@@ -11673,8 +12289,6 @@
       <w:r>
         <w:rPr>
           <w:spacing w:val="-2"/>
-          <w:sz w:val="36"/>
-          <w:szCs w:val="36"/>
           <w:lang w:val="en-IN"/>
         </w:rPr>
         <w:t xml:space="preserve"> </w:t>
@@ -11684,19 +12298,15 @@
       <w:pPr>
         <w:pStyle w:val="Heading2"/>
         <w:spacing w:before="60"/>
-        <w:ind w:left="518" w:right="518"/>
-        <w:rPr>
-          <w:spacing w:val="-2"/>
-          <w:sz w:val="36"/>
-          <w:szCs w:val="36"/>
-          <w:lang w:val="en-IN"/>
-        </w:rPr>
-      </w:pPr>
-      <w:r>
-        <w:rPr>
-          <w:spacing w:val="-2"/>
-          <w:sz w:val="36"/>
-          <w:szCs w:val="36"/>
+        <w:ind w:left="567" w:right="518"/>
+        <w:rPr>
+          <w:spacing w:val="-2"/>
+          <w:lang w:val="en-IN"/>
+        </w:rPr>
+      </w:pPr>
+      <w:r>
+        <w:rPr>
+          <w:spacing w:val="-2"/>
           <w:lang w:val="en-IN"/>
         </w:rPr>
         <w:t>Tools</w:t>
@@ -11710,23 +12320,19 @@
           <w:numId w:val="104"/>
         </w:numPr>
         <w:spacing w:before="60"/>
-        <w:ind w:right="518"/>
-        <w:rPr>
-          <w:b w:val="0"/>
-          <w:bCs w:val="0"/>
-          <w:spacing w:val="-2"/>
-          <w:sz w:val="36"/>
-          <w:szCs w:val="36"/>
-          <w:lang w:val="en-IN"/>
-        </w:rPr>
-      </w:pPr>
-      <w:r>
-        <w:rPr>
-          <w:b w:val="0"/>
-          <w:bCs w:val="0"/>
-          <w:spacing w:val="-2"/>
-          <w:sz w:val="36"/>
-          <w:szCs w:val="36"/>
+        <w:ind w:left="567" w:right="518"/>
+        <w:rPr>
+          <w:b w:val="0"/>
+          <w:bCs w:val="0"/>
+          <w:spacing w:val="-2"/>
+          <w:lang w:val="en-IN"/>
+        </w:rPr>
+      </w:pPr>
+      <w:r>
+        <w:rPr>
+          <w:b w:val="0"/>
+          <w:bCs w:val="0"/>
+          <w:spacing w:val="-2"/>
           <w:lang w:val="en-IN"/>
         </w:rPr>
         <w:t xml:space="preserve">React JS </w:t>
@@ -11740,23 +12346,19 @@
           <w:numId w:val="104"/>
         </w:numPr>
         <w:spacing w:before="60"/>
-        <w:ind w:right="518"/>
-        <w:rPr>
-          <w:b w:val="0"/>
-          <w:bCs w:val="0"/>
-          <w:spacing w:val="-2"/>
-          <w:sz w:val="36"/>
-          <w:szCs w:val="36"/>
-          <w:lang w:val="en-IN"/>
-        </w:rPr>
-      </w:pPr>
-      <w:r>
-        <w:rPr>
-          <w:b w:val="0"/>
-          <w:bCs w:val="0"/>
-          <w:spacing w:val="-2"/>
-          <w:sz w:val="36"/>
-          <w:szCs w:val="36"/>
+        <w:ind w:left="567" w:right="518"/>
+        <w:rPr>
+          <w:b w:val="0"/>
+          <w:bCs w:val="0"/>
+          <w:spacing w:val="-2"/>
+          <w:lang w:val="en-IN"/>
+        </w:rPr>
+      </w:pPr>
+      <w:r>
+        <w:rPr>
+          <w:b w:val="0"/>
+          <w:bCs w:val="0"/>
+          <w:spacing w:val="-2"/>
           <w:lang w:val="en-IN"/>
         </w:rPr>
         <w:t xml:space="preserve">VS Code </w:t>
@@ -11770,23 +12372,19 @@
           <w:numId w:val="104"/>
         </w:numPr>
         <w:spacing w:before="60"/>
-        <w:ind w:right="518"/>
-        <w:rPr>
-          <w:b w:val="0"/>
-          <w:bCs w:val="0"/>
-          <w:spacing w:val="-2"/>
-          <w:sz w:val="36"/>
-          <w:szCs w:val="36"/>
-          <w:lang w:val="en-IN"/>
-        </w:rPr>
-      </w:pPr>
-      <w:r>
-        <w:rPr>
-          <w:b w:val="0"/>
-          <w:bCs w:val="0"/>
-          <w:spacing w:val="-2"/>
-          <w:sz w:val="36"/>
-          <w:szCs w:val="36"/>
+        <w:ind w:left="567" w:right="518"/>
+        <w:rPr>
+          <w:b w:val="0"/>
+          <w:bCs w:val="0"/>
+          <w:spacing w:val="-2"/>
+          <w:lang w:val="en-IN"/>
+        </w:rPr>
+      </w:pPr>
+      <w:r>
+        <w:rPr>
+          <w:b w:val="0"/>
+          <w:bCs w:val="0"/>
+          <w:spacing w:val="-2"/>
           <w:lang w:val="en-IN"/>
         </w:rPr>
         <w:t xml:space="preserve">GitHub </w:t>
@@ -11796,11 +12394,9 @@
       <w:pPr>
         <w:pStyle w:val="Heading2"/>
         <w:spacing w:before="60"/>
-        <w:ind w:left="518" w:right="518"/>
-        <w:rPr>
-          <w:spacing w:val="-2"/>
-          <w:sz w:val="36"/>
-          <w:szCs w:val="36"/>
+        <w:ind w:left="567" w:right="518"/>
+        <w:rPr>
+          <w:spacing w:val="-2"/>
           <w:lang w:val="en-IN"/>
         </w:rPr>
       </w:pPr>
@@ -11809,19 +12405,15 @@
       <w:pPr>
         <w:pStyle w:val="Heading2"/>
         <w:spacing w:before="60"/>
-        <w:ind w:left="518" w:right="518"/>
-        <w:rPr>
-          <w:spacing w:val="-2"/>
-          <w:sz w:val="36"/>
-          <w:szCs w:val="36"/>
-          <w:lang w:val="en-IN"/>
-        </w:rPr>
-      </w:pPr>
-      <w:r>
-        <w:rPr>
-          <w:spacing w:val="-2"/>
-          <w:sz w:val="36"/>
-          <w:szCs w:val="36"/>
+        <w:ind w:left="567" w:right="518"/>
+        <w:rPr>
+          <w:spacing w:val="-2"/>
+          <w:lang w:val="en-IN"/>
+        </w:rPr>
+      </w:pPr>
+      <w:r>
+        <w:rPr>
+          <w:spacing w:val="-2"/>
           <w:lang w:val="en-IN"/>
         </w:rPr>
         <w:t>APPENDICES (Expanded)</w:t>
@@ -11831,19 +12423,15 @@
       <w:pPr>
         <w:pStyle w:val="Heading2"/>
         <w:spacing w:before="60"/>
-        <w:ind w:left="518" w:right="518"/>
-        <w:rPr>
-          <w:spacing w:val="-2"/>
-          <w:sz w:val="36"/>
-          <w:szCs w:val="36"/>
-          <w:lang w:val="en-IN"/>
-        </w:rPr>
-      </w:pPr>
-      <w:r>
-        <w:rPr>
-          <w:spacing w:val="-2"/>
-          <w:sz w:val="36"/>
-          <w:szCs w:val="36"/>
+        <w:ind w:left="567" w:right="518"/>
+        <w:rPr>
+          <w:spacing w:val="-2"/>
+          <w:lang w:val="en-IN"/>
+        </w:rPr>
+      </w:pPr>
+      <w:r>
+        <w:rPr>
+          <w:spacing w:val="-2"/>
           <w:lang w:val="en-IN"/>
         </w:rPr>
         <w:t>Source Code</w:t>
@@ -11857,23 +12445,19 @@
           <w:numId w:val="105"/>
         </w:numPr>
         <w:spacing w:before="60"/>
-        <w:ind w:right="518"/>
-        <w:rPr>
-          <w:b w:val="0"/>
-          <w:bCs w:val="0"/>
-          <w:spacing w:val="-2"/>
-          <w:sz w:val="36"/>
-          <w:szCs w:val="36"/>
-          <w:lang w:val="en-IN"/>
-        </w:rPr>
-      </w:pPr>
-      <w:r>
-        <w:rPr>
-          <w:b w:val="0"/>
-          <w:bCs w:val="0"/>
-          <w:spacing w:val="-2"/>
-          <w:sz w:val="36"/>
-          <w:szCs w:val="36"/>
+        <w:ind w:left="567" w:right="518"/>
+        <w:rPr>
+          <w:b w:val="0"/>
+          <w:bCs w:val="0"/>
+          <w:spacing w:val="-2"/>
+          <w:lang w:val="en-IN"/>
+        </w:rPr>
+      </w:pPr>
+      <w:r>
+        <w:rPr>
+          <w:b w:val="0"/>
+          <w:bCs w:val="0"/>
+          <w:spacing w:val="-2"/>
           <w:lang w:val="en-IN"/>
         </w:rPr>
         <w:t xml:space="preserve">App.js </w:t>
@@ -11887,23 +12471,19 @@
           <w:numId w:val="105"/>
         </w:numPr>
         <w:spacing w:before="60"/>
-        <w:ind w:right="518"/>
-        <w:rPr>
-          <w:b w:val="0"/>
-          <w:bCs w:val="0"/>
-          <w:spacing w:val="-2"/>
-          <w:sz w:val="36"/>
-          <w:szCs w:val="36"/>
-          <w:lang w:val="en-IN"/>
-        </w:rPr>
-      </w:pPr>
-      <w:r>
-        <w:rPr>
-          <w:b w:val="0"/>
-          <w:bCs w:val="0"/>
-          <w:spacing w:val="-2"/>
-          <w:sz w:val="36"/>
-          <w:szCs w:val="36"/>
+        <w:ind w:left="567" w:right="518"/>
+        <w:rPr>
+          <w:b w:val="0"/>
+          <w:bCs w:val="0"/>
+          <w:spacing w:val="-2"/>
+          <w:lang w:val="en-IN"/>
+        </w:rPr>
+      </w:pPr>
+      <w:r>
+        <w:rPr>
+          <w:b w:val="0"/>
+          <w:bCs w:val="0"/>
+          <w:spacing w:val="-2"/>
           <w:lang w:val="en-IN"/>
         </w:rPr>
         <w:t xml:space="preserve">Components </w:t>
@@ -11917,23 +12497,19 @@
           <w:numId w:val="105"/>
         </w:numPr>
         <w:spacing w:before="60"/>
-        <w:ind w:right="518"/>
-        <w:rPr>
-          <w:b w:val="0"/>
-          <w:bCs w:val="0"/>
-          <w:spacing w:val="-2"/>
-          <w:sz w:val="36"/>
-          <w:szCs w:val="36"/>
-          <w:lang w:val="en-IN"/>
-        </w:rPr>
-      </w:pPr>
-      <w:r>
-        <w:rPr>
-          <w:b w:val="0"/>
-          <w:bCs w:val="0"/>
-          <w:spacing w:val="-2"/>
-          <w:sz w:val="36"/>
-          <w:szCs w:val="36"/>
+        <w:ind w:left="567" w:right="518"/>
+        <w:rPr>
+          <w:b w:val="0"/>
+          <w:bCs w:val="0"/>
+          <w:spacing w:val="-2"/>
+          <w:lang w:val="en-IN"/>
+        </w:rPr>
+      </w:pPr>
+      <w:r>
+        <w:rPr>
+          <w:b w:val="0"/>
+          <w:bCs w:val="0"/>
+          <w:spacing w:val="-2"/>
           <w:lang w:val="en-IN"/>
         </w:rPr>
         <w:t xml:space="preserve">CSS files </w:t>
@@ -11943,23 +12519,19 @@
       <w:pPr>
         <w:pStyle w:val="Heading2"/>
         <w:spacing w:before="60"/>
-        <w:ind w:left="518" w:right="518"/>
-        <w:rPr>
-          <w:b w:val="0"/>
-          <w:bCs w:val="0"/>
-          <w:spacing w:val="-2"/>
-          <w:sz w:val="36"/>
-          <w:szCs w:val="36"/>
-          <w:lang w:val="en-IN"/>
-        </w:rPr>
-      </w:pPr>
-      <w:r>
-        <w:rPr>
-          <w:b w:val="0"/>
-          <w:bCs w:val="0"/>
-          <w:spacing w:val="-2"/>
-          <w:sz w:val="36"/>
-          <w:szCs w:val="36"/>
+        <w:ind w:left="567" w:right="518"/>
+        <w:rPr>
+          <w:b w:val="0"/>
+          <w:bCs w:val="0"/>
+          <w:spacing w:val="-2"/>
+          <w:lang w:val="en-IN"/>
+        </w:rPr>
+      </w:pPr>
+      <w:r>
+        <w:rPr>
+          <w:b w:val="0"/>
+          <w:bCs w:val="0"/>
+          <w:spacing w:val="-2"/>
           <w:lang w:val="en-IN"/>
         </w:rPr>
         <w:t>Screenshots</w:t>
@@ -11973,23 +12545,19 @@
           <w:numId w:val="106"/>
         </w:numPr>
         <w:spacing w:before="60"/>
-        <w:ind w:right="518"/>
-        <w:rPr>
-          <w:b w:val="0"/>
-          <w:bCs w:val="0"/>
-          <w:spacing w:val="-2"/>
-          <w:sz w:val="36"/>
-          <w:szCs w:val="36"/>
-          <w:lang w:val="en-IN"/>
-        </w:rPr>
-      </w:pPr>
-      <w:r>
-        <w:rPr>
-          <w:b w:val="0"/>
-          <w:bCs w:val="0"/>
-          <w:spacing w:val="-2"/>
-          <w:sz w:val="36"/>
-          <w:szCs w:val="36"/>
+        <w:ind w:left="567" w:right="518"/>
+        <w:rPr>
+          <w:b w:val="0"/>
+          <w:bCs w:val="0"/>
+          <w:spacing w:val="-2"/>
+          <w:lang w:val="en-IN"/>
+        </w:rPr>
+      </w:pPr>
+      <w:r>
+        <w:rPr>
+          <w:b w:val="0"/>
+          <w:bCs w:val="0"/>
+          <w:spacing w:val="-2"/>
           <w:lang w:val="en-IN"/>
         </w:rPr>
         <w:t xml:space="preserve">Dashboard </w:t>
@@ -12003,21 +12571,17 @@
           <w:numId w:val="106"/>
         </w:numPr>
         <w:spacing w:before="60"/>
-        <w:ind w:right="518"/>
-        <w:rPr>
-          <w:spacing w:val="-2"/>
-          <w:sz w:val="36"/>
-          <w:szCs w:val="36"/>
-          <w:lang w:val="en-IN"/>
-        </w:rPr>
-      </w:pPr>
-      <w:r>
-        <w:rPr>
-          <w:b w:val="0"/>
-          <w:bCs w:val="0"/>
-          <w:spacing w:val="-2"/>
-          <w:sz w:val="36"/>
-          <w:szCs w:val="36"/>
+        <w:ind w:left="567" w:right="518"/>
+        <w:rPr>
+          <w:spacing w:val="-2"/>
+          <w:lang w:val="en-IN"/>
+        </w:rPr>
+      </w:pPr>
+      <w:r>
+        <w:rPr>
+          <w:b w:val="0"/>
+          <w:bCs w:val="0"/>
+          <w:spacing w:val="-2"/>
           <w:lang w:val="en-IN"/>
         </w:rPr>
         <w:t>Portfolio UI</w:t>
@@ -12025,8 +12589,6 @@
       <w:r>
         <w:rPr>
           <w:spacing w:val="-2"/>
-          <w:sz w:val="36"/>
-          <w:szCs w:val="36"/>
           <w:lang w:val="en-IN"/>
         </w:rPr>
         <w:t xml:space="preserve"> </w:t>
@@ -12036,11 +12598,9 @@
       <w:pPr>
         <w:pStyle w:val="Heading2"/>
         <w:spacing w:before="60"/>
-        <w:ind w:left="720" w:right="518"/>
-        <w:rPr>
-          <w:spacing w:val="-2"/>
-          <w:sz w:val="36"/>
-          <w:szCs w:val="36"/>
+        <w:ind w:left="567" w:right="518"/>
+        <w:rPr>
+          <w:spacing w:val="-2"/>
           <w:lang w:val="en-IN"/>
         </w:rPr>
       </w:pPr>
@@ -12049,21 +12609,17 @@
       <w:pPr>
         <w:pStyle w:val="Heading2"/>
         <w:spacing w:before="60"/>
-        <w:ind w:left="518" w:right="518"/>
-        <w:rPr>
-          <w:b w:val="0"/>
-          <w:bCs w:val="0"/>
-          <w:spacing w:val="-2"/>
-          <w:sz w:val="36"/>
-          <w:szCs w:val="36"/>
-          <w:lang w:val="en-IN"/>
-        </w:rPr>
-      </w:pPr>
-      <w:r>
-        <w:rPr>
-          <w:spacing w:val="-2"/>
-          <w:sz w:val="36"/>
-          <w:szCs w:val="36"/>
+        <w:ind w:left="567" w:right="518"/>
+        <w:rPr>
+          <w:b w:val="0"/>
+          <w:bCs w:val="0"/>
+          <w:spacing w:val="-2"/>
+          <w:lang w:val="en-IN"/>
+        </w:rPr>
+      </w:pPr>
+      <w:r>
+        <w:rPr>
+          <w:spacing w:val="-2"/>
           <w:lang w:val="en-IN"/>
         </w:rPr>
         <w:t>Installation Steps</w:t>
@@ -12077,23 +12633,19 @@
           <w:numId w:val="107"/>
         </w:numPr>
         <w:spacing w:before="60"/>
-        <w:ind w:right="518"/>
-        <w:rPr>
-          <w:b w:val="0"/>
-          <w:bCs w:val="0"/>
-          <w:spacing w:val="-2"/>
-          <w:sz w:val="36"/>
-          <w:szCs w:val="36"/>
-          <w:lang w:val="en-IN"/>
-        </w:rPr>
-      </w:pPr>
-      <w:r>
-        <w:rPr>
-          <w:b w:val="0"/>
-          <w:bCs w:val="0"/>
-          <w:spacing w:val="-2"/>
-          <w:sz w:val="36"/>
-          <w:szCs w:val="36"/>
+        <w:ind w:left="567" w:right="518"/>
+        <w:rPr>
+          <w:b w:val="0"/>
+          <w:bCs w:val="0"/>
+          <w:spacing w:val="-2"/>
+          <w:lang w:val="en-IN"/>
+        </w:rPr>
+      </w:pPr>
+      <w:r>
+        <w:rPr>
+          <w:b w:val="0"/>
+          <w:bCs w:val="0"/>
+          <w:spacing w:val="-2"/>
           <w:lang w:val="en-IN"/>
         </w:rPr>
         <w:t xml:space="preserve">Install Node.js </w:t>
@@ -12107,23 +12659,19 @@
           <w:numId w:val="107"/>
         </w:numPr>
         <w:spacing w:before="60"/>
-        <w:ind w:right="518"/>
-        <w:rPr>
-          <w:b w:val="0"/>
-          <w:bCs w:val="0"/>
-          <w:spacing w:val="-2"/>
-          <w:sz w:val="36"/>
-          <w:szCs w:val="36"/>
-          <w:lang w:val="en-IN"/>
-        </w:rPr>
-      </w:pPr>
-      <w:r>
-        <w:rPr>
-          <w:b w:val="0"/>
-          <w:bCs w:val="0"/>
-          <w:spacing w:val="-2"/>
-          <w:sz w:val="36"/>
-          <w:szCs w:val="36"/>
+        <w:ind w:left="567" w:right="518"/>
+        <w:rPr>
+          <w:b w:val="0"/>
+          <w:bCs w:val="0"/>
+          <w:spacing w:val="-2"/>
+          <w:lang w:val="en-IN"/>
+        </w:rPr>
+      </w:pPr>
+      <w:r>
+        <w:rPr>
+          <w:b w:val="0"/>
+          <w:bCs w:val="0"/>
+          <w:spacing w:val="-2"/>
           <w:lang w:val="en-IN"/>
         </w:rPr>
         <w:t xml:space="preserve">Create React App </w:t>
@@ -12137,23 +12685,19 @@
           <w:numId w:val="107"/>
         </w:numPr>
         <w:spacing w:before="60"/>
-        <w:ind w:right="518"/>
-        <w:rPr>
-          <w:b w:val="0"/>
-          <w:bCs w:val="0"/>
-          <w:spacing w:val="-2"/>
-          <w:sz w:val="36"/>
-          <w:szCs w:val="36"/>
-          <w:lang w:val="en-IN"/>
-        </w:rPr>
-      </w:pPr>
-      <w:r>
-        <w:rPr>
-          <w:b w:val="0"/>
-          <w:bCs w:val="0"/>
-          <w:spacing w:val="-2"/>
-          <w:sz w:val="36"/>
-          <w:szCs w:val="36"/>
+        <w:ind w:left="567" w:right="518"/>
+        <w:rPr>
+          <w:b w:val="0"/>
+          <w:bCs w:val="0"/>
+          <w:spacing w:val="-2"/>
+          <w:lang w:val="en-IN"/>
+        </w:rPr>
+      </w:pPr>
+      <w:r>
+        <w:rPr>
+          <w:b w:val="0"/>
+          <w:bCs w:val="0"/>
+          <w:spacing w:val="-2"/>
           <w:lang w:val="en-IN"/>
         </w:rPr>
         <w:t xml:space="preserve">Run </w:t>
@@ -12164,8 +12708,6 @@
           <w:b w:val="0"/>
           <w:bCs w:val="0"/>
           <w:spacing w:val="-2"/>
-          <w:sz w:val="36"/>
-          <w:szCs w:val="36"/>
           <w:lang w:val="en-IN"/>
         </w:rPr>
         <w:t>npm</w:t>
@@ -12176,8 +12718,6 @@
           <w:b w:val="0"/>
           <w:bCs w:val="0"/>
           <w:spacing w:val="-2"/>
-          <w:sz w:val="36"/>
-          <w:szCs w:val="36"/>
           <w:lang w:val="en-IN"/>
         </w:rPr>
         <w:t xml:space="preserve"> start</w:t>
@@ -12187,13 +12727,11 @@
       <w:pPr>
         <w:pStyle w:val="Heading2"/>
         <w:spacing w:before="60"/>
-        <w:ind w:left="518" w:right="518"/>
-        <w:rPr>
-          <w:b w:val="0"/>
-          <w:bCs w:val="0"/>
-          <w:spacing w:val="-2"/>
-          <w:sz w:val="36"/>
-          <w:szCs w:val="36"/>
+        <w:ind w:left="567" w:right="518"/>
+        <w:rPr>
+          <w:b w:val="0"/>
+          <w:bCs w:val="0"/>
+          <w:spacing w:val="-2"/>
         </w:rPr>
       </w:pPr>
     </w:p>
@@ -13105,6 +13643,119 @@
     </w:lvl>
   </w:abstractNum>
   <w:abstractNum w:abstractNumId="7" w15:restartNumberingAfterBreak="0">
+    <w:nsid w:val="0BC40E73"/>
+    <w:multiLevelType w:val="hybridMultilevel"/>
+    <w:tmpl w:val="2760196E"/>
+    <w:lvl w:ilvl="0" w:tplc="40090001">
+      <w:start w:val="1"/>
+      <w:numFmt w:val="bullet"/>
+      <w:lvlText w:val=""/>
+      <w:lvlJc w:val="left"/>
+      <w:pPr>
+        <w:ind w:left="720" w:hanging="360"/>
+      </w:pPr>
+      <w:rPr>
+        <w:rFonts w:ascii="Symbol" w:hAnsi="Symbol" w:hint="default"/>
+      </w:rPr>
+    </w:lvl>
+    <w:lvl w:ilvl="1" w:tplc="40090003">
+      <w:start w:val="1"/>
+      <w:numFmt w:val="bullet"/>
+      <w:lvlText w:val="o"/>
+      <w:lvlJc w:val="left"/>
+      <w:pPr>
+        <w:ind w:left="1440" w:hanging="360"/>
+      </w:pPr>
+      <w:rPr>
+        <w:rFonts w:ascii="Courier New" w:hAnsi="Courier New" w:cs="Courier New" w:hint="default"/>
+      </w:rPr>
+    </w:lvl>
+    <w:lvl w:ilvl="2" w:tplc="40090005" w:tentative="1">
+      <w:start w:val="1"/>
+      <w:numFmt w:val="bullet"/>
+      <w:lvlText w:val=""/>
+      <w:lvlJc w:val="left"/>
+      <w:pPr>
+        <w:ind w:left="2160" w:hanging="360"/>
+      </w:pPr>
+      <w:rPr>
+        <w:rFonts w:ascii="Wingdings" w:hAnsi="Wingdings" w:hint="default"/>
+      </w:rPr>
+    </w:lvl>
+    <w:lvl w:ilvl="3" w:tplc="40090001" w:tentative="1">
+      <w:start w:val="1"/>
+      <w:numFmt w:val="bullet"/>
+      <w:lvlText w:val=""/>
+      <w:lvlJc w:val="left"/>
+      <w:pPr>
+        <w:ind w:left="2880" w:hanging="360"/>
+      </w:pPr>
+      <w:rPr>
+        <w:rFonts w:ascii="Symbol" w:hAnsi="Symbol" w:hint="default"/>
+      </w:rPr>
+    </w:lvl>
+    <w:lvl w:ilvl="4" w:tplc="40090003" w:tentative="1">
+      <w:start w:val="1"/>
+      <w:numFmt w:val="bullet"/>
+      <w:lvlText w:val="o"/>
+      <w:lvlJc w:val="left"/>
+      <w:pPr>
+        <w:ind w:left="3600" w:hanging="360"/>
+      </w:pPr>
+      <w:rPr>
+        <w:rFonts w:ascii="Courier New" w:hAnsi="Courier New" w:cs="Courier New" w:hint="default"/>
+      </w:rPr>
+    </w:lvl>
+    <w:lvl w:ilvl="5" w:tplc="40090005" w:tentative="1">
+      <w:start w:val="1"/>
+      <w:numFmt w:val="bullet"/>
+      <w:lvlText w:val=""/>
+      <w:lvlJc w:val="left"/>
+      <w:pPr>
+        <w:ind w:left="4320" w:hanging="360"/>
+      </w:pPr>
+      <w:rPr>
+        <w:rFonts w:ascii="Wingdings" w:hAnsi="Wingdings" w:hint="default"/>
+      </w:rPr>
+    </w:lvl>
+    <w:lvl w:ilvl="6" w:tplc="40090001" w:tentative="1">
+      <w:start w:val="1"/>
+      <w:numFmt w:val="bullet"/>
+      <w:lvlText w:val=""/>
+      <w:lvlJc w:val="left"/>
+      <w:pPr>
+        <w:ind w:left="5040" w:hanging="360"/>
+      </w:pPr>
+      <w:rPr>
+        <w:rFonts w:ascii="Symbol" w:hAnsi="Symbol" w:hint="default"/>
+      </w:rPr>
+    </w:lvl>
+    <w:lvl w:ilvl="7" w:tplc="40090003" w:tentative="1">
+      <w:start w:val="1"/>
+      <w:numFmt w:val="bullet"/>
+      <w:lvlText w:val="o"/>
+      <w:lvlJc w:val="left"/>
+      <w:pPr>
+        <w:ind w:left="5760" w:hanging="360"/>
+      </w:pPr>
+      <w:rPr>
+        <w:rFonts w:ascii="Courier New" w:hAnsi="Courier New" w:cs="Courier New" w:hint="default"/>
+      </w:rPr>
+    </w:lvl>
+    <w:lvl w:ilvl="8" w:tplc="40090005" w:tentative="1">
+      <w:start w:val="1"/>
+      <w:numFmt w:val="bullet"/>
+      <w:lvlText w:val=""/>
+      <w:lvlJc w:val="left"/>
+      <w:pPr>
+        <w:ind w:left="6480" w:hanging="360"/>
+      </w:pPr>
+      <w:rPr>
+        <w:rFonts w:ascii="Wingdings" w:hAnsi="Wingdings" w:hint="default"/>
+      </w:rPr>
+    </w:lvl>
+  </w:abstractNum>
+  <w:abstractNum w:abstractNumId="8" w15:restartNumberingAfterBreak="0">
     <w:nsid w:val="0C22383F"/>
     <w:multiLevelType w:val="multilevel"/>
     <w:tmpl w:val="EE12E49E"/>
@@ -13253,7 +13904,7 @@
       </w:rPr>
     </w:lvl>
   </w:abstractNum>
-  <w:abstractNum w:abstractNumId="8" w15:restartNumberingAfterBreak="0">
+  <w:abstractNum w:abstractNumId="9" w15:restartNumberingAfterBreak="0">
     <w:nsid w:val="0C793769"/>
     <w:multiLevelType w:val="hybridMultilevel"/>
     <w:tmpl w:val="061A65CC"/>
@@ -13375,7 +14026,7 @@
       </w:rPr>
     </w:lvl>
   </w:abstractNum>
-  <w:abstractNum w:abstractNumId="9" w15:restartNumberingAfterBreak="0">
+  <w:abstractNum w:abstractNumId="10" w15:restartNumberingAfterBreak="0">
     <w:nsid w:val="0F6243F7"/>
     <w:multiLevelType w:val="multilevel"/>
     <w:tmpl w:val="57001CDC"/>
@@ -13524,7 +14175,156 @@
       </w:rPr>
     </w:lvl>
   </w:abstractNum>
-  <w:abstractNum w:abstractNumId="10" w15:restartNumberingAfterBreak="0">
+  <w:abstractNum w:abstractNumId="11" w15:restartNumberingAfterBreak="0">
+    <w:nsid w:val="10A412FF"/>
+    <w:multiLevelType w:val="multilevel"/>
+    <w:tmpl w:val="2D289F14"/>
+    <w:lvl w:ilvl="0">
+      <w:start w:val="1"/>
+      <w:numFmt w:val="bullet"/>
+      <w:lvlText w:val=""/>
+      <w:lvlJc w:val="left"/>
+      <w:pPr>
+        <w:tabs>
+          <w:tab w:val="num" w:pos="720"/>
+        </w:tabs>
+        <w:ind w:left="720" w:hanging="360"/>
+      </w:pPr>
+      <w:rPr>
+        <w:rFonts w:ascii="Symbol" w:hAnsi="Symbol" w:hint="default"/>
+        <w:sz w:val="20"/>
+      </w:rPr>
+    </w:lvl>
+    <w:lvl w:ilvl="1" w:tentative="1">
+      <w:start w:val="1"/>
+      <w:numFmt w:val="bullet"/>
+      <w:lvlText w:val="o"/>
+      <w:lvlJc w:val="left"/>
+      <w:pPr>
+        <w:tabs>
+          <w:tab w:val="num" w:pos="1440"/>
+        </w:tabs>
+        <w:ind w:left="1440" w:hanging="360"/>
+      </w:pPr>
+      <w:rPr>
+        <w:rFonts w:ascii="Courier New" w:hAnsi="Courier New" w:hint="default"/>
+        <w:sz w:val="20"/>
+      </w:rPr>
+    </w:lvl>
+    <w:lvl w:ilvl="2" w:tentative="1">
+      <w:start w:val="1"/>
+      <w:numFmt w:val="bullet"/>
+      <w:lvlText w:val=""/>
+      <w:lvlJc w:val="left"/>
+      <w:pPr>
+        <w:tabs>
+          <w:tab w:val="num" w:pos="2160"/>
+        </w:tabs>
+        <w:ind w:left="2160" w:hanging="360"/>
+      </w:pPr>
+      <w:rPr>
+        <w:rFonts w:ascii="Wingdings" w:hAnsi="Wingdings" w:hint="default"/>
+        <w:sz w:val="20"/>
+      </w:rPr>
+    </w:lvl>
+    <w:lvl w:ilvl="3" w:tentative="1">
+      <w:start w:val="1"/>
+      <w:numFmt w:val="bullet"/>
+      <w:lvlText w:val=""/>
+      <w:lvlJc w:val="left"/>
+      <w:pPr>
+        <w:tabs>
+          <w:tab w:val="num" w:pos="2880"/>
+        </w:tabs>
+        <w:ind w:left="2880" w:hanging="360"/>
+      </w:pPr>
+      <w:rPr>
+        <w:rFonts w:ascii="Wingdings" w:hAnsi="Wingdings" w:hint="default"/>
+        <w:sz w:val="20"/>
+      </w:rPr>
+    </w:lvl>
+    <w:lvl w:ilvl="4" w:tentative="1">
+      <w:start w:val="1"/>
+      <w:numFmt w:val="bullet"/>
+      <w:lvlText w:val=""/>
+      <w:lvlJc w:val="left"/>
+      <w:pPr>
+        <w:tabs>
+          <w:tab w:val="num" w:pos="3600"/>
+        </w:tabs>
+        <w:ind w:left="3600" w:hanging="360"/>
+      </w:pPr>
+      <w:rPr>
+        <w:rFonts w:ascii="Wingdings" w:hAnsi="Wingdings" w:hint="default"/>
+        <w:sz w:val="20"/>
+      </w:rPr>
+    </w:lvl>
+    <w:lvl w:ilvl="5" w:tentative="1">
+      <w:start w:val="1"/>
+      <w:numFmt w:val="bullet"/>
+      <w:lvlText w:val=""/>
+      <w:lvlJc w:val="left"/>
+      <w:pPr>
+        <w:tabs>
+          <w:tab w:val="num" w:pos="4320"/>
+        </w:tabs>
+        <w:ind w:left="4320" w:hanging="360"/>
+      </w:pPr>
+      <w:rPr>
+        <w:rFonts w:ascii="Wingdings" w:hAnsi="Wingdings" w:hint="default"/>
+        <w:sz w:val="20"/>
+      </w:rPr>
+    </w:lvl>
+    <w:lvl w:ilvl="6" w:tentative="1">
+      <w:start w:val="1"/>
+      <w:numFmt w:val="bullet"/>
+      <w:lvlText w:val=""/>
+      <w:lvlJc w:val="left"/>
+      <w:pPr>
+        <w:tabs>
+          <w:tab w:val="num" w:pos="5040"/>
+        </w:tabs>
+        <w:ind w:left="5040" w:hanging="360"/>
+      </w:pPr>
+      <w:rPr>
+        <w:rFonts w:ascii="Wingdings" w:hAnsi="Wingdings" w:hint="default"/>
+        <w:sz w:val="20"/>
+      </w:rPr>
+    </w:lvl>
+    <w:lvl w:ilvl="7" w:tentative="1">
+      <w:start w:val="1"/>
+      <w:numFmt w:val="bullet"/>
+      <w:lvlText w:val=""/>
+      <w:lvlJc w:val="left"/>
+      <w:pPr>
+        <w:tabs>
+          <w:tab w:val="num" w:pos="5760"/>
+        </w:tabs>
+        <w:ind w:left="5760" w:hanging="360"/>
+      </w:pPr>
+      <w:rPr>
+        <w:rFonts w:ascii="Wingdings" w:hAnsi="Wingdings" w:hint="default"/>
+        <w:sz w:val="20"/>
+      </w:rPr>
+    </w:lvl>
+    <w:lvl w:ilvl="8" w:tentative="1">
+      <w:start w:val="1"/>
+      <w:numFmt w:val="bullet"/>
+      <w:lvlText w:val=""/>
+      <w:lvlJc w:val="left"/>
+      <w:pPr>
+        <w:tabs>
+          <w:tab w:val="num" w:pos="6480"/>
+        </w:tabs>
+        <w:ind w:left="6480" w:hanging="360"/>
+      </w:pPr>
+      <w:rPr>
+        <w:rFonts w:ascii="Wingdings" w:hAnsi="Wingdings" w:hint="default"/>
+        <w:sz w:val="20"/>
+      </w:rPr>
+    </w:lvl>
+  </w:abstractNum>
+  <w:abstractNum w:abstractNumId="12" w15:restartNumberingAfterBreak="0">
     <w:nsid w:val="11AC1B03"/>
     <w:multiLevelType w:val="multilevel"/>
     <w:tmpl w:val="0A40948C"/>
@@ -13673,7 +14473,7 @@
       </w:rPr>
     </w:lvl>
   </w:abstractNum>
-  <w:abstractNum w:abstractNumId="11" w15:restartNumberingAfterBreak="0">
+  <w:abstractNum w:abstractNumId="13" w15:restartNumberingAfterBreak="0">
     <w:nsid w:val="146A53A1"/>
     <w:multiLevelType w:val="multilevel"/>
     <w:tmpl w:val="25C8E194"/>
@@ -13822,7 +14622,7 @@
       </w:rPr>
     </w:lvl>
   </w:abstractNum>
-  <w:abstractNum w:abstractNumId="12" w15:restartNumberingAfterBreak="0">
+  <w:abstractNum w:abstractNumId="14" w15:restartNumberingAfterBreak="0">
     <w:nsid w:val="156F7E2A"/>
     <w:multiLevelType w:val="hybridMultilevel"/>
     <w:tmpl w:val="C80AC3DE"/>
@@ -13944,7 +14744,7 @@
       </w:rPr>
     </w:lvl>
   </w:abstractNum>
-  <w:abstractNum w:abstractNumId="13" w15:restartNumberingAfterBreak="0">
+  <w:abstractNum w:abstractNumId="15" w15:restartNumberingAfterBreak="0">
     <w:nsid w:val="169C0B42"/>
     <w:multiLevelType w:val="hybridMultilevel"/>
     <w:tmpl w:val="0832AD46"/>
@@ -14057,7 +14857,7 @@
       </w:rPr>
     </w:lvl>
   </w:abstractNum>
-  <w:abstractNum w:abstractNumId="14" w15:restartNumberingAfterBreak="0">
+  <w:abstractNum w:abstractNumId="16" w15:restartNumberingAfterBreak="0">
     <w:nsid w:val="16AE386D"/>
     <w:multiLevelType w:val="multilevel"/>
     <w:tmpl w:val="E25C8610"/>
@@ -14206,7 +15006,7 @@
       </w:rPr>
     </w:lvl>
   </w:abstractNum>
-  <w:abstractNum w:abstractNumId="15" w15:restartNumberingAfterBreak="0">
+  <w:abstractNum w:abstractNumId="17" w15:restartNumberingAfterBreak="0">
     <w:nsid w:val="16E04D08"/>
     <w:multiLevelType w:val="multilevel"/>
     <w:tmpl w:val="E21E5EEC"/>
@@ -14355,7 +15155,7 @@
       </w:rPr>
     </w:lvl>
   </w:abstractNum>
-  <w:abstractNum w:abstractNumId="16" w15:restartNumberingAfterBreak="0">
+  <w:abstractNum w:abstractNumId="18" w15:restartNumberingAfterBreak="0">
     <w:nsid w:val="18285E8F"/>
     <w:multiLevelType w:val="multilevel"/>
     <w:tmpl w:val="2E2828CC"/>
@@ -14504,7 +15304,7 @@
       </w:rPr>
     </w:lvl>
   </w:abstractNum>
-  <w:abstractNum w:abstractNumId="17" w15:restartNumberingAfterBreak="0">
+  <w:abstractNum w:abstractNumId="19" w15:restartNumberingAfterBreak="0">
     <w:nsid w:val="1928373C"/>
     <w:multiLevelType w:val="multilevel"/>
     <w:tmpl w:val="57C47952"/>
@@ -14617,7 +15417,7 @@
       </w:pPr>
     </w:lvl>
   </w:abstractNum>
-  <w:abstractNum w:abstractNumId="18" w15:restartNumberingAfterBreak="0">
+  <w:abstractNum w:abstractNumId="20" w15:restartNumberingAfterBreak="0">
     <w:nsid w:val="194E75FD"/>
     <w:multiLevelType w:val="multilevel"/>
     <w:tmpl w:val="97E8156A"/>
@@ -14766,7 +15566,7 @@
       </w:rPr>
     </w:lvl>
   </w:abstractNum>
-  <w:abstractNum w:abstractNumId="19" w15:restartNumberingAfterBreak="0">
+  <w:abstractNum w:abstractNumId="21" w15:restartNumberingAfterBreak="0">
     <w:nsid w:val="1B471986"/>
     <w:multiLevelType w:val="multilevel"/>
     <w:tmpl w:val="91F26E64"/>
@@ -14915,7 +15715,7 @@
       </w:rPr>
     </w:lvl>
   </w:abstractNum>
-  <w:abstractNum w:abstractNumId="20" w15:restartNumberingAfterBreak="0">
+  <w:abstractNum w:abstractNumId="22" w15:restartNumberingAfterBreak="0">
     <w:nsid w:val="1BC22446"/>
     <w:multiLevelType w:val="hybridMultilevel"/>
     <w:tmpl w:val="AFEED5AE"/>
@@ -15028,7 +15828,7 @@
       </w:rPr>
     </w:lvl>
   </w:abstractNum>
-  <w:abstractNum w:abstractNumId="21" w15:restartNumberingAfterBreak="0">
+  <w:abstractNum w:abstractNumId="23" w15:restartNumberingAfterBreak="0">
     <w:nsid w:val="1BF779E5"/>
     <w:multiLevelType w:val="multilevel"/>
     <w:tmpl w:val="2DD25502"/>
@@ -15141,7 +15941,7 @@
       </w:pPr>
     </w:lvl>
   </w:abstractNum>
-  <w:abstractNum w:abstractNumId="22" w15:restartNumberingAfterBreak="0">
+  <w:abstractNum w:abstractNumId="24" w15:restartNumberingAfterBreak="0">
     <w:nsid w:val="1C214EDE"/>
     <w:multiLevelType w:val="multilevel"/>
     <w:tmpl w:val="91F26E64"/>
@@ -15290,7 +16090,7 @@
       </w:rPr>
     </w:lvl>
   </w:abstractNum>
-  <w:abstractNum w:abstractNumId="23" w15:restartNumberingAfterBreak="0">
+  <w:abstractNum w:abstractNumId="25" w15:restartNumberingAfterBreak="0">
     <w:nsid w:val="1C227DC5"/>
     <w:multiLevelType w:val="hybridMultilevel"/>
     <w:tmpl w:val="A512520C"/>
@@ -15403,7 +16203,7 @@
       </w:rPr>
     </w:lvl>
   </w:abstractNum>
-  <w:abstractNum w:abstractNumId="24" w15:restartNumberingAfterBreak="0">
+  <w:abstractNum w:abstractNumId="26" w15:restartNumberingAfterBreak="0">
     <w:nsid w:val="1C39602B"/>
     <w:multiLevelType w:val="multilevel"/>
     <w:tmpl w:val="489631DC"/>
@@ -15535,7 +16335,7 @@
       </w:rPr>
     </w:lvl>
   </w:abstractNum>
-  <w:abstractNum w:abstractNumId="25" w15:restartNumberingAfterBreak="0">
+  <w:abstractNum w:abstractNumId="27" w15:restartNumberingAfterBreak="0">
     <w:nsid w:val="1C8D0229"/>
     <w:multiLevelType w:val="multilevel"/>
     <w:tmpl w:val="34E20D48"/>
@@ -15684,7 +16484,7 @@
       </w:rPr>
     </w:lvl>
   </w:abstractNum>
-  <w:abstractNum w:abstractNumId="26" w15:restartNumberingAfterBreak="0">
+  <w:abstractNum w:abstractNumId="28" w15:restartNumberingAfterBreak="0">
     <w:nsid w:val="1E346B8D"/>
     <w:multiLevelType w:val="hybridMultilevel"/>
     <w:tmpl w:val="7854C4CE"/>
@@ -15797,7 +16597,7 @@
       </w:rPr>
     </w:lvl>
   </w:abstractNum>
-  <w:abstractNum w:abstractNumId="27" w15:restartNumberingAfterBreak="0">
+  <w:abstractNum w:abstractNumId="29" w15:restartNumberingAfterBreak="0">
     <w:nsid w:val="1F1D5FB8"/>
     <w:multiLevelType w:val="multilevel"/>
     <w:tmpl w:val="91F26E64"/>
@@ -15946,7 +16746,7 @@
       </w:rPr>
     </w:lvl>
   </w:abstractNum>
-  <w:abstractNum w:abstractNumId="28" w15:restartNumberingAfterBreak="0">
+  <w:abstractNum w:abstractNumId="30" w15:restartNumberingAfterBreak="0">
     <w:nsid w:val="1F2C16B7"/>
     <w:multiLevelType w:val="hybridMultilevel"/>
     <w:tmpl w:val="3176F10A"/>
@@ -16068,7 +16868,7 @@
       </w:rPr>
     </w:lvl>
   </w:abstractNum>
-  <w:abstractNum w:abstractNumId="29" w15:restartNumberingAfterBreak="0">
+  <w:abstractNum w:abstractNumId="31" w15:restartNumberingAfterBreak="0">
     <w:nsid w:val="1F5A66BC"/>
     <w:multiLevelType w:val="multilevel"/>
     <w:tmpl w:val="19866C72"/>
@@ -16217,7 +17017,7 @@
       </w:rPr>
     </w:lvl>
   </w:abstractNum>
-  <w:abstractNum w:abstractNumId="30" w15:restartNumberingAfterBreak="0">
+  <w:abstractNum w:abstractNumId="32" w15:restartNumberingAfterBreak="0">
     <w:nsid w:val="1F873FD8"/>
     <w:multiLevelType w:val="multilevel"/>
     <w:tmpl w:val="91F26E64"/>
@@ -16366,7 +17166,7 @@
       </w:rPr>
     </w:lvl>
   </w:abstractNum>
-  <w:abstractNum w:abstractNumId="31" w15:restartNumberingAfterBreak="0">
+  <w:abstractNum w:abstractNumId="33" w15:restartNumberingAfterBreak="0">
     <w:nsid w:val="1FCD3AB7"/>
     <w:multiLevelType w:val="multilevel"/>
     <w:tmpl w:val="91F26E64"/>
@@ -16515,7 +17315,7 @@
       </w:rPr>
     </w:lvl>
   </w:abstractNum>
-  <w:abstractNum w:abstractNumId="32" w15:restartNumberingAfterBreak="0">
+  <w:abstractNum w:abstractNumId="34" w15:restartNumberingAfterBreak="0">
     <w:nsid w:val="21102C88"/>
     <w:multiLevelType w:val="hybridMultilevel"/>
     <w:tmpl w:val="2652700E"/>
@@ -16628,7 +17428,7 @@
       </w:rPr>
     </w:lvl>
   </w:abstractNum>
-  <w:abstractNum w:abstractNumId="33" w15:restartNumberingAfterBreak="0">
+  <w:abstractNum w:abstractNumId="35" w15:restartNumberingAfterBreak="0">
     <w:nsid w:val="21E916E3"/>
     <w:multiLevelType w:val="multilevel"/>
     <w:tmpl w:val="6F3A6B90"/>
@@ -16777,7 +17577,7 @@
       </w:rPr>
     </w:lvl>
   </w:abstractNum>
-  <w:abstractNum w:abstractNumId="34" w15:restartNumberingAfterBreak="0">
+  <w:abstractNum w:abstractNumId="36" w15:restartNumberingAfterBreak="0">
     <w:nsid w:val="233B3F3F"/>
     <w:multiLevelType w:val="multilevel"/>
     <w:tmpl w:val="21FC2B42"/>
@@ -16926,7 +17726,7 @@
       </w:rPr>
     </w:lvl>
   </w:abstractNum>
-  <w:abstractNum w:abstractNumId="35" w15:restartNumberingAfterBreak="0">
+  <w:abstractNum w:abstractNumId="37" w15:restartNumberingAfterBreak="0">
     <w:nsid w:val="259C0AC3"/>
     <w:multiLevelType w:val="multilevel"/>
     <w:tmpl w:val="24A4EB76"/>
@@ -17058,7 +17858,7 @@
       </w:rPr>
     </w:lvl>
   </w:abstractNum>
-  <w:abstractNum w:abstractNumId="36" w15:restartNumberingAfterBreak="0">
+  <w:abstractNum w:abstractNumId="38" w15:restartNumberingAfterBreak="0">
     <w:nsid w:val="27860B89"/>
     <w:multiLevelType w:val="multilevel"/>
     <w:tmpl w:val="8390D1C0"/>
@@ -17207,7 +18007,7 @@
       </w:rPr>
     </w:lvl>
   </w:abstractNum>
-  <w:abstractNum w:abstractNumId="37" w15:restartNumberingAfterBreak="0">
+  <w:abstractNum w:abstractNumId="39" w15:restartNumberingAfterBreak="0">
     <w:nsid w:val="27E11B16"/>
     <w:multiLevelType w:val="multilevel"/>
     <w:tmpl w:val="91F26E64"/>
@@ -17356,7 +18156,7 @@
       </w:rPr>
     </w:lvl>
   </w:abstractNum>
-  <w:abstractNum w:abstractNumId="38" w15:restartNumberingAfterBreak="0">
+  <w:abstractNum w:abstractNumId="40" w15:restartNumberingAfterBreak="0">
     <w:nsid w:val="27EC4BF6"/>
     <w:multiLevelType w:val="multilevel"/>
     <w:tmpl w:val="2E2828CC"/>
@@ -17505,7 +18305,7 @@
       </w:rPr>
     </w:lvl>
   </w:abstractNum>
-  <w:abstractNum w:abstractNumId="39" w15:restartNumberingAfterBreak="0">
+  <w:abstractNum w:abstractNumId="41" w15:restartNumberingAfterBreak="0">
     <w:nsid w:val="29C2291C"/>
     <w:multiLevelType w:val="multilevel"/>
     <w:tmpl w:val="91F26E64"/>
@@ -17654,7 +18454,7 @@
       </w:rPr>
     </w:lvl>
   </w:abstractNum>
-  <w:abstractNum w:abstractNumId="40" w15:restartNumberingAfterBreak="0">
+  <w:abstractNum w:abstractNumId="42" w15:restartNumberingAfterBreak="0">
     <w:nsid w:val="2A0B2236"/>
     <w:multiLevelType w:val="multilevel"/>
     <w:tmpl w:val="91F26E64"/>
@@ -17803,7 +18603,7 @@
       </w:rPr>
     </w:lvl>
   </w:abstractNum>
-  <w:abstractNum w:abstractNumId="41" w15:restartNumberingAfterBreak="0">
+  <w:abstractNum w:abstractNumId="43" w15:restartNumberingAfterBreak="0">
     <w:nsid w:val="2AB51DF4"/>
     <w:multiLevelType w:val="multilevel"/>
     <w:tmpl w:val="C642663A"/>
@@ -17952,7 +18752,7 @@
       </w:rPr>
     </w:lvl>
   </w:abstractNum>
-  <w:abstractNum w:abstractNumId="42" w15:restartNumberingAfterBreak="0">
+  <w:abstractNum w:abstractNumId="44" w15:restartNumberingAfterBreak="0">
     <w:nsid w:val="2BC0313D"/>
     <w:multiLevelType w:val="multilevel"/>
     <w:tmpl w:val="6924016A"/>
@@ -18101,7 +18901,7 @@
       </w:rPr>
     </w:lvl>
   </w:abstractNum>
-  <w:abstractNum w:abstractNumId="43" w15:restartNumberingAfterBreak="0">
+  <w:abstractNum w:abstractNumId="45" w15:restartNumberingAfterBreak="0">
     <w:nsid w:val="2CE87ECB"/>
     <w:multiLevelType w:val="multilevel"/>
     <w:tmpl w:val="2E2828CC"/>
@@ -18250,7 +19050,7 @@
       </w:rPr>
     </w:lvl>
   </w:abstractNum>
-  <w:abstractNum w:abstractNumId="44" w15:restartNumberingAfterBreak="0">
+  <w:abstractNum w:abstractNumId="46" w15:restartNumberingAfterBreak="0">
     <w:nsid w:val="2E7D30D2"/>
     <w:multiLevelType w:val="multilevel"/>
     <w:tmpl w:val="91F26E64"/>
@@ -18399,7 +19199,7 @@
       </w:rPr>
     </w:lvl>
   </w:abstractNum>
-  <w:abstractNum w:abstractNumId="45" w15:restartNumberingAfterBreak="0">
+  <w:abstractNum w:abstractNumId="47" w15:restartNumberingAfterBreak="0">
     <w:nsid w:val="30223C98"/>
     <w:multiLevelType w:val="multilevel"/>
     <w:tmpl w:val="A1E692E4"/>
@@ -18548,7 +19348,7 @@
       </w:rPr>
     </w:lvl>
   </w:abstractNum>
-  <w:abstractNum w:abstractNumId="46" w15:restartNumberingAfterBreak="0">
+  <w:abstractNum w:abstractNumId="48" w15:restartNumberingAfterBreak="0">
     <w:nsid w:val="302828F3"/>
     <w:multiLevelType w:val="multilevel"/>
     <w:tmpl w:val="4F8E7810"/>
@@ -18697,7 +19497,7 @@
       </w:rPr>
     </w:lvl>
   </w:abstractNum>
-  <w:abstractNum w:abstractNumId="47" w15:restartNumberingAfterBreak="0">
+  <w:abstractNum w:abstractNumId="49" w15:restartNumberingAfterBreak="0">
     <w:nsid w:val="30736AD0"/>
     <w:multiLevelType w:val="hybridMultilevel"/>
     <w:tmpl w:val="04B62108"/>
@@ -18810,7 +19610,7 @@
       </w:rPr>
     </w:lvl>
   </w:abstractNum>
-  <w:abstractNum w:abstractNumId="48" w15:restartNumberingAfterBreak="0">
+  <w:abstractNum w:abstractNumId="50" w15:restartNumberingAfterBreak="0">
     <w:nsid w:val="33C54CB8"/>
     <w:multiLevelType w:val="multilevel"/>
     <w:tmpl w:val="CE62152C"/>
@@ -18959,7 +19759,7 @@
       </w:rPr>
     </w:lvl>
   </w:abstractNum>
-  <w:abstractNum w:abstractNumId="49" w15:restartNumberingAfterBreak="0">
+  <w:abstractNum w:abstractNumId="51" w15:restartNumberingAfterBreak="0">
     <w:nsid w:val="340724AF"/>
     <w:multiLevelType w:val="multilevel"/>
     <w:tmpl w:val="2D289F14"/>
@@ -19108,7 +19908,7 @@
       </w:rPr>
     </w:lvl>
   </w:abstractNum>
-  <w:abstractNum w:abstractNumId="50" w15:restartNumberingAfterBreak="0">
+  <w:abstractNum w:abstractNumId="52" w15:restartNumberingAfterBreak="0">
     <w:nsid w:val="349E4491"/>
     <w:multiLevelType w:val="multilevel"/>
     <w:tmpl w:val="4A226720"/>
@@ -19257,7 +20057,7 @@
       </w:rPr>
     </w:lvl>
   </w:abstractNum>
-  <w:abstractNum w:abstractNumId="51" w15:restartNumberingAfterBreak="0">
+  <w:abstractNum w:abstractNumId="53" w15:restartNumberingAfterBreak="0">
     <w:nsid w:val="35EE39EB"/>
     <w:multiLevelType w:val="hybridMultilevel"/>
     <w:tmpl w:val="5E4AD122"/>
@@ -19370,7 +20170,7 @@
       </w:rPr>
     </w:lvl>
   </w:abstractNum>
-  <w:abstractNum w:abstractNumId="52" w15:restartNumberingAfterBreak="0">
+  <w:abstractNum w:abstractNumId="54" w15:restartNumberingAfterBreak="0">
     <w:nsid w:val="36B15F7F"/>
     <w:multiLevelType w:val="hybridMultilevel"/>
     <w:tmpl w:val="CA34AB3C"/>
@@ -19483,7 +20283,7 @@
       </w:rPr>
     </w:lvl>
   </w:abstractNum>
-  <w:abstractNum w:abstractNumId="53" w15:restartNumberingAfterBreak="0">
+  <w:abstractNum w:abstractNumId="55" w15:restartNumberingAfterBreak="0">
     <w:nsid w:val="37085F6B"/>
     <w:multiLevelType w:val="multilevel"/>
     <w:tmpl w:val="8CF40058"/>
@@ -19632,7 +20432,7 @@
       </w:rPr>
     </w:lvl>
   </w:abstractNum>
-  <w:abstractNum w:abstractNumId="54" w15:restartNumberingAfterBreak="0">
+  <w:abstractNum w:abstractNumId="56" w15:restartNumberingAfterBreak="0">
     <w:nsid w:val="380F4FF8"/>
     <w:multiLevelType w:val="multilevel"/>
     <w:tmpl w:val="39829AA6"/>
@@ -19758,7 +20558,7 @@
       </w:rPr>
     </w:lvl>
   </w:abstractNum>
-  <w:abstractNum w:abstractNumId="55" w15:restartNumberingAfterBreak="0">
+  <w:abstractNum w:abstractNumId="57" w15:restartNumberingAfterBreak="0">
     <w:nsid w:val="387C335B"/>
     <w:multiLevelType w:val="multilevel"/>
     <w:tmpl w:val="C70EF606"/>
@@ -19907,7 +20707,7 @@
       </w:rPr>
     </w:lvl>
   </w:abstractNum>
-  <w:abstractNum w:abstractNumId="56" w15:restartNumberingAfterBreak="0">
+  <w:abstractNum w:abstractNumId="58" w15:restartNumberingAfterBreak="0">
     <w:nsid w:val="39CA367D"/>
     <w:multiLevelType w:val="multilevel"/>
     <w:tmpl w:val="91F26E64"/>
@@ -20056,7 +20856,7 @@
       </w:rPr>
     </w:lvl>
   </w:abstractNum>
-  <w:abstractNum w:abstractNumId="57" w15:restartNumberingAfterBreak="0">
+  <w:abstractNum w:abstractNumId="59" w15:restartNumberingAfterBreak="0">
     <w:nsid w:val="3A547ACD"/>
     <w:multiLevelType w:val="multilevel"/>
     <w:tmpl w:val="D0E6961A"/>
@@ -20205,7 +21005,7 @@
       </w:rPr>
     </w:lvl>
   </w:abstractNum>
-  <w:abstractNum w:abstractNumId="58" w15:restartNumberingAfterBreak="0">
+  <w:abstractNum w:abstractNumId="60" w15:restartNumberingAfterBreak="0">
     <w:nsid w:val="3A96495B"/>
     <w:multiLevelType w:val="multilevel"/>
     <w:tmpl w:val="91F26E64"/>
@@ -20354,7 +21154,7 @@
       </w:rPr>
     </w:lvl>
   </w:abstractNum>
-  <w:abstractNum w:abstractNumId="59" w15:restartNumberingAfterBreak="0">
+  <w:abstractNum w:abstractNumId="61" w15:restartNumberingAfterBreak="0">
     <w:nsid w:val="3AC672FE"/>
     <w:multiLevelType w:val="multilevel"/>
     <w:tmpl w:val="AD46C7B6"/>
@@ -20486,7 +21286,7 @@
       </w:rPr>
     </w:lvl>
   </w:abstractNum>
-  <w:abstractNum w:abstractNumId="60" w15:restartNumberingAfterBreak="0">
+  <w:abstractNum w:abstractNumId="62" w15:restartNumberingAfterBreak="0">
     <w:nsid w:val="3BA61BDE"/>
     <w:multiLevelType w:val="multilevel"/>
     <w:tmpl w:val="911E985E"/>
@@ -20599,7 +21399,7 @@
       </w:pPr>
     </w:lvl>
   </w:abstractNum>
-  <w:abstractNum w:abstractNumId="61" w15:restartNumberingAfterBreak="0">
+  <w:abstractNum w:abstractNumId="63" w15:restartNumberingAfterBreak="0">
     <w:nsid w:val="3BB41F20"/>
     <w:multiLevelType w:val="hybridMultilevel"/>
     <w:tmpl w:val="7B5C14DC"/>
@@ -20721,7 +21521,7 @@
       </w:rPr>
     </w:lvl>
   </w:abstractNum>
-  <w:abstractNum w:abstractNumId="62" w15:restartNumberingAfterBreak="0">
+  <w:abstractNum w:abstractNumId="64" w15:restartNumberingAfterBreak="0">
     <w:nsid w:val="3E39464A"/>
     <w:multiLevelType w:val="multilevel"/>
     <w:tmpl w:val="99F00586"/>
@@ -20870,7 +21670,7 @@
       </w:rPr>
     </w:lvl>
   </w:abstractNum>
-  <w:abstractNum w:abstractNumId="63" w15:restartNumberingAfterBreak="0">
+  <w:abstractNum w:abstractNumId="65" w15:restartNumberingAfterBreak="0">
     <w:nsid w:val="3F4208A3"/>
     <w:multiLevelType w:val="multilevel"/>
     <w:tmpl w:val="2E2828CC"/>
@@ -21019,7 +21819,7 @@
       </w:rPr>
     </w:lvl>
   </w:abstractNum>
-  <w:abstractNum w:abstractNumId="64" w15:restartNumberingAfterBreak="0">
+  <w:abstractNum w:abstractNumId="66" w15:restartNumberingAfterBreak="0">
     <w:nsid w:val="3F624635"/>
     <w:multiLevelType w:val="hybridMultilevel"/>
     <w:tmpl w:val="4788BA06"/>
@@ -21132,7 +21932,7 @@
       </w:rPr>
     </w:lvl>
   </w:abstractNum>
-  <w:abstractNum w:abstractNumId="65" w15:restartNumberingAfterBreak="0">
+  <w:abstractNum w:abstractNumId="67" w15:restartNumberingAfterBreak="0">
     <w:nsid w:val="4188477C"/>
     <w:multiLevelType w:val="multilevel"/>
     <w:tmpl w:val="91F26E64"/>
@@ -21281,7 +22081,7 @@
       </w:rPr>
     </w:lvl>
   </w:abstractNum>
-  <w:abstractNum w:abstractNumId="66" w15:restartNumberingAfterBreak="0">
+  <w:abstractNum w:abstractNumId="68" w15:restartNumberingAfterBreak="0">
     <w:nsid w:val="41C72C26"/>
     <w:multiLevelType w:val="multilevel"/>
     <w:tmpl w:val="C3B0E142"/>
@@ -21426,7 +22226,7 @@
       </w:rPr>
     </w:lvl>
   </w:abstractNum>
-  <w:abstractNum w:abstractNumId="67" w15:restartNumberingAfterBreak="0">
+  <w:abstractNum w:abstractNumId="69" w15:restartNumberingAfterBreak="0">
     <w:nsid w:val="431D68C7"/>
     <w:multiLevelType w:val="multilevel"/>
     <w:tmpl w:val="F2BCB2C6"/>
@@ -21575,7 +22375,7 @@
       </w:rPr>
     </w:lvl>
   </w:abstractNum>
-  <w:abstractNum w:abstractNumId="68" w15:restartNumberingAfterBreak="0">
+  <w:abstractNum w:abstractNumId="70" w15:restartNumberingAfterBreak="0">
     <w:nsid w:val="44733187"/>
     <w:multiLevelType w:val="multilevel"/>
     <w:tmpl w:val="91F26E64"/>
@@ -21724,7 +22524,7 @@
       </w:rPr>
     </w:lvl>
   </w:abstractNum>
-  <w:abstractNum w:abstractNumId="69" w15:restartNumberingAfterBreak="0">
+  <w:abstractNum w:abstractNumId="71" w15:restartNumberingAfterBreak="0">
     <w:nsid w:val="4651559C"/>
     <w:multiLevelType w:val="hybridMultilevel"/>
     <w:tmpl w:val="14485E3E"/>
@@ -21837,7 +22637,7 @@
       </w:rPr>
     </w:lvl>
   </w:abstractNum>
-  <w:abstractNum w:abstractNumId="70" w15:restartNumberingAfterBreak="0">
+  <w:abstractNum w:abstractNumId="72" w15:restartNumberingAfterBreak="0">
     <w:nsid w:val="47362842"/>
     <w:multiLevelType w:val="multilevel"/>
     <w:tmpl w:val="523A0B7E"/>
@@ -21986,7 +22786,7 @@
       </w:rPr>
     </w:lvl>
   </w:abstractNum>
-  <w:abstractNum w:abstractNumId="71" w15:restartNumberingAfterBreak="0">
+  <w:abstractNum w:abstractNumId="73" w15:restartNumberingAfterBreak="0">
     <w:nsid w:val="498B2433"/>
     <w:multiLevelType w:val="hybridMultilevel"/>
     <w:tmpl w:val="E474DADC"/>
@@ -22108,7 +22908,7 @@
       </w:rPr>
     </w:lvl>
   </w:abstractNum>
-  <w:abstractNum w:abstractNumId="72" w15:restartNumberingAfterBreak="0">
+  <w:abstractNum w:abstractNumId="74" w15:restartNumberingAfterBreak="0">
     <w:nsid w:val="498F3002"/>
     <w:multiLevelType w:val="multilevel"/>
     <w:tmpl w:val="EAB835B4"/>
@@ -22257,7 +23057,7 @@
       </w:rPr>
     </w:lvl>
   </w:abstractNum>
-  <w:abstractNum w:abstractNumId="73" w15:restartNumberingAfterBreak="0">
+  <w:abstractNum w:abstractNumId="75" w15:restartNumberingAfterBreak="0">
     <w:nsid w:val="4ADE7CDF"/>
     <w:multiLevelType w:val="multilevel"/>
     <w:tmpl w:val="7EECBEF6"/>
@@ -22406,7 +23206,7 @@
       </w:rPr>
     </w:lvl>
   </w:abstractNum>
-  <w:abstractNum w:abstractNumId="74" w15:restartNumberingAfterBreak="0">
+  <w:abstractNum w:abstractNumId="76" w15:restartNumberingAfterBreak="0">
     <w:nsid w:val="4BA24BCF"/>
     <w:multiLevelType w:val="multilevel"/>
     <w:tmpl w:val="1EE475DE"/>
@@ -22539,7 +23339,7 @@
       </w:rPr>
     </w:lvl>
   </w:abstractNum>
-  <w:abstractNum w:abstractNumId="75" w15:restartNumberingAfterBreak="0">
+  <w:abstractNum w:abstractNumId="77" w15:restartNumberingAfterBreak="0">
     <w:nsid w:val="4D282CDC"/>
     <w:multiLevelType w:val="hybridMultilevel"/>
     <w:tmpl w:val="603C5530"/>
@@ -22652,7 +23452,7 @@
       </w:rPr>
     </w:lvl>
   </w:abstractNum>
-  <w:abstractNum w:abstractNumId="76" w15:restartNumberingAfterBreak="0">
+  <w:abstractNum w:abstractNumId="78" w15:restartNumberingAfterBreak="0">
     <w:nsid w:val="4E9C7805"/>
     <w:multiLevelType w:val="hybridMultilevel"/>
     <w:tmpl w:val="52D89820"/>
@@ -22765,7 +23565,7 @@
       </w:rPr>
     </w:lvl>
   </w:abstractNum>
-  <w:abstractNum w:abstractNumId="77" w15:restartNumberingAfterBreak="0">
+  <w:abstractNum w:abstractNumId="79" w15:restartNumberingAfterBreak="0">
     <w:nsid w:val="501F6999"/>
     <w:multiLevelType w:val="multilevel"/>
     <w:tmpl w:val="2E2828CC"/>
@@ -22914,7 +23714,7 @@
       </w:rPr>
     </w:lvl>
   </w:abstractNum>
-  <w:abstractNum w:abstractNumId="78" w15:restartNumberingAfterBreak="0">
+  <w:abstractNum w:abstractNumId="80" w15:restartNumberingAfterBreak="0">
     <w:nsid w:val="50924489"/>
     <w:multiLevelType w:val="multilevel"/>
     <w:tmpl w:val="F496BECE"/>
@@ -23027,7 +23827,7 @@
       </w:rPr>
     </w:lvl>
   </w:abstractNum>
-  <w:abstractNum w:abstractNumId="79" w15:restartNumberingAfterBreak="0">
+  <w:abstractNum w:abstractNumId="81" w15:restartNumberingAfterBreak="0">
     <w:nsid w:val="50C610B7"/>
     <w:multiLevelType w:val="multilevel"/>
     <w:tmpl w:val="D424044A"/>
@@ -23176,7 +23976,7 @@
       </w:rPr>
     </w:lvl>
   </w:abstractNum>
-  <w:abstractNum w:abstractNumId="80" w15:restartNumberingAfterBreak="0">
+  <w:abstractNum w:abstractNumId="82" w15:restartNumberingAfterBreak="0">
     <w:nsid w:val="50CD1AE3"/>
     <w:multiLevelType w:val="multilevel"/>
     <w:tmpl w:val="38FCA510"/>
@@ -23325,7 +24125,7 @@
       </w:rPr>
     </w:lvl>
   </w:abstractNum>
-  <w:abstractNum w:abstractNumId="81" w15:restartNumberingAfterBreak="0">
+  <w:abstractNum w:abstractNumId="83" w15:restartNumberingAfterBreak="0">
     <w:nsid w:val="511E2555"/>
     <w:multiLevelType w:val="hybridMultilevel"/>
     <w:tmpl w:val="EECED624"/>
@@ -23438,7 +24238,7 @@
       </w:rPr>
     </w:lvl>
   </w:abstractNum>
-  <w:abstractNum w:abstractNumId="82" w15:restartNumberingAfterBreak="0">
+  <w:abstractNum w:abstractNumId="84" w15:restartNumberingAfterBreak="0">
     <w:nsid w:val="51794961"/>
     <w:multiLevelType w:val="hybridMultilevel"/>
     <w:tmpl w:val="8C96B9D0"/>
@@ -23551,7 +24351,7 @@
       </w:rPr>
     </w:lvl>
   </w:abstractNum>
-  <w:abstractNum w:abstractNumId="83" w15:restartNumberingAfterBreak="0">
+  <w:abstractNum w:abstractNumId="85" w15:restartNumberingAfterBreak="0">
     <w:nsid w:val="53483357"/>
     <w:multiLevelType w:val="multilevel"/>
     <w:tmpl w:val="8F40303C"/>
@@ -23683,7 +24483,7 @@
       </w:rPr>
     </w:lvl>
   </w:abstractNum>
-  <w:abstractNum w:abstractNumId="84" w15:restartNumberingAfterBreak="0">
+  <w:abstractNum w:abstractNumId="86" w15:restartNumberingAfterBreak="0">
     <w:nsid w:val="545D4E43"/>
     <w:multiLevelType w:val="multilevel"/>
     <w:tmpl w:val="91F26E64"/>
@@ -23832,7 +24632,7 @@
       </w:rPr>
     </w:lvl>
   </w:abstractNum>
-  <w:abstractNum w:abstractNumId="85" w15:restartNumberingAfterBreak="0">
+  <w:abstractNum w:abstractNumId="87" w15:restartNumberingAfterBreak="0">
     <w:nsid w:val="54DD6F60"/>
     <w:multiLevelType w:val="hybridMultilevel"/>
     <w:tmpl w:val="EA28A8A6"/>
@@ -23963,7 +24763,7 @@
       </w:rPr>
     </w:lvl>
   </w:abstractNum>
-  <w:abstractNum w:abstractNumId="86" w15:restartNumberingAfterBreak="0">
+  <w:abstractNum w:abstractNumId="88" w15:restartNumberingAfterBreak="0">
     <w:nsid w:val="55590477"/>
     <w:multiLevelType w:val="hybridMultilevel"/>
     <w:tmpl w:val="D3866542"/>
@@ -24076,7 +24876,7 @@
       </w:rPr>
     </w:lvl>
   </w:abstractNum>
-  <w:abstractNum w:abstractNumId="87" w15:restartNumberingAfterBreak="0">
+  <w:abstractNum w:abstractNumId="89" w15:restartNumberingAfterBreak="0">
     <w:nsid w:val="559A2FAB"/>
     <w:multiLevelType w:val="multilevel"/>
     <w:tmpl w:val="C71E4F10"/>
@@ -24225,7 +25025,7 @@
       </w:rPr>
     </w:lvl>
   </w:abstractNum>
-  <w:abstractNum w:abstractNumId="88" w15:restartNumberingAfterBreak="0">
+  <w:abstractNum w:abstractNumId="90" w15:restartNumberingAfterBreak="0">
     <w:nsid w:val="55CD5BA8"/>
     <w:multiLevelType w:val="multilevel"/>
     <w:tmpl w:val="91F26E64"/>
@@ -24374,7 +25174,7 @@
       </w:rPr>
     </w:lvl>
   </w:abstractNum>
-  <w:abstractNum w:abstractNumId="89" w15:restartNumberingAfterBreak="0">
+  <w:abstractNum w:abstractNumId="91" w15:restartNumberingAfterBreak="0">
     <w:nsid w:val="58C24DC5"/>
     <w:multiLevelType w:val="hybridMultilevel"/>
     <w:tmpl w:val="A70881A4"/>
@@ -24487,7 +25287,7 @@
       </w:rPr>
     </w:lvl>
   </w:abstractNum>
-  <w:abstractNum w:abstractNumId="90" w15:restartNumberingAfterBreak="0">
+  <w:abstractNum w:abstractNumId="92" w15:restartNumberingAfterBreak="0">
     <w:nsid w:val="591C4A6E"/>
     <w:multiLevelType w:val="multilevel"/>
     <w:tmpl w:val="556A5FCE"/>
@@ -24619,7 +25419,7 @@
       </w:rPr>
     </w:lvl>
   </w:abstractNum>
-  <w:abstractNum w:abstractNumId="91" w15:restartNumberingAfterBreak="0">
+  <w:abstractNum w:abstractNumId="93" w15:restartNumberingAfterBreak="0">
     <w:nsid w:val="5981731C"/>
     <w:multiLevelType w:val="multilevel"/>
     <w:tmpl w:val="2E2828CC"/>
@@ -24768,7 +25568,7 @@
       </w:rPr>
     </w:lvl>
   </w:abstractNum>
-  <w:abstractNum w:abstractNumId="92" w15:restartNumberingAfterBreak="0">
+  <w:abstractNum w:abstractNumId="94" w15:restartNumberingAfterBreak="0">
     <w:nsid w:val="5C9A387B"/>
     <w:multiLevelType w:val="multilevel"/>
     <w:tmpl w:val="91F26E64"/>
@@ -24917,7 +25717,7 @@
       </w:rPr>
     </w:lvl>
   </w:abstractNum>
-  <w:abstractNum w:abstractNumId="93" w15:restartNumberingAfterBreak="0">
+  <w:abstractNum w:abstractNumId="95" w15:restartNumberingAfterBreak="0">
     <w:nsid w:val="5D124003"/>
     <w:multiLevelType w:val="hybridMultilevel"/>
     <w:tmpl w:val="DDDCD1CA"/>
@@ -25030,7 +25830,7 @@
       </w:rPr>
     </w:lvl>
   </w:abstractNum>
-  <w:abstractNum w:abstractNumId="94" w15:restartNumberingAfterBreak="0">
+  <w:abstractNum w:abstractNumId="96" w15:restartNumberingAfterBreak="0">
     <w:nsid w:val="5D4E52D2"/>
     <w:multiLevelType w:val="multilevel"/>
     <w:tmpl w:val="91F26E64"/>
@@ -25179,7 +25979,7 @@
       </w:rPr>
     </w:lvl>
   </w:abstractNum>
-  <w:abstractNum w:abstractNumId="95" w15:restartNumberingAfterBreak="0">
+  <w:abstractNum w:abstractNumId="97" w15:restartNumberingAfterBreak="0">
     <w:nsid w:val="5DB8380E"/>
     <w:multiLevelType w:val="hybridMultilevel"/>
     <w:tmpl w:val="00F2867E"/>
@@ -25292,7 +26092,7 @@
       </w:rPr>
     </w:lvl>
   </w:abstractNum>
-  <w:abstractNum w:abstractNumId="96" w15:restartNumberingAfterBreak="0">
+  <w:abstractNum w:abstractNumId="98" w15:restartNumberingAfterBreak="0">
     <w:nsid w:val="5ED4462F"/>
     <w:multiLevelType w:val="multilevel"/>
     <w:tmpl w:val="9446C012"/>
@@ -25441,7 +26241,7 @@
       </w:rPr>
     </w:lvl>
   </w:abstractNum>
-  <w:abstractNum w:abstractNumId="97" w15:restartNumberingAfterBreak="0">
+  <w:abstractNum w:abstractNumId="99" w15:restartNumberingAfterBreak="0">
     <w:nsid w:val="5EE248F1"/>
     <w:multiLevelType w:val="multilevel"/>
     <w:tmpl w:val="F1F878A6"/>
@@ -25590,7 +26390,7 @@
       </w:rPr>
     </w:lvl>
   </w:abstractNum>
-  <w:abstractNum w:abstractNumId="98" w15:restartNumberingAfterBreak="0">
+  <w:abstractNum w:abstractNumId="100" w15:restartNumberingAfterBreak="0">
     <w:nsid w:val="5F463D6D"/>
     <w:multiLevelType w:val="multilevel"/>
     <w:tmpl w:val="91F26E64"/>
@@ -25739,7 +26539,7 @@
       </w:rPr>
     </w:lvl>
   </w:abstractNum>
-  <w:abstractNum w:abstractNumId="99" w15:restartNumberingAfterBreak="0">
+  <w:abstractNum w:abstractNumId="101" w15:restartNumberingAfterBreak="0">
     <w:nsid w:val="60B844B4"/>
     <w:multiLevelType w:val="hybridMultilevel"/>
     <w:tmpl w:val="D4ECF906"/>
@@ -25852,7 +26652,7 @@
       </w:rPr>
     </w:lvl>
   </w:abstractNum>
-  <w:abstractNum w:abstractNumId="100" w15:restartNumberingAfterBreak="0">
+  <w:abstractNum w:abstractNumId="102" w15:restartNumberingAfterBreak="0">
     <w:nsid w:val="60D10554"/>
     <w:multiLevelType w:val="hybridMultilevel"/>
     <w:tmpl w:val="1660D1C6"/>
@@ -25965,7 +26765,7 @@
       </w:rPr>
     </w:lvl>
   </w:abstractNum>
-  <w:abstractNum w:abstractNumId="101" w15:restartNumberingAfterBreak="0">
+  <w:abstractNum w:abstractNumId="103" w15:restartNumberingAfterBreak="0">
     <w:nsid w:val="612B7826"/>
     <w:multiLevelType w:val="multilevel"/>
     <w:tmpl w:val="5E30AABA"/>
@@ -26114,7 +26914,7 @@
       </w:rPr>
     </w:lvl>
   </w:abstractNum>
-  <w:abstractNum w:abstractNumId="102" w15:restartNumberingAfterBreak="0">
+  <w:abstractNum w:abstractNumId="104" w15:restartNumberingAfterBreak="0">
     <w:nsid w:val="614A2855"/>
     <w:multiLevelType w:val="multilevel"/>
     <w:tmpl w:val="1646D952"/>
@@ -26263,7 +27063,7 @@
       </w:rPr>
     </w:lvl>
   </w:abstractNum>
-  <w:abstractNum w:abstractNumId="103" w15:restartNumberingAfterBreak="0">
+  <w:abstractNum w:abstractNumId="105" w15:restartNumberingAfterBreak="0">
     <w:nsid w:val="617168DC"/>
     <w:multiLevelType w:val="multilevel"/>
     <w:tmpl w:val="91F26E64"/>
@@ -26412,7 +27212,7 @@
       </w:rPr>
     </w:lvl>
   </w:abstractNum>
-  <w:abstractNum w:abstractNumId="104" w15:restartNumberingAfterBreak="0">
+  <w:abstractNum w:abstractNumId="106" w15:restartNumberingAfterBreak="0">
     <w:nsid w:val="618F7B78"/>
     <w:multiLevelType w:val="multilevel"/>
     <w:tmpl w:val="169CC8EC"/>
@@ -26525,7 +27325,7 @@
       </w:pPr>
     </w:lvl>
   </w:abstractNum>
-  <w:abstractNum w:abstractNumId="105" w15:restartNumberingAfterBreak="0">
+  <w:abstractNum w:abstractNumId="107" w15:restartNumberingAfterBreak="0">
     <w:nsid w:val="61BF2FE0"/>
     <w:multiLevelType w:val="multilevel"/>
     <w:tmpl w:val="C8A27D00"/>
@@ -26674,7 +27474,7 @@
       </w:rPr>
     </w:lvl>
   </w:abstractNum>
-  <w:abstractNum w:abstractNumId="106" w15:restartNumberingAfterBreak="0">
+  <w:abstractNum w:abstractNumId="108" w15:restartNumberingAfterBreak="0">
     <w:nsid w:val="62175392"/>
     <w:multiLevelType w:val="multilevel"/>
     <w:tmpl w:val="91F26E64"/>
@@ -26823,7 +27623,7 @@
       </w:rPr>
     </w:lvl>
   </w:abstractNum>
-  <w:abstractNum w:abstractNumId="107" w15:restartNumberingAfterBreak="0">
+  <w:abstractNum w:abstractNumId="109" w15:restartNumberingAfterBreak="0">
     <w:nsid w:val="627D133B"/>
     <w:multiLevelType w:val="multilevel"/>
     <w:tmpl w:val="F192F07C"/>
@@ -26972,7 +27772,7 @@
       </w:rPr>
     </w:lvl>
   </w:abstractNum>
-  <w:abstractNum w:abstractNumId="108" w15:restartNumberingAfterBreak="0">
+  <w:abstractNum w:abstractNumId="110" w15:restartNumberingAfterBreak="0">
     <w:nsid w:val="62CE4903"/>
     <w:multiLevelType w:val="multilevel"/>
     <w:tmpl w:val="5478E884"/>
@@ -27085,7 +27885,7 @@
       </w:rPr>
     </w:lvl>
   </w:abstractNum>
-  <w:abstractNum w:abstractNumId="109" w15:restartNumberingAfterBreak="0">
+  <w:abstractNum w:abstractNumId="111" w15:restartNumberingAfterBreak="0">
     <w:nsid w:val="636D0636"/>
     <w:multiLevelType w:val="multilevel"/>
     <w:tmpl w:val="EAF414A2"/>
@@ -27198,7 +27998,7 @@
       </w:rPr>
     </w:lvl>
   </w:abstractNum>
-  <w:abstractNum w:abstractNumId="110" w15:restartNumberingAfterBreak="0">
+  <w:abstractNum w:abstractNumId="112" w15:restartNumberingAfterBreak="0">
     <w:nsid w:val="64295689"/>
     <w:multiLevelType w:val="multilevel"/>
     <w:tmpl w:val="F938A4AE"/>
@@ -27347,7 +28147,7 @@
       </w:rPr>
     </w:lvl>
   </w:abstractNum>
-  <w:abstractNum w:abstractNumId="111" w15:restartNumberingAfterBreak="0">
+  <w:abstractNum w:abstractNumId="113" w15:restartNumberingAfterBreak="0">
     <w:nsid w:val="66384B6E"/>
     <w:multiLevelType w:val="multilevel"/>
     <w:tmpl w:val="2E2828CC"/>
@@ -27496,7 +28296,7 @@
       </w:rPr>
     </w:lvl>
   </w:abstractNum>
-  <w:abstractNum w:abstractNumId="112" w15:restartNumberingAfterBreak="0">
+  <w:abstractNum w:abstractNumId="114" w15:restartNumberingAfterBreak="0">
     <w:nsid w:val="672A7078"/>
     <w:multiLevelType w:val="multilevel"/>
     <w:tmpl w:val="D2D84108"/>
@@ -27628,7 +28428,7 @@
       </w:rPr>
     </w:lvl>
   </w:abstractNum>
-  <w:abstractNum w:abstractNumId="113" w15:restartNumberingAfterBreak="0">
+  <w:abstractNum w:abstractNumId="115" w15:restartNumberingAfterBreak="0">
     <w:nsid w:val="68B81742"/>
     <w:multiLevelType w:val="multilevel"/>
     <w:tmpl w:val="2E2828CC"/>
@@ -27777,7 +28577,7 @@
       </w:rPr>
     </w:lvl>
   </w:abstractNum>
-  <w:abstractNum w:abstractNumId="114" w15:restartNumberingAfterBreak="0">
+  <w:abstractNum w:abstractNumId="116" w15:restartNumberingAfterBreak="0">
     <w:nsid w:val="6A592297"/>
     <w:multiLevelType w:val="hybridMultilevel"/>
     <w:tmpl w:val="701092CE"/>
@@ -27890,7 +28690,7 @@
       </w:rPr>
     </w:lvl>
   </w:abstractNum>
-  <w:abstractNum w:abstractNumId="115" w15:restartNumberingAfterBreak="0">
+  <w:abstractNum w:abstractNumId="117" w15:restartNumberingAfterBreak="0">
     <w:nsid w:val="6AD12871"/>
     <w:multiLevelType w:val="hybridMultilevel"/>
     <w:tmpl w:val="693A5E26"/>
@@ -28003,7 +28803,7 @@
       </w:rPr>
     </w:lvl>
   </w:abstractNum>
-  <w:abstractNum w:abstractNumId="116" w15:restartNumberingAfterBreak="0">
+  <w:abstractNum w:abstractNumId="118" w15:restartNumberingAfterBreak="0">
     <w:nsid w:val="6B210C40"/>
     <w:multiLevelType w:val="multilevel"/>
     <w:tmpl w:val="91F26E64"/>
@@ -28152,7 +28952,7 @@
       </w:rPr>
     </w:lvl>
   </w:abstractNum>
-  <w:abstractNum w:abstractNumId="117" w15:restartNumberingAfterBreak="0">
+  <w:abstractNum w:abstractNumId="119" w15:restartNumberingAfterBreak="0">
     <w:nsid w:val="6B84014A"/>
     <w:multiLevelType w:val="multilevel"/>
     <w:tmpl w:val="91F26E64"/>
@@ -28301,7 +29101,7 @@
       </w:rPr>
     </w:lvl>
   </w:abstractNum>
-  <w:abstractNum w:abstractNumId="118" w15:restartNumberingAfterBreak="0">
+  <w:abstractNum w:abstractNumId="120" w15:restartNumberingAfterBreak="0">
     <w:nsid w:val="6B933023"/>
     <w:multiLevelType w:val="multilevel"/>
     <w:tmpl w:val="2E2828CC"/>
@@ -28450,7 +29250,7 @@
       </w:rPr>
     </w:lvl>
   </w:abstractNum>
-  <w:abstractNum w:abstractNumId="119" w15:restartNumberingAfterBreak="0">
+  <w:abstractNum w:abstractNumId="121" w15:restartNumberingAfterBreak="0">
     <w:nsid w:val="6DE94173"/>
     <w:multiLevelType w:val="multilevel"/>
     <w:tmpl w:val="556A5FCE"/>
@@ -28582,7 +29382,7 @@
       </w:rPr>
     </w:lvl>
   </w:abstractNum>
-  <w:abstractNum w:abstractNumId="120" w15:restartNumberingAfterBreak="0">
+  <w:abstractNum w:abstractNumId="122" w15:restartNumberingAfterBreak="0">
     <w:nsid w:val="70EB44C5"/>
     <w:multiLevelType w:val="hybridMultilevel"/>
     <w:tmpl w:val="14C05F9E"/>
@@ -28695,7 +29495,7 @@
       </w:rPr>
     </w:lvl>
   </w:abstractNum>
-  <w:abstractNum w:abstractNumId="121" w15:restartNumberingAfterBreak="0">
+  <w:abstractNum w:abstractNumId="123" w15:restartNumberingAfterBreak="0">
     <w:nsid w:val="72824836"/>
     <w:multiLevelType w:val="hybridMultilevel"/>
     <w:tmpl w:val="1056FB84"/>
@@ -28808,7 +29608,7 @@
       </w:rPr>
     </w:lvl>
   </w:abstractNum>
-  <w:abstractNum w:abstractNumId="122" w15:restartNumberingAfterBreak="0">
+  <w:abstractNum w:abstractNumId="124" w15:restartNumberingAfterBreak="0">
     <w:nsid w:val="72C12DC9"/>
     <w:multiLevelType w:val="hybridMultilevel"/>
     <w:tmpl w:val="515CBCAC"/>
@@ -28921,7 +29721,7 @@
       </w:rPr>
     </w:lvl>
   </w:abstractNum>
-  <w:abstractNum w:abstractNumId="123" w15:restartNumberingAfterBreak="0">
+  <w:abstractNum w:abstractNumId="125" w15:restartNumberingAfterBreak="0">
     <w:nsid w:val="7441315B"/>
     <w:multiLevelType w:val="multilevel"/>
     <w:tmpl w:val="772091B2"/>
@@ -29070,7 +29870,7 @@
       </w:rPr>
     </w:lvl>
   </w:abstractNum>
-  <w:abstractNum w:abstractNumId="124" w15:restartNumberingAfterBreak="0">
+  <w:abstractNum w:abstractNumId="126" w15:restartNumberingAfterBreak="0">
     <w:nsid w:val="74CB6EFA"/>
     <w:multiLevelType w:val="multilevel"/>
     <w:tmpl w:val="9710DA64"/>
@@ -29219,7 +30019,7 @@
       </w:rPr>
     </w:lvl>
   </w:abstractNum>
-  <w:abstractNum w:abstractNumId="125" w15:restartNumberingAfterBreak="0">
+  <w:abstractNum w:abstractNumId="127" w15:restartNumberingAfterBreak="0">
     <w:nsid w:val="797717B1"/>
     <w:multiLevelType w:val="multilevel"/>
     <w:tmpl w:val="0C5A449E"/>
@@ -29368,7 +30168,7 @@
       </w:rPr>
     </w:lvl>
   </w:abstractNum>
-  <w:abstractNum w:abstractNumId="126" w15:restartNumberingAfterBreak="0">
+  <w:abstractNum w:abstractNumId="128" w15:restartNumberingAfterBreak="0">
     <w:nsid w:val="79F047DB"/>
     <w:multiLevelType w:val="hybridMultilevel"/>
     <w:tmpl w:val="DA2C5238"/>
@@ -29481,7 +30281,7 @@
       </w:rPr>
     </w:lvl>
   </w:abstractNum>
-  <w:abstractNum w:abstractNumId="127" w15:restartNumberingAfterBreak="0">
+  <w:abstractNum w:abstractNumId="129" w15:restartNumberingAfterBreak="0">
     <w:nsid w:val="7A0B4BC0"/>
     <w:multiLevelType w:val="multilevel"/>
     <w:tmpl w:val="B33451FE"/>
@@ -29630,7 +30430,7 @@
       </w:rPr>
     </w:lvl>
   </w:abstractNum>
-  <w:abstractNum w:abstractNumId="128" w15:restartNumberingAfterBreak="0">
+  <w:abstractNum w:abstractNumId="130" w15:restartNumberingAfterBreak="0">
     <w:nsid w:val="7A892BEF"/>
     <w:multiLevelType w:val="hybridMultilevel"/>
     <w:tmpl w:val="5840E5DE"/>
@@ -29743,7 +30543,7 @@
       </w:rPr>
     </w:lvl>
   </w:abstractNum>
-  <w:abstractNum w:abstractNumId="129" w15:restartNumberingAfterBreak="0">
+  <w:abstractNum w:abstractNumId="131" w15:restartNumberingAfterBreak="0">
     <w:nsid w:val="7B5D60DF"/>
     <w:multiLevelType w:val="multilevel"/>
     <w:tmpl w:val="2E2828CC"/>
@@ -29892,7 +30692,7 @@
       </w:rPr>
     </w:lvl>
   </w:abstractNum>
-  <w:abstractNum w:abstractNumId="130" w15:restartNumberingAfterBreak="0">
+  <w:abstractNum w:abstractNumId="132" w15:restartNumberingAfterBreak="0">
     <w:nsid w:val="7CA2381A"/>
     <w:multiLevelType w:val="multilevel"/>
     <w:tmpl w:val="2E2828CC"/>
@@ -30041,7 +30841,7 @@
       </w:rPr>
     </w:lvl>
   </w:abstractNum>
-  <w:abstractNum w:abstractNumId="131" w15:restartNumberingAfterBreak="0">
+  <w:abstractNum w:abstractNumId="133" w15:restartNumberingAfterBreak="0">
     <w:nsid w:val="7D626755"/>
     <w:multiLevelType w:val="multilevel"/>
     <w:tmpl w:val="2E2828CC"/>
@@ -30190,7 +30990,7 @@
       </w:rPr>
     </w:lvl>
   </w:abstractNum>
-  <w:abstractNum w:abstractNumId="132" w15:restartNumberingAfterBreak="0">
+  <w:abstractNum w:abstractNumId="134" w15:restartNumberingAfterBreak="0">
     <w:nsid w:val="7DF14D20"/>
     <w:multiLevelType w:val="hybridMultilevel"/>
     <w:tmpl w:val="04BAD75A"/>
@@ -30303,7 +31103,7 @@
       </w:rPr>
     </w:lvl>
   </w:abstractNum>
-  <w:abstractNum w:abstractNumId="133" w15:restartNumberingAfterBreak="0">
+  <w:abstractNum w:abstractNumId="135" w15:restartNumberingAfterBreak="0">
     <w:nsid w:val="7EDD48CB"/>
     <w:multiLevelType w:val="hybridMultilevel"/>
     <w:tmpl w:val="C8E2411A"/>
@@ -30417,406 +31217,412 @@
     </w:lvl>
   </w:abstractNum>
   <w:num w:numId="1" w16cid:durableId="1701278408">
+    <w:abstractNumId w:val="87"/>
+  </w:num>
+  <w:num w:numId="2" w16cid:durableId="279188206">
     <w:abstractNumId w:val="85"/>
   </w:num>
-  <w:num w:numId="2" w16cid:durableId="279188206">
-    <w:abstractNumId w:val="83"/>
-  </w:num>
   <w:num w:numId="3" w16cid:durableId="1146048091">
-    <w:abstractNumId w:val="12"/>
+    <w:abstractNumId w:val="14"/>
   </w:num>
   <w:num w:numId="4" w16cid:durableId="1400051770">
-    <w:abstractNumId w:val="35"/>
+    <w:abstractNumId w:val="37"/>
   </w:num>
   <w:num w:numId="5" w16cid:durableId="670987137">
-    <w:abstractNumId w:val="24"/>
+    <w:abstractNumId w:val="26"/>
   </w:num>
   <w:num w:numId="6" w16cid:durableId="166092985">
-    <w:abstractNumId w:val="112"/>
+    <w:abstractNumId w:val="114"/>
   </w:num>
   <w:num w:numId="7" w16cid:durableId="753666775">
-    <w:abstractNumId w:val="71"/>
+    <w:abstractNumId w:val="73"/>
   </w:num>
   <w:num w:numId="8" w16cid:durableId="302203345">
+    <w:abstractNumId w:val="63"/>
+  </w:num>
+  <w:num w:numId="9" w16cid:durableId="2116901203">
+    <w:abstractNumId w:val="76"/>
+  </w:num>
+  <w:num w:numId="10" w16cid:durableId="1329863105">
+    <w:abstractNumId w:val="30"/>
+  </w:num>
+  <w:num w:numId="11" w16cid:durableId="173493389">
+    <w:abstractNumId w:val="56"/>
+  </w:num>
+  <w:num w:numId="12" w16cid:durableId="1613897475">
+    <w:abstractNumId w:val="92"/>
+  </w:num>
+  <w:num w:numId="13" w16cid:durableId="1622111766">
     <w:abstractNumId w:val="61"/>
   </w:num>
-  <w:num w:numId="9" w16cid:durableId="2116901203">
-    <w:abstractNumId w:val="74"/>
-  </w:num>
-  <w:num w:numId="10" w16cid:durableId="1329863105">
-    <w:abstractNumId w:val="28"/>
-  </w:num>
-  <w:num w:numId="11" w16cid:durableId="173493389">
-    <w:abstractNumId w:val="54"/>
-  </w:num>
-  <w:num w:numId="12" w16cid:durableId="1613897475">
-    <w:abstractNumId w:val="90"/>
-  </w:num>
-  <w:num w:numId="13" w16cid:durableId="1622111766">
-    <w:abstractNumId w:val="59"/>
-  </w:num>
   <w:num w:numId="14" w16cid:durableId="928467313">
-    <w:abstractNumId w:val="8"/>
+    <w:abstractNumId w:val="9"/>
   </w:num>
   <w:num w:numId="15" w16cid:durableId="91512017">
     <w:abstractNumId w:val="6"/>
   </w:num>
   <w:num w:numId="16" w16cid:durableId="310327503">
-    <w:abstractNumId w:val="119"/>
+    <w:abstractNumId w:val="121"/>
   </w:num>
   <w:num w:numId="17" w16cid:durableId="1641498300">
-    <w:abstractNumId w:val="75"/>
+    <w:abstractNumId w:val="77"/>
   </w:num>
   <w:num w:numId="18" w16cid:durableId="232205726">
-    <w:abstractNumId w:val="64"/>
+    <w:abstractNumId w:val="66"/>
   </w:num>
   <w:num w:numId="19" w16cid:durableId="181239682">
-    <w:abstractNumId w:val="126"/>
+    <w:abstractNumId w:val="128"/>
   </w:num>
   <w:num w:numId="20" w16cid:durableId="1327712134">
-    <w:abstractNumId w:val="32"/>
+    <w:abstractNumId w:val="34"/>
   </w:num>
   <w:num w:numId="21" w16cid:durableId="458572382">
+    <w:abstractNumId w:val="97"/>
+  </w:num>
+  <w:num w:numId="22" w16cid:durableId="529535490">
+    <w:abstractNumId w:val="112"/>
+  </w:num>
+  <w:num w:numId="23" w16cid:durableId="767702865">
     <w:abstractNumId w:val="95"/>
   </w:num>
-  <w:num w:numId="22" w16cid:durableId="529535490">
+  <w:num w:numId="24" w16cid:durableId="1318193385">
     <w:abstractNumId w:val="110"/>
   </w:num>
-  <w:num w:numId="23" w16cid:durableId="767702865">
-    <w:abstractNumId w:val="93"/>
-  </w:num>
-  <w:num w:numId="24" w16cid:durableId="1318193385">
+  <w:num w:numId="25" w16cid:durableId="696081301">
     <w:abstractNumId w:val="108"/>
   </w:num>
-  <w:num w:numId="25" w16cid:durableId="696081301">
-    <w:abstractNumId w:val="106"/>
-  </w:num>
   <w:num w:numId="26" w16cid:durableId="1018897131">
-    <w:abstractNumId w:val="48"/>
+    <w:abstractNumId w:val="50"/>
   </w:num>
   <w:num w:numId="27" w16cid:durableId="1650863498">
+    <w:abstractNumId w:val="57"/>
+  </w:num>
+  <w:num w:numId="28" w16cid:durableId="331496144">
+    <w:abstractNumId w:val="103"/>
+  </w:num>
+  <w:num w:numId="29" w16cid:durableId="571281976">
+    <w:abstractNumId w:val="8"/>
+  </w:num>
+  <w:num w:numId="30" w16cid:durableId="301927366">
+    <w:abstractNumId w:val="12"/>
+  </w:num>
+  <w:num w:numId="31" w16cid:durableId="909660717">
+    <w:abstractNumId w:val="89"/>
+  </w:num>
+  <w:num w:numId="32" w16cid:durableId="2109305728">
+    <w:abstractNumId w:val="69"/>
+  </w:num>
+  <w:num w:numId="33" w16cid:durableId="883324906">
     <w:abstractNumId w:val="55"/>
   </w:num>
-  <w:num w:numId="28" w16cid:durableId="331496144">
-    <w:abstractNumId w:val="101"/>
-  </w:num>
-  <w:num w:numId="29" w16cid:durableId="571281976">
-    <w:abstractNumId w:val="7"/>
-  </w:num>
-  <w:num w:numId="30" w16cid:durableId="301927366">
-    <w:abstractNumId w:val="10"/>
-  </w:num>
-  <w:num w:numId="31" w16cid:durableId="909660717">
-    <w:abstractNumId w:val="87"/>
-  </w:num>
-  <w:num w:numId="32" w16cid:durableId="2109305728">
-    <w:abstractNumId w:val="67"/>
-  </w:num>
-  <w:num w:numId="33" w16cid:durableId="883324906">
-    <w:abstractNumId w:val="53"/>
-  </w:num>
   <w:num w:numId="34" w16cid:durableId="931860230">
-    <w:abstractNumId w:val="133"/>
+    <w:abstractNumId w:val="135"/>
   </w:num>
   <w:num w:numId="35" w16cid:durableId="1948614173">
-    <w:abstractNumId w:val="114"/>
+    <w:abstractNumId w:val="116"/>
   </w:num>
   <w:num w:numId="36" w16cid:durableId="144857025">
-    <w:abstractNumId w:val="86"/>
+    <w:abstractNumId w:val="88"/>
   </w:num>
   <w:num w:numId="37" w16cid:durableId="924262097">
-    <w:abstractNumId w:val="78"/>
+    <w:abstractNumId w:val="80"/>
   </w:num>
   <w:num w:numId="38" w16cid:durableId="977298184">
-    <w:abstractNumId w:val="120"/>
+    <w:abstractNumId w:val="122"/>
   </w:num>
   <w:num w:numId="39" w16cid:durableId="223222403">
-    <w:abstractNumId w:val="52"/>
+    <w:abstractNumId w:val="54"/>
   </w:num>
   <w:num w:numId="40" w16cid:durableId="1953124579">
     <w:abstractNumId w:val="4"/>
   </w:num>
   <w:num w:numId="41" w16cid:durableId="1311666975">
-    <w:abstractNumId w:val="69"/>
+    <w:abstractNumId w:val="71"/>
   </w:num>
   <w:num w:numId="42" w16cid:durableId="419376516">
+    <w:abstractNumId w:val="84"/>
+  </w:num>
+  <w:num w:numId="43" w16cid:durableId="1296985443">
+    <w:abstractNumId w:val="53"/>
+  </w:num>
+  <w:num w:numId="44" w16cid:durableId="595093758">
+    <w:abstractNumId w:val="15"/>
+  </w:num>
+  <w:num w:numId="45" w16cid:durableId="2047486774">
+    <w:abstractNumId w:val="101"/>
+  </w:num>
+  <w:num w:numId="46" w16cid:durableId="1820878105">
+    <w:abstractNumId w:val="125"/>
+  </w:num>
+  <w:num w:numId="47" w16cid:durableId="382363607">
+    <w:abstractNumId w:val="72"/>
+  </w:num>
+  <w:num w:numId="48" w16cid:durableId="921336148">
+    <w:abstractNumId w:val="109"/>
+  </w:num>
+  <w:num w:numId="49" w16cid:durableId="1706247586">
     <w:abstractNumId w:val="82"/>
   </w:num>
-  <w:num w:numId="43" w16cid:durableId="1296985443">
-    <w:abstractNumId w:val="51"/>
-  </w:num>
-  <w:num w:numId="44" w16cid:durableId="595093758">
-    <w:abstractNumId w:val="13"/>
-  </w:num>
-  <w:num w:numId="45" w16cid:durableId="2047486774">
-    <w:abstractNumId w:val="99"/>
-  </w:num>
-  <w:num w:numId="46" w16cid:durableId="1820878105">
-    <w:abstractNumId w:val="123"/>
-  </w:num>
-  <w:num w:numId="47" w16cid:durableId="382363607">
-    <w:abstractNumId w:val="70"/>
-  </w:num>
-  <w:num w:numId="48" w16cid:durableId="921336148">
-    <w:abstractNumId w:val="107"/>
-  </w:num>
-  <w:num w:numId="49" w16cid:durableId="1706247586">
-    <w:abstractNumId w:val="80"/>
-  </w:num>
   <w:num w:numId="50" w16cid:durableId="117795330">
-    <w:abstractNumId w:val="26"/>
+    <w:abstractNumId w:val="28"/>
   </w:num>
   <w:num w:numId="51" w16cid:durableId="1737316821">
-    <w:abstractNumId w:val="20"/>
+    <w:abstractNumId w:val="22"/>
   </w:num>
   <w:num w:numId="52" w16cid:durableId="1386835267">
-    <w:abstractNumId w:val="117"/>
+    <w:abstractNumId w:val="119"/>
   </w:num>
   <w:num w:numId="53" w16cid:durableId="1669164980">
-    <w:abstractNumId w:val="37"/>
+    <w:abstractNumId w:val="39"/>
   </w:num>
   <w:num w:numId="54" w16cid:durableId="647977300">
-    <w:abstractNumId w:val="58"/>
+    <w:abstractNumId w:val="60"/>
   </w:num>
   <w:num w:numId="55" w16cid:durableId="146634540">
-    <w:abstractNumId w:val="30"/>
+    <w:abstractNumId w:val="32"/>
   </w:num>
   <w:num w:numId="56" w16cid:durableId="1467238673">
-    <w:abstractNumId w:val="84"/>
+    <w:abstractNumId w:val="86"/>
   </w:num>
   <w:num w:numId="57" w16cid:durableId="380598029">
-    <w:abstractNumId w:val="94"/>
+    <w:abstractNumId w:val="96"/>
   </w:num>
   <w:num w:numId="58" w16cid:durableId="438186721">
     <w:abstractNumId w:val="1"/>
   </w:num>
   <w:num w:numId="59" w16cid:durableId="1266889515">
+    <w:abstractNumId w:val="23"/>
+  </w:num>
+  <w:num w:numId="60" w16cid:durableId="1866018248">
+    <w:abstractNumId w:val="62"/>
+  </w:num>
+  <w:num w:numId="61" w16cid:durableId="1735931606">
+    <w:abstractNumId w:val="24"/>
+  </w:num>
+  <w:num w:numId="62" w16cid:durableId="2093119856">
+    <w:abstractNumId w:val="105"/>
+  </w:num>
+  <w:num w:numId="63" w16cid:durableId="1554778847">
+    <w:abstractNumId w:val="41"/>
+  </w:num>
+  <w:num w:numId="64" w16cid:durableId="648746714">
+    <w:abstractNumId w:val="58"/>
+  </w:num>
+  <w:num w:numId="65" w16cid:durableId="461272457">
+    <w:abstractNumId w:val="118"/>
+  </w:num>
+  <w:num w:numId="66" w16cid:durableId="872502892">
+    <w:abstractNumId w:val="100"/>
+  </w:num>
+  <w:num w:numId="67" w16cid:durableId="693649042">
+    <w:abstractNumId w:val="67"/>
+  </w:num>
+  <w:num w:numId="68" w16cid:durableId="871843200">
+    <w:abstractNumId w:val="33"/>
+  </w:num>
+  <w:num w:numId="69" w16cid:durableId="2094860572">
+    <w:abstractNumId w:val="90"/>
+  </w:num>
+  <w:num w:numId="70" w16cid:durableId="812066413">
+    <w:abstractNumId w:val="46"/>
+  </w:num>
+  <w:num w:numId="71" w16cid:durableId="1755205537">
     <w:abstractNumId w:val="21"/>
   </w:num>
-  <w:num w:numId="60" w16cid:durableId="1866018248">
-    <w:abstractNumId w:val="60"/>
+  <w:num w:numId="72" w16cid:durableId="453256236">
+    <w:abstractNumId w:val="42"/>
   </w:num>
-  <w:num w:numId="61" w16cid:durableId="1735931606">
-    <w:abstractNumId w:val="22"/>
+  <w:num w:numId="73" w16cid:durableId="17437976">
+    <w:abstractNumId w:val="94"/>
   </w:num>
-  <w:num w:numId="62" w16cid:durableId="2093119856">
-    <w:abstractNumId w:val="103"/>
+  <w:num w:numId="74" w16cid:durableId="837772388">
+    <w:abstractNumId w:val="70"/>
   </w:num>
-  <w:num w:numId="63" w16cid:durableId="1554778847">
-    <w:abstractNumId w:val="39"/>
+  <w:num w:numId="75" w16cid:durableId="1579823496">
+    <w:abstractNumId w:val="29"/>
   </w:num>
-  <w:num w:numId="64" w16cid:durableId="648746714">
-    <w:abstractNumId w:val="56"/>
+  <w:num w:numId="76" w16cid:durableId="1477185163">
+    <w:abstractNumId w:val="106"/>
   </w:num>
-  <w:num w:numId="65" w16cid:durableId="461272457">
-    <w:abstractNumId w:val="116"/>
+  <w:num w:numId="77" w16cid:durableId="2050259230">
+    <w:abstractNumId w:val="27"/>
   </w:num>
-  <w:num w:numId="66" w16cid:durableId="872502892">
+  <w:num w:numId="78" w16cid:durableId="860705514">
+    <w:abstractNumId w:val="64"/>
+  </w:num>
+  <w:num w:numId="79" w16cid:durableId="1485926794">
+    <w:abstractNumId w:val="52"/>
+  </w:num>
+  <w:num w:numId="80" w16cid:durableId="37433904">
+    <w:abstractNumId w:val="17"/>
+  </w:num>
+  <w:num w:numId="81" w16cid:durableId="1170874932">
+    <w:abstractNumId w:val="10"/>
+  </w:num>
+  <w:num w:numId="82" w16cid:durableId="244605854">
     <w:abstractNumId w:val="98"/>
   </w:num>
-  <w:num w:numId="67" w16cid:durableId="693649042">
-    <w:abstractNumId w:val="65"/>
+  <w:num w:numId="83" w16cid:durableId="1759205426">
+    <w:abstractNumId w:val="129"/>
   </w:num>
-  <w:num w:numId="68" w16cid:durableId="871843200">
+  <w:num w:numId="84" w16cid:durableId="1276327501">
+    <w:abstractNumId w:val="45"/>
+  </w:num>
+  <w:num w:numId="85" w16cid:durableId="1589263831">
+    <w:abstractNumId w:val="126"/>
+  </w:num>
+  <w:num w:numId="86" w16cid:durableId="570778959">
+    <w:abstractNumId w:val="51"/>
+  </w:num>
+  <w:num w:numId="87" w16cid:durableId="240917417">
+    <w:abstractNumId w:val="99"/>
+  </w:num>
+  <w:num w:numId="88" w16cid:durableId="1586306377">
+    <w:abstractNumId w:val="74"/>
+  </w:num>
+  <w:num w:numId="89" w16cid:durableId="2146388570">
+    <w:abstractNumId w:val="35"/>
+  </w:num>
+  <w:num w:numId="90" w16cid:durableId="77944061">
+    <w:abstractNumId w:val="20"/>
+  </w:num>
+  <w:num w:numId="91" w16cid:durableId="1187059672">
+    <w:abstractNumId w:val="48"/>
+  </w:num>
+  <w:num w:numId="92" w16cid:durableId="1607999753">
+    <w:abstractNumId w:val="127"/>
+  </w:num>
+  <w:num w:numId="93" w16cid:durableId="1528256963">
     <w:abstractNumId w:val="31"/>
   </w:num>
-  <w:num w:numId="69" w16cid:durableId="2094860572">
-    <w:abstractNumId w:val="88"/>
+  <w:num w:numId="94" w16cid:durableId="1870293388">
+    <w:abstractNumId w:val="107"/>
   </w:num>
-  <w:num w:numId="70" w16cid:durableId="812066413">
-    <w:abstractNumId w:val="44"/>
-  </w:num>
-  <w:num w:numId="71" w16cid:durableId="1755205537">
-    <w:abstractNumId w:val="19"/>
-  </w:num>
-  <w:num w:numId="72" w16cid:durableId="453256236">
-    <w:abstractNumId w:val="40"/>
-  </w:num>
-  <w:num w:numId="73" w16cid:durableId="17437976">
-    <w:abstractNumId w:val="92"/>
-  </w:num>
-  <w:num w:numId="74" w16cid:durableId="837772388">
-    <w:abstractNumId w:val="68"/>
-  </w:num>
-  <w:num w:numId="75" w16cid:durableId="1579823496">
-    <w:abstractNumId w:val="27"/>
-  </w:num>
-  <w:num w:numId="76" w16cid:durableId="1477185163">
+  <w:num w:numId="95" w16cid:durableId="1505900259">
     <w:abstractNumId w:val="104"/>
   </w:num>
-  <w:num w:numId="77" w16cid:durableId="2050259230">
-    <w:abstractNumId w:val="25"/>
-  </w:num>
-  <w:num w:numId="78" w16cid:durableId="860705514">
-    <w:abstractNumId w:val="62"/>
-  </w:num>
-  <w:num w:numId="79" w16cid:durableId="1485926794">
-    <w:abstractNumId w:val="50"/>
-  </w:num>
-  <w:num w:numId="80" w16cid:durableId="37433904">
-    <w:abstractNumId w:val="15"/>
-  </w:num>
-  <w:num w:numId="81" w16cid:durableId="1170874932">
-    <w:abstractNumId w:val="9"/>
-  </w:num>
-  <w:num w:numId="82" w16cid:durableId="244605854">
-    <w:abstractNumId w:val="96"/>
-  </w:num>
-  <w:num w:numId="83" w16cid:durableId="1759205426">
-    <w:abstractNumId w:val="127"/>
-  </w:num>
-  <w:num w:numId="84" w16cid:durableId="1276327501">
-    <w:abstractNumId w:val="43"/>
-  </w:num>
-  <w:num w:numId="85" w16cid:durableId="1589263831">
-    <w:abstractNumId w:val="124"/>
-  </w:num>
-  <w:num w:numId="86" w16cid:durableId="570778959">
-    <w:abstractNumId w:val="49"/>
-  </w:num>
-  <w:num w:numId="87" w16cid:durableId="240917417">
-    <w:abstractNumId w:val="97"/>
-  </w:num>
-  <w:num w:numId="88" w16cid:durableId="1586306377">
-    <w:abstractNumId w:val="72"/>
-  </w:num>
-  <w:num w:numId="89" w16cid:durableId="2146388570">
-    <w:abstractNumId w:val="33"/>
-  </w:num>
-  <w:num w:numId="90" w16cid:durableId="77944061">
-    <w:abstractNumId w:val="18"/>
-  </w:num>
-  <w:num w:numId="91" w16cid:durableId="1187059672">
-    <w:abstractNumId w:val="46"/>
-  </w:num>
-  <w:num w:numId="92" w16cid:durableId="1607999753">
-    <w:abstractNumId w:val="125"/>
-  </w:num>
-  <w:num w:numId="93" w16cid:durableId="1528256963">
-    <w:abstractNumId w:val="29"/>
-  </w:num>
-  <w:num w:numId="94" w16cid:durableId="1870293388">
-    <w:abstractNumId w:val="105"/>
-  </w:num>
-  <w:num w:numId="95" w16cid:durableId="1505900259">
-    <w:abstractNumId w:val="102"/>
-  </w:num>
   <w:num w:numId="96" w16cid:durableId="1708675695">
-    <w:abstractNumId w:val="79"/>
+    <w:abstractNumId w:val="81"/>
   </w:num>
   <w:num w:numId="97" w16cid:durableId="38752414">
-    <w:abstractNumId w:val="57"/>
+    <w:abstractNumId w:val="59"/>
   </w:num>
   <w:num w:numId="98" w16cid:durableId="1409687439">
-    <w:abstractNumId w:val="11"/>
+    <w:abstractNumId w:val="13"/>
   </w:num>
   <w:num w:numId="99" w16cid:durableId="544685539">
-    <w:abstractNumId w:val="41"/>
+    <w:abstractNumId w:val="43"/>
   </w:num>
   <w:num w:numId="100" w16cid:durableId="1342199326">
     <w:abstractNumId w:val="0"/>
   </w:num>
   <w:num w:numId="101" w16cid:durableId="1098677043">
-    <w:abstractNumId w:val="14"/>
+    <w:abstractNumId w:val="16"/>
   </w:num>
   <w:num w:numId="102" w16cid:durableId="1010251716">
-    <w:abstractNumId w:val="42"/>
+    <w:abstractNumId w:val="44"/>
   </w:num>
   <w:num w:numId="103" w16cid:durableId="444271763">
+    <w:abstractNumId w:val="38"/>
+  </w:num>
+  <w:num w:numId="104" w16cid:durableId="1843475187">
     <w:abstractNumId w:val="36"/>
   </w:num>
-  <w:num w:numId="104" w16cid:durableId="1843475187">
-    <w:abstractNumId w:val="34"/>
-  </w:num>
   <w:num w:numId="105" w16cid:durableId="902644677">
-    <w:abstractNumId w:val="73"/>
+    <w:abstractNumId w:val="75"/>
   </w:num>
   <w:num w:numId="106" w16cid:durableId="1383867247">
-    <w:abstractNumId w:val="45"/>
+    <w:abstractNumId w:val="47"/>
   </w:num>
   <w:num w:numId="107" w16cid:durableId="1653749969">
-    <w:abstractNumId w:val="17"/>
+    <w:abstractNumId w:val="19"/>
   </w:num>
   <w:num w:numId="108" w16cid:durableId="1949699719">
-    <w:abstractNumId w:val="122"/>
+    <w:abstractNumId w:val="124"/>
   </w:num>
   <w:num w:numId="109" w16cid:durableId="1362975086">
     <w:abstractNumId w:val="5"/>
   </w:num>
   <w:num w:numId="110" w16cid:durableId="963776508">
-    <w:abstractNumId w:val="100"/>
+    <w:abstractNumId w:val="102"/>
   </w:num>
   <w:num w:numId="111" w16cid:durableId="857693572">
-    <w:abstractNumId w:val="76"/>
+    <w:abstractNumId w:val="78"/>
   </w:num>
   <w:num w:numId="112" w16cid:durableId="270860497">
     <w:abstractNumId w:val="3"/>
   </w:num>
   <w:num w:numId="113" w16cid:durableId="1230309198">
-    <w:abstractNumId w:val="121"/>
+    <w:abstractNumId w:val="123"/>
   </w:num>
   <w:num w:numId="114" w16cid:durableId="604191870">
-    <w:abstractNumId w:val="128"/>
+    <w:abstractNumId w:val="130"/>
   </w:num>
   <w:num w:numId="115" w16cid:durableId="1427799085">
-    <w:abstractNumId w:val="47"/>
+    <w:abstractNumId w:val="49"/>
   </w:num>
   <w:num w:numId="116" w16cid:durableId="864056033">
-    <w:abstractNumId w:val="132"/>
+    <w:abstractNumId w:val="134"/>
   </w:num>
   <w:num w:numId="117" w16cid:durableId="357435458">
     <w:abstractNumId w:val="2"/>
   </w:num>
   <w:num w:numId="118" w16cid:durableId="1138374186">
-    <w:abstractNumId w:val="23"/>
+    <w:abstractNumId w:val="25"/>
   </w:num>
   <w:num w:numId="119" w16cid:durableId="489324104">
-    <w:abstractNumId w:val="81"/>
+    <w:abstractNumId w:val="83"/>
   </w:num>
   <w:num w:numId="120" w16cid:durableId="1860653994">
+    <w:abstractNumId w:val="117"/>
+  </w:num>
+  <w:num w:numId="121" w16cid:durableId="2039159524">
+    <w:abstractNumId w:val="111"/>
+  </w:num>
+  <w:num w:numId="122" w16cid:durableId="1839998329">
+    <w:abstractNumId w:val="91"/>
+  </w:num>
+  <w:num w:numId="123" w16cid:durableId="1467700900">
+    <w:abstractNumId w:val="18"/>
+  </w:num>
+  <w:num w:numId="124" w16cid:durableId="1489053590">
+    <w:abstractNumId w:val="68"/>
+  </w:num>
+  <w:num w:numId="125" w16cid:durableId="353386202">
+    <w:abstractNumId w:val="120"/>
+  </w:num>
+  <w:num w:numId="126" w16cid:durableId="1575700183">
+    <w:abstractNumId w:val="93"/>
+  </w:num>
+  <w:num w:numId="127" w16cid:durableId="1852915351">
     <w:abstractNumId w:val="115"/>
   </w:num>
-  <w:num w:numId="121" w16cid:durableId="2039159524">
-    <w:abstractNumId w:val="109"/>
+  <w:num w:numId="128" w16cid:durableId="194927329">
+    <w:abstractNumId w:val="65"/>
   </w:num>
-  <w:num w:numId="122" w16cid:durableId="1839998329">
-    <w:abstractNumId w:val="89"/>
+  <w:num w:numId="129" w16cid:durableId="1022785470">
+    <w:abstractNumId w:val="131"/>
   </w:num>
-  <w:num w:numId="123" w16cid:durableId="1467700900">
-    <w:abstractNumId w:val="16"/>
+  <w:num w:numId="130" w16cid:durableId="364251591">
+    <w:abstractNumId w:val="79"/>
   </w:num>
-  <w:num w:numId="124" w16cid:durableId="1489053590">
-    <w:abstractNumId w:val="66"/>
-  </w:num>
-  <w:num w:numId="125" w16cid:durableId="353386202">
-    <w:abstractNumId w:val="118"/>
-  </w:num>
-  <w:num w:numId="126" w16cid:durableId="1575700183">
-    <w:abstractNumId w:val="91"/>
-  </w:num>
-  <w:num w:numId="127" w16cid:durableId="1852915351">
+  <w:num w:numId="131" w16cid:durableId="1260723741">
     <w:abstractNumId w:val="113"/>
   </w:num>
-  <w:num w:numId="128" w16cid:durableId="194927329">
-    <w:abstractNumId w:val="63"/>
-  </w:num>
-  <w:num w:numId="129" w16cid:durableId="1022785470">
-    <w:abstractNumId w:val="129"/>
-  </w:num>
-  <w:num w:numId="130" w16cid:durableId="364251591">
-    <w:abstractNumId w:val="77"/>
-  </w:num>
-  <w:num w:numId="131" w16cid:durableId="1260723741">
-    <w:abstractNumId w:val="111"/>
-  </w:num>
   <w:num w:numId="132" w16cid:durableId="1119642506">
-    <w:abstractNumId w:val="131"/>
+    <w:abstractNumId w:val="133"/>
   </w:num>
   <w:num w:numId="133" w16cid:durableId="479462092">
-    <w:abstractNumId w:val="130"/>
+    <w:abstractNumId w:val="132"/>
   </w:num>
   <w:num w:numId="134" w16cid:durableId="1453793259">
-    <w:abstractNumId w:val="38"/>
+    <w:abstractNumId w:val="40"/>
+  </w:num>
+  <w:num w:numId="135" w16cid:durableId="556084733">
+    <w:abstractNumId w:val="7"/>
+  </w:num>
+  <w:num w:numId="136" w16cid:durableId="1803420491">
+    <w:abstractNumId w:val="11"/>
   </w:num>
 </w:numbering>
 </file>
@@ -31280,6 +32086,7 @@
   <w:style w:type="character" w:default="1" w:styleId="DefaultParagraphFont">
     <w:name w:val="Default Paragraph Font"/>
     <w:uiPriority w:val="1"/>
+    <w:semiHidden/>
     <w:unhideWhenUsed/>
   </w:style>
   <w:style w:type="table" w:default="1" w:styleId="TableNormal">
